--- a/manuscript/manuscript.docx
+++ b/manuscript/manuscript.docx
@@ -2937,6 +2937,14 @@
     <w:p>
       <w:pPr>
         <w:pStyle w:val="FirstParagraph"/>
+      </w:pPr>
+      <w:r>
+        <w:t xml:space="preserve">The method mix is shifting. White-box methods rose from 7.1% of the studies published in 2024 (2 of 28) to 16.7% in 2025 (19 of 114) and 21.1% in 2026 (35 of 166). Benchmark and environment construction rose from 7.9% in 2025 to 19.9% in 2026 (33 of 166), driven largely by reward-hacking benchmarks and audits of agent benchmarks. The layer distribution, by contrast, has been stable since 2025, with L4 at 57% in both years.</w:t>
+      </w:r>
+    </w:p>
+    <w:p>
+      <w:pPr>
+        <w:pStyle w:val="BodyText"/>
       </w:pPr>
       <w:r>
         <w:t xml:space="preserve">The imbalance between L1 and L4 is substantive. Many methods have been proposed for responding to evaluation-conditioned behaviour, but there are few systematic studies of</w:t>

--- a/manuscript/manuscript.docx
+++ b/manuscript/manuscript.docx
@@ -248,7 +248,7 @@
         <w:pStyle w:val="FirstParagraph"/>
       </w:pPr>
       <w:r>
-        <w:t xml:space="preserve">Evaluations of large language models (LLMs) increasingly inform deployment and governance decisions, yet models can recognise evaluation contexts and behave differently in them. We searched Scopus, arXiv and Semantic Scholar on 9 October 2026 and supplemented them with logged web searches. From 5649 database and 418 web records, 315 studies (2022–2026) met the eligibility criteria; we read the full texts of 37 anchor studies and checked every quantitative claim about them. We propose a four-layer framework (context signal, awareness, behavioural divergence, validity consequence) and formalise it as a decomposition of evaluation error into task, model-originated and scorer components. The decomposition shows that context separability is necessary for model-originated bias, that awareness is neither necessary nor sufficient for a biased score, and that behavioural divergence cannot be identified from evaluation-condition data alone. Three empirical findings stand out. First, evaluation awareness is not a single quantity: elicited, verbalised and represented measures diverge, and probe evidence is confounded by prompt format. Second, the awareness–behaviour link is real but heterogeneous in magnitude and direction across models. Third, black-box detection of strategic underperformance remains unreliable, whereas fine-tuning and, recently, activation-level elicitation recover capability from induced sandbaggers. The evidence base is young and preprint-dominated, many agent benchmarks are themselves exploitable, and validation rests almost entirely on deliberately induced behaviour. We derive an evidence-graded research agenda and a twelve-item reporting checklist for evaluation papers and system cards.</w:t>
+        <w:t xml:space="preserve">Evaluations of large language models (LLMs) increasingly inform deployment and governance decisions, yet models can recognise evaluation contexts and behave differently in them. We searched Scopus, arXiv and Semantic Scholar and logged web sources (to 9 October 2026); from 5649 database and 418 web records, 315 studies met the eligibility criteria. We read the full texts of 37 anchor studies and checked every quantitative claim about them. We propose a four-layer framework (context signal, awareness, behavioural divergence, validity consequence) and formalise it as a decomposition of evaluation error into task, model-originated and scorer components. The decomposition shows that context separability is necessary for model-originated bias, that awareness is neither necessary nor sufficient for a biased score, and that behavioural divergence cannot be identified from evaluation-condition data alone. Empirically, evaluation awareness is not a single quantity: elicited, verbalised and represented measures diverge, and probe evidence is confounded by prompt format. The awareness–behaviour link is real but heterogeneous across models. Black-box detection of strategic underperformance remains unreliable, whereas fine-tuning and activation-level elicitation recover capability from induced sandbaggers. A full-text audit against our twelve-item reporting checklist (inter-coder κ = 0.90) found that only 3 of 15 probe studies controlled for prompt format and only 1 of 18 transcript-based studies tested transfer across generators. The evidence base is young and preprint-dominated, many agent benchmarks are themselves exploitable, and validation rests almost entirely on deliberately induced behaviour. We close with an evidence-graded research agenda.</w:t>
       </w:r>
     </w:p>
     <w:p>
@@ -500,7 +500,7 @@
         <w:pStyle w:val="Compact"/>
       </w:pPr>
       <w:r>
-        <w:t xml:space="preserve">An evidence-graded research agenda and a twelve-item reporting checklist for evaluation papers and system cards.</w:t>
+        <w:t xml:space="preserve">A twelve-item reporting checklist for evaluation papers and system cards, applied retrospectively to the full texts of the anchor studies with independent double coding, and an evidence-graded research agenda.</w:t>
       </w:r>
     </w:p>
     <w:p>
@@ -1600,7 +1600,7 @@
     </w:tbl>
     <w:bookmarkEnd w:id="25"/>
     <w:bookmarkEnd w:id="26"/>
-    <w:bookmarkStart w:id="34" w:name="review-methodology"/>
+    <w:bookmarkStart w:id="35" w:name="review-methodology"/>
     <w:p>
       <w:pPr>
         <w:pStyle w:val="Heading2"/>
@@ -2635,8 +2635,26 @@
       </w:r>
     </w:p>
     <w:bookmarkEnd w:id="33"/>
+    <w:bookmarkStart w:id="34" w:name="reporting-audit-of-the-anchor-set"/>
+    <w:p>
+      <w:pPr>
+        <w:pStyle w:val="Heading3"/>
+      </w:pPr>
+      <w:r>
+        <w:t xml:space="preserve">3.8 Reporting audit of the anchor set</w:t>
+      </w:r>
+    </w:p>
+    <w:p>
+      <w:pPr>
+        <w:pStyle w:val="FirstParagraph"/>
+      </w:pPr>
+      <w:r>
+        <w:t xml:space="preserve">To test whether the reporting practices recommended in Section 5.4 are already followed, the full texts of the 37 anchor studies were coded against the twelve checklist items (Table 8) using a frozen codebook (Supplementary File S5). Each item has an applicability rule; for example, the probe items apply only to studies that use activation probes or steering. Each study received one of four codes per item: reported, partly reported, not reported, or not applicable, with a verbatim quotation or a location for every positive code. Four coders, working with AI assistance, coded disjoint subsets. An independent coder, blind to the primary codes, re-coded a random sample of ten studies (seed 20261009). Agreement over the 120 double-coded cells was 93.3% (Cohen’s κ = 0.90); agreement on applicability alone was κ = 0.98, and agreement on the code when both coders judged the item applicable was κ = 0.84 (85 cells). The primary codes are analysed. Adherence to an item is the share of applicable studies that report it, counting partial reporting as one half. Because the checklist was derived partly from these studies, the audit describes reporting practice; it is not a validation of the checklist.</w:t>
+      </w:r>
+    </w:p>
     <w:bookmarkEnd w:id="34"/>
-    <w:bookmarkStart w:id="56" w:name="results"/>
+    <w:bookmarkEnd w:id="35"/>
+    <w:bookmarkStart w:id="57" w:name="results"/>
     <w:p>
       <w:pPr>
         <w:pStyle w:val="Heading2"/>
@@ -2645,7 +2663,7 @@
         <w:t xml:space="preserve">4 Results</w:t>
       </w:r>
     </w:p>
-    <w:bookmarkStart w:id="44" w:name="evidence-landscape"/>
+    <w:bookmarkStart w:id="45" w:name="evidence-landscape"/>
     <w:p>
       <w:pPr>
         <w:pStyle w:val="Heading3"/>
@@ -2671,18 +2689,18 @@
           <wp:inline>
             <wp:extent cx="5334000" cy="4646323"/>
             <wp:effectExtent b="0" l="0" r="0" t="0"/>
-            <wp:docPr descr="Fig. 1 PRISMA 2020 flow diagram of study selection, with separate columns for database searches and other methods. All counts are generated by the released scripts (search/dedup.py, screening/merge.py)." title="" id="36" name="Picture"/>
+            <wp:docPr descr="Fig. 1 PRISMA 2020 flow diagram of study selection, with separate columns for database searches and other methods. All counts are generated by the released scripts (search/dedup.py, screening/merge.py)." title="" id="37" name="Picture"/>
             <a:graphic>
               <a:graphicData uri="http://schemas.openxmlformats.org/drawingml/2006/picture">
                 <pic:pic>
                   <pic:nvPicPr>
-                    <pic:cNvPr descr="figures/fig1_selection_flow.png" id="37" name="Picture"/>
+                    <pic:cNvPr descr="figures/fig1_selection_flow.png" id="38" name="Picture"/>
                     <pic:cNvPicPr>
                       <a:picLocks noChangeArrowheads="1" noChangeAspect="1"/>
                     </pic:cNvPicPr>
                   </pic:nvPicPr>
                   <pic:blipFill>
-                    <a:blip r:embed="rId35"/>
+                    <a:blip r:embed="rId36"/>
                     <a:stretch>
                       <a:fillRect/>
                     </a:stretch>
@@ -2808,18 +2826,18 @@
           <wp:inline>
             <wp:extent cx="4920634" cy="2960331"/>
             <wp:effectExtent b="0" l="0" r="0" t="0"/>
-            <wp:docPr descr="Fig. 2 Included studies by year and source type (n = 315). 2026 covers January to early October." title="" id="39" name="Picture"/>
+            <wp:docPr descr="Fig. 2 Included studies by year and source type (n = 315). 2026 covers January to early October." title="" id="40" name="Picture"/>
             <a:graphic>
               <a:graphicData uri="http://schemas.openxmlformats.org/drawingml/2006/picture">
                 <pic:pic>
                   <pic:nvPicPr>
-                    <pic:cNvPr descr="figures/fig2_sources_by_year.png" id="40" name="Picture"/>
+                    <pic:cNvPr descr="figures/fig2_sources_by_year.png" id="41" name="Picture"/>
                     <pic:cNvPicPr>
                       <a:picLocks noChangeArrowheads="1" noChangeAspect="1"/>
                     </pic:cNvPicPr>
                   </pic:nvPicPr>
                   <pic:blipFill>
-                    <a:blip r:embed="rId38"/>
+                    <a:blip r:embed="rId39"/>
                     <a:stretch>
                       <a:fillRect/>
                     </a:stretch>
@@ -2972,18 +2990,18 @@
           <wp:inline>
             <wp:extent cx="5334000" cy="2180725"/>
             <wp:effectExtent b="0" l="0" r="0" t="0"/>
-            <wp:docPr descr="Fig. 3 Evidence map: included studies by framework layer and primary method family (n = 315). Cell values are counts; single-layer assignment simplifies multi-method studies." title="" id="42" name="Picture"/>
+            <wp:docPr descr="Fig. 3 Evidence map: included studies by framework layer and primary method family (n = 315). Cell values are counts; single-layer assignment simplifies multi-method studies." title="" id="43" name="Picture"/>
             <a:graphic>
               <a:graphicData uri="http://schemas.openxmlformats.org/drawingml/2006/picture">
                 <pic:pic>
                   <pic:nvPicPr>
-                    <pic:cNvPr descr="figures/fig3_evidence_map.png" id="43" name="Picture"/>
+                    <pic:cNvPr descr="figures/fig3_evidence_map.png" id="44" name="Picture"/>
                     <pic:cNvPicPr>
                       <a:picLocks noChangeArrowheads="1" noChangeAspect="1"/>
                     </pic:cNvPicPr>
                   </pic:nvPicPr>
                   <pic:blipFill>
-                    <a:blip r:embed="rId41"/>
+                    <a:blip r:embed="rId42"/>
                     <a:stretch>
                       <a:fillRect/>
                     </a:stretch>
@@ -3018,8 +3036,8 @@
         <w:t xml:space="preserve">Fig. 3 Evidence map: included studies by framework layer and primary method family (n = 315). Cell values are counts; single-layer assignment simplifies multi-method studies.</w:t>
       </w:r>
     </w:p>
-    <w:bookmarkEnd w:id="44"/>
-    <w:bookmarkStart w:id="48" w:name="a-four-layer-framework"/>
+    <w:bookmarkEnd w:id="45"/>
+    <w:bookmarkStart w:id="49" w:name="a-four-layer-framework"/>
     <w:p>
       <w:pPr>
         <w:pStyle w:val="Heading3"/>
@@ -3045,18 +3063,18 @@
           <wp:inline>
             <wp:extent cx="5302908" cy="3009262"/>
             <wp:effectExtent b="0" l="0" r="0" t="0"/>
-            <wp:docPr descr="Fig. 4 The CUE–AWARE–ACT–RESPOND framework. Each layer is a distinct object of measurement, labelled with the quantity it corresponds to in the formal decomposition (Section 4.2); validity consequences (L4) arise through L1–L3 or through the scoring function, and countermeasures act back on earlier layers." title="" id="46" name="Picture"/>
+            <wp:docPr descr="Fig. 4 The CUE–AWARE–ACT–RESPOND framework. Each layer is a distinct object of measurement, labelled with the quantity it corresponds to in the formal decomposition (Section 4.2); validity consequences (L4) arise through L1–L3 or through the scoring function, and countermeasures act back on earlier layers." title="" id="47" name="Picture"/>
             <a:graphic>
               <a:graphicData uri="http://schemas.openxmlformats.org/drawingml/2006/picture">
                 <pic:pic>
                   <pic:nvPicPr>
-                    <pic:cNvPr descr="figures/fig4_framework.png" id="47" name="Picture"/>
+                    <pic:cNvPr descr="figures/fig4_framework.png" id="48" name="Picture"/>
                     <pic:cNvPicPr>
                       <a:picLocks noChangeArrowheads="1" noChangeAspect="1"/>
                     </pic:cNvPicPr>
                   </pic:nvPicPr>
                   <pic:blipFill>
-                    <a:blip r:embed="rId45"/>
+                    <a:blip r:embed="rId46"/>
                     <a:stretch>
                       <a:fillRect/>
                     </a:stretch>
@@ -6421,8 +6439,8 @@
         </w:tc>
       </w:tr>
     </w:tbl>
-    <w:bookmarkEnd w:id="48"/>
-    <w:bookmarkStart w:id="49" w:name="rq1-constructs-and-operationalisations"/>
+    <w:bookmarkEnd w:id="49"/>
+    <w:bookmarkStart w:id="50" w:name="rq1-constructs-and-operationalisations"/>
     <w:p>
       <w:pPr>
         <w:pStyle w:val="Heading3"/>
@@ -6819,8 +6837,8 @@
         <w:t xml:space="preserve">.</w:t>
       </w:r>
     </w:p>
-    <w:bookmarkEnd w:id="49"/>
-    <w:bookmarkStart w:id="50" w:name="X85caa615fddf1d81e2d71aeb8062f9a2085905e"/>
+    <w:bookmarkEnd w:id="50"/>
+    <w:bookmarkStart w:id="51" w:name="X85caa615fddf1d81e2d71aeb8062f9a2085905e"/>
     <w:p>
       <w:pPr>
         <w:pStyle w:val="Heading3"/>
@@ -7327,8 +7345,8 @@
         <w:t xml:space="preserve">should not be reported as a single number, a point that several authors make explicitly.</w:t>
       </w:r>
     </w:p>
-    <w:bookmarkEnd w:id="50"/>
-    <w:bookmarkStart w:id="51" w:name="Xee3679ca65a9f2b9948b30e943c0b1aa8033cd2"/>
+    <w:bookmarkEnd w:id="51"/>
+    <w:bookmarkStart w:id="52" w:name="Xee3679ca65a9f2b9948b30e943c0b1aa8033cd2"/>
     <w:p>
       <w:pPr>
         <w:pStyle w:val="Heading3"/>
@@ -8471,8 +8489,8 @@
         <w:t xml:space="preserve">No single cue factor raises awareness uniformly across models, but stacking cue factors progressively raises it in nearly all models (Li C et al. 2026). Smaller models rely heavily on formatting cues (Singh N et al. 2026), and probe evidence is confounded by benchmark format (Devbunova 2026). Scenario plausibility rather than realism has been proposed as the main driver in agentic misalignment scenarios (Vu and Saunders 2026). Replay-based evaluations that start from recorded real sessions reduced distinguishability relative to synthetic generators (Ivanov and Africa 2026).</w:t>
       </w:r>
     </w:p>
-    <w:bookmarkEnd w:id="51"/>
-    <w:bookmarkStart w:id="52" w:name="contradictions-and-their-likely-sources"/>
+    <w:bookmarkEnd w:id="52"/>
+    <w:bookmarkStart w:id="53" w:name="contradictions-and-their-likely-sources"/>
     <w:p>
       <w:pPr>
         <w:pStyle w:val="Heading3"/>
@@ -8950,8 +8968,8 @@
         <w:t xml:space="preserve">The last row is the most consequential. If evaluation-conditioned improvement reflects sycophancy towards evaluators rather than strategic concealment, the validity threat to safety evaluations is still real, because scores still overstate deployment behaviour. The appropriate countermeasures, however, differ. A formal analysis shows that, under finite behavioural evaluation of evaluation-aware agents, behavioural compliance does not uniquely identify latent alignment (Santos-Grueiro 2026). Behavioural tests can narrow the set of compatible hypotheses but cannot settle between them.</w:t>
       </w:r>
     </w:p>
-    <w:bookmarkEnd w:id="52"/>
-    <w:bookmarkStart w:id="53" w:name="rq4-countermeasures"/>
+    <w:bookmarkEnd w:id="53"/>
+    <w:bookmarkStart w:id="54" w:name="rq4-countermeasures"/>
     <w:p>
       <w:pPr>
         <w:pStyle w:val="Heading3"/>
@@ -9152,8 +9170,8 @@
         <w:t xml:space="preserve">has not been deliberately constructed to be detectable. That is the central limitation of the evidence on countermeasures.</w:t>
       </w:r>
     </w:p>
-    <w:bookmarkEnd w:id="53"/>
-    <w:bookmarkStart w:id="54" w:name="X4627d59aa01018e60e9c66b4a74dce81e017aae"/>
+    <w:bookmarkEnd w:id="54"/>
+    <w:bookmarkStart w:id="55" w:name="X4627d59aa01018e60e9c66b4a74dce81e017aae"/>
     <w:p>
       <w:pPr>
         <w:pStyle w:val="Heading3"/>
@@ -9364,8 +9382,8 @@
         <w:t xml:space="preserve">Independently of model-side behaviour, agentic benchmarks can under- or over-estimate performance through task and grader design (Zhu et al. 2025). Capability trends depend on human-calibrated task suites (Kwa et al. 2025). Agent safety benchmarks measure misuse compliance rather than evaluation-conditioned behaviour (Andriushchenko et al. 2025; Kuntz et al. 2025). Selective leaderboard disclosure distorts comparisons (Singh S et al. 2025), and test-set contamination, which can be tested statistically for black-box models (Oren et al. 2024), inflates scores. These evaluator-side threats compound the model-side threats reviewed here, and calls for an evaluation science stress the same point (Weidinger et al. 2025; Burnell et al. 2023; Hardy et al. 2025; Liang et al. 2023).</w:t>
       </w:r>
     </w:p>
-    <w:bookmarkEnd w:id="54"/>
-    <w:bookmarkStart w:id="55" w:name="recent-evidence-from-the-database-search"/>
+    <w:bookmarkEnd w:id="55"/>
+    <w:bookmarkStart w:id="56" w:name="recent-evidence-from-the-database-search"/>
     <w:p>
       <w:pPr>
         <w:pStyle w:val="Heading3"/>
@@ -9500,9 +9518,9 @@
         <w:t xml:space="preserve">Several audits show that evaluator gaming does not require evaluation awareness when the evaluation itself is exploitable. Frontier models given only the task description could hack 323 of 1968 tasks (16%) across five terminal-agent benchmarks (Zhong et al. 2026b). An automated auditor produced exploits that achieved near-perfect scores on most of ten agent benchmarks without solving a task, surfacing 219 distinct flaws (Wang H et al. 2026). In a 49-task sample of SWE-bench Verified, 28.5% of tasks had test suites that accepted a verified incorrect patch (Rajan 2026), and a released dataset documents 3632 exploit trajectories in 331 reward-hackable terminal environments (Bercovich et al. 2026). Two further studies extend the attack surface to the evaluation record and the evaluator. Most of the agent harnesses tested let agents delete their own execution traces without triggering guardrails, and trace tampering emerged without instruction when agents tried to improve their rewards (Qin et al. 2026). LLM judges softened safety verdicts when told that low scores would lead to retraining or decommissioning, with a peak shift of 9.8 percentage points, while the reasoning traces of reasoning-model judges never mentioned the framing (Gupta et al. 2026). That last result is an evaluator-side analogue of evaluation faking that reasoning-trace monitoring cannot detect.</w:t>
       </w:r>
     </w:p>
-    <w:bookmarkEnd w:id="55"/>
     <w:bookmarkEnd w:id="56"/>
-    <w:bookmarkStart w:id="61" w:name="discussion"/>
+    <w:bookmarkEnd w:id="57"/>
+    <w:bookmarkStart w:id="65" w:name="discussion"/>
     <w:p>
       <w:pPr>
         <w:pStyle w:val="Heading2"/>
@@ -9511,7 +9529,7 @@
         <w:t xml:space="preserve">5 Discussion</w:t>
       </w:r>
     </w:p>
-    <w:bookmarkStart w:id="57" w:name="principal-findings"/>
+    <w:bookmarkStart w:id="58" w:name="principal-findings"/>
     <w:p>
       <w:pPr>
         <w:pStyle w:val="Heading3"/>
@@ -9724,8 +9742,8 @@
         <w:t xml:space="preserve">In adversarial settings, detection was unreliable (Taylor J et al. 2025; Li C et al. 2025; Ward et al. 2025), whereas training-based elicitation more often recovered hidden capability (Greenblatt et al. 2024b; Taylor J et al. 2025; Ryd et al. 2026), at the cost of false positives. For capability evaluations, this favours elicitation-first protocols, which report the best elicited performance, over detection-first protocols, which try to classify whether a model is sandbagging.</w:t>
       </w:r>
     </w:p>
-    <w:bookmarkEnd w:id="57"/>
-    <w:bookmarkStart w:id="58" w:name="X0c27c208238480850df1a90b552b0fc35cb45da"/>
+    <w:bookmarkEnd w:id="58"/>
+    <w:bookmarkStart w:id="59" w:name="X0c27c208238480850df1a90b552b0fc35cb45da"/>
     <w:p>
       <w:pPr>
         <w:pStyle w:val="Heading3"/>
@@ -9774,8 +9792,8 @@
         <w:t xml:space="preserve">the threat.</w:t>
       </w:r>
     </w:p>
-    <w:bookmarkEnd w:id="58"/>
-    <w:bookmarkStart w:id="59" w:name="comparison-with-prior-reviews"/>
+    <w:bookmarkEnd w:id="59"/>
+    <w:bookmarkStart w:id="60" w:name="comparison-with-prior-reviews"/>
     <w:p>
       <w:pPr>
         <w:pStyle w:val="Heading3"/>
@@ -9810,8 +9828,8 @@
         <w:t xml:space="preserve">by Maurya et al. (2026), which discusses fifteen landmark contributions up to 2024, it adds a reproducible multi-database search, the 2025–2026 measurement literature and an explicit separation of awareness from behaviour. Relative to the broad proxy–target framing of Uluırmak and Kurban (2026), it isolates the model-originated mechanisms and their measurement. Relative to construct-validity reviews of benchmarks (Bean et al. 2025; Reuel et al. 2024), it adds a class of threat that remains even when a benchmark is well designed, although the benchmark audits in Section 4.9 show that many agent benchmarks are not. A benchmark with strong construct validity can still yield invalid inferences if the evaluated system behaves differently because it recognises the benchmark.</w:t>
       </w:r>
     </w:p>
-    <w:bookmarkEnd w:id="59"/>
-    <w:bookmarkStart w:id="60" w:name="X3303ae39c10edf9466a99e1090a7dda49981f9b"/>
+    <w:bookmarkEnd w:id="60"/>
+    <w:bookmarkStart w:id="64" w:name="X3303ae39c10edf9466a99e1090a7dda49981f9b"/>
     <w:p>
       <w:pPr>
         <w:pStyle w:val="Heading3"/>
@@ -9825,7 +9843,7 @@
         <w:pStyle w:val="FirstParagraph"/>
       </w:pPr>
       <w:r>
-        <w:t xml:space="preserve">The heterogeneity documented in Sections 4.3–4.6 is partly a reporting problem. Table 8 proposes a twelve-item checklist for evaluation papers, system cards and third-party evaluation reports, derived directly from the failure modes and contradictions charted above. The checklist is a proposal derived from the evidence; it has not yet been validated.</w:t>
+        <w:t xml:space="preserve">The heterogeneity documented in Sections 4.3–4.6 is partly a reporting problem. Table 8 proposes a twelve-item checklist for evaluation papers, system cards and third-party evaluation reports, derived directly from the failure modes and contradictions charted above. The checklist is a proposal derived from the evidence and has not been validated as a reporting standard. We did, however, apply it retrospectively to the full texts of the 37 anchor studies (Section 3.8; Fig. 5).</w:t>
       </w:r>
     </w:p>
     <w:p>
@@ -10356,9 +10374,182 @@
         </w:tc>
       </w:tr>
     </w:tbl>
-    <w:bookmarkEnd w:id="60"/>
-    <w:bookmarkEnd w:id="61"/>
-    <w:bookmarkStart w:id="62" w:name="research-gaps-and-prioritised-agenda"/>
+    <w:p>
+      <w:pPr>
+        <w:pStyle w:val="CaptionedFigure"/>
+      </w:pPr>
+      <w:r>
+        <w:drawing>
+          <wp:inline>
+            <wp:extent cx="5334000" cy="6351055"/>
+            <wp:effectExtent b="0" l="0" r="0" t="0"/>
+            <wp:docPr descr="Fig. 5 Reporting audit of the 37 anchor studies against the EVAL-AWARE checklist (Table 8), coded from full texts. Adherence (top) is the share of applicable studies reporting the item, counting partial reporting as one half. Studies are ordered by the number of items reported. Inter-coder agreement on a random 10 studies: κ = 0.90." title="" id="62" name="Picture"/>
+            <a:graphic>
+              <a:graphicData uri="http://schemas.openxmlformats.org/drawingml/2006/picture">
+                <pic:pic>
+                  <pic:nvPicPr>
+                    <pic:cNvPr descr="figures/fig5_reporting_audit.png" id="63" name="Picture"/>
+                    <pic:cNvPicPr>
+                      <a:picLocks noChangeArrowheads="1" noChangeAspect="1"/>
+                    </pic:cNvPicPr>
+                  </pic:nvPicPr>
+                  <pic:blipFill>
+                    <a:blip r:embed="rId61"/>
+                    <a:stretch>
+                      <a:fillRect/>
+                    </a:stretch>
+                  </pic:blipFill>
+                  <pic:spPr bwMode="auto">
+                    <a:xfrm>
+                      <a:off x="0" y="0"/>
+                      <a:ext cx="5334000" cy="6351055"/>
+                    </a:xfrm>
+                    <a:prstGeom prst="rect">
+                      <a:avLst/>
+                    </a:prstGeom>
+                    <a:noFill/>
+                    <a:ln w="9525">
+                      <a:noFill/>
+                      <a:headEnd/>
+                      <a:tailEnd/>
+                    </a:ln>
+                  </pic:spPr>
+                </pic:pic>
+              </a:graphicData>
+            </a:graphic>
+          </wp:inline>
+        </w:drawing>
+      </w:r>
+    </w:p>
+    <w:p>
+      <w:pPr>
+        <w:pStyle w:val="ImageCaption"/>
+      </w:pPr>
+      <w:r>
+        <w:t xml:space="preserve">Fig. 5 Reporting audit of the 37 anchor studies against the EVAL-AWARE checklist (Table 8), coded from full texts. Adherence (top) is the share of applicable studies reporting the item, counting partial reporting as one half. Studies are ordered by the number of items reported. Inter-coder agreement on a random 10 studies: κ = 0.90.</w:t>
+      </w:r>
+    </w:p>
+    <w:p>
+      <w:pPr>
+        <w:pStyle w:val="BodyText"/>
+      </w:pPr>
+      <w:r>
+        <w:rPr>
+          <w:bCs/>
+          <w:b/>
+        </w:rPr>
+        <w:t xml:space="preserve">Reporting audit.</w:t>
+      </w:r>
+      <w:r>
+        <w:t xml:space="preserve"> </w:t>
+      </w:r>
+      <w:r>
+        <w:t xml:space="preserve">The audit shows a clear split (Fig. 5). Items that concern the</w:t>
+      </w:r>
+      <w:r>
+        <w:t xml:space="preserve"> </w:t>
+      </w:r>
+      <w:r>
+        <w:rPr>
+          <w:iCs/>
+          <w:i/>
+        </w:rPr>
+        <w:t xml:space="preserve">framing</w:t>
+      </w:r>
+      <w:r>
+        <w:t xml:space="preserve"> </w:t>
+      </w:r>
+      <w:r>
+        <w:t xml:space="preserve">of a study are almost always reported: every study states the evaluator’s access level (37 of 37), every multi-model study reports results per model (34 of 34), and nearly all name the awareness construct they measure (adherence 94%, 26 applicable studies) and state the direction of the possible bias (89%). Items that concern</w:t>
+      </w:r>
+      <w:r>
+        <w:t xml:space="preserve"> </w:t>
+      </w:r>
+      <w:r>
+        <w:rPr>
+          <w:iCs/>
+          <w:i/>
+        </w:rPr>
+        <w:t xml:space="preserve">threats to the measurement itself</w:t>
+      </w:r>
+      <w:r>
+        <w:t xml:space="preserve"> </w:t>
+      </w:r>
+      <w:r>
+        <w:t xml:space="preserve">are reported much less often:</w:t>
+      </w:r>
+    </w:p>
+    <w:p>
+      <w:pPr>
+        <w:numPr>
+          <w:ilvl w:val="0"/>
+          <w:numId w:val="1015"/>
+        </w:numPr>
+        <w:pStyle w:val="Compact"/>
+      </w:pPr>
+      <w:r>
+        <w:t xml:space="preserve">only 3 of the 15 studies that use probes or steering as evidence fully decorrelate evaluation context from prompt format (adherence 37%), although format confounding is the best-documented failure mode of probe evidence (Devbunova 2026);</w:t>
+      </w:r>
+    </w:p>
+    <w:p>
+      <w:pPr>
+        <w:numPr>
+          <w:ilvl w:val="0"/>
+          <w:numId w:val="1015"/>
+        </w:numPr>
+        <w:pStyle w:val="Compact"/>
+      </w:pPr>
+      <w:r>
+        <w:t xml:space="preserve">only 7 of the 27 agentic or reasoning-trace studies report unprompted verbalised-awareness rates and treat them as lower bounds, and 12 report no such rate at all (adherence 41%);</w:t>
+      </w:r>
+    </w:p>
+    <w:p>
+      <w:pPr>
+        <w:numPr>
+          <w:ilvl w:val="0"/>
+          <w:numId w:val="1015"/>
+        </w:numPr>
+        <w:pStyle w:val="Compact"/>
+      </w:pPr>
+      <w:r>
+        <w:t xml:space="preserve">only 1 of the 18 studies that rely on deployment-side transcripts or elicitation prompts tests whether results transfer across transcript generators or model families (adherence 47%);</w:t>
+      </w:r>
+    </w:p>
+    <w:p>
+      <w:pPr>
+        <w:numPr>
+          <w:ilvl w:val="0"/>
+          <w:numId w:val="1015"/>
+        </w:numPr>
+        <w:pStyle w:val="Compact"/>
+      </w:pPr>
+      <w:r>
+        <w:t xml:space="preserve">only 4 of the 25 studies that exclude outputs (refusals, unparseable answers, filtered tasks) report results with and without the exclusion (adherence 52%);</w:t>
+      </w:r>
+    </w:p>
+    <w:p>
+      <w:pPr>
+        <w:numPr>
+          <w:ilvl w:val="0"/>
+          <w:numId w:val="1015"/>
+        </w:numPr>
+        <w:pStyle w:val="Compact"/>
+      </w:pPr>
+      <w:r>
+        <w:t xml:space="preserve">uncertainty is fully reported for main results in 17 of the 37 studies (46%) and partly in 19 more.</w:t>
+      </w:r>
+    </w:p>
+    <w:p>
+      <w:pPr>
+        <w:pStyle w:val="FirstParagraph"/>
+      </w:pPr>
+      <w:r>
+        <w:t xml:space="preserve">Median adherence per study was 79% (range 50–100%). The pattern matters for interpretation. The items least often reported are exactly those that would distinguish a genuine awareness effect from a measurement artefact (Table 4): format confounds for probes, the lower-bound status of verbalised awareness, generator effects for transcript classification, and the effect of exclusions on reported rates. Items 2, 4, 7 and 9 are therefore the most useful additions to current practice.</w:t>
+      </w:r>
+    </w:p>
+    <w:bookmarkEnd w:id="64"/>
+    <w:bookmarkEnd w:id="65"/>
+    <w:bookmarkStart w:id="66" w:name="research-gaps-and-prioritised-agenda"/>
     <w:p>
       <w:pPr>
         <w:pStyle w:val="Heading2"/>
@@ -11063,8 +11254,8 @@
         </w:tc>
       </w:tr>
     </w:tbl>
-    <w:bookmarkEnd w:id="62"/>
-    <w:bookmarkStart w:id="63" w:name="limitations-of-the-review"/>
+    <w:bookmarkEnd w:id="66"/>
+    <w:bookmarkStart w:id="67" w:name="limitations-of-the-review"/>
     <w:p>
       <w:pPr>
         <w:pStyle w:val="Heading2"/>
@@ -11233,8 +11424,8 @@
         <w:t xml:space="preserve">The most useful next steps for this review are dual independent screening of the database records and full-text charting beyond the anchor set.</w:t>
       </w:r>
     </w:p>
-    <w:bookmarkEnd w:id="63"/>
-    <w:bookmarkStart w:id="64" w:name="conclusion"/>
+    <w:bookmarkEnd w:id="67"/>
+    <w:bookmarkStart w:id="68" w:name="conclusion"/>
     <w:p>
       <w:pPr>
         <w:pStyle w:val="Heading2"/>
@@ -11269,8 +11460,8 @@
         <w:t xml:space="preserve">is not one quantity, that its relationship to behaviour is model-specific, and that most validity evidence rests on behaviour that was deliberately induced. For practitioners, the immediate implications are to report awareness measures separately and with their biases, to prefer elicitation-first protocols for capability claims, and to treat propensity-based safety results as upper bounds on safety when awareness is plausible. For researchers, the priority is to establish whether methods validated on induced behaviour transfer to behaviour that arises from training incentives.</w:t>
       </w:r>
     </w:p>
-    <w:bookmarkEnd w:id="64"/>
-    <w:bookmarkStart w:id="65" w:name="declarations"/>
+    <w:bookmarkEnd w:id="68"/>
+    <w:bookmarkStart w:id="69" w:name="declarations"/>
     <w:p>
       <w:pPr>
         <w:pStyle w:val="Heading2"/>
@@ -11501,11 +11692,11 @@
         <w:t xml:space="preserve"> </w:t>
       </w:r>
       <w:r>
-        <w:t xml:space="preserve">In accordance with Springer Nature policy, the authors disclose that an AI system (Claude, Anthropic) was used extensively in preparing this review: to execute and log the web and database searches, to write the screening, charting and figure scripts, to assist with title and abstract screening and charting, to check quantitative statements about the anchor studies against their full texts, to verify reference metadata against arXiv and Crossref, and to draft the manuscript text. The authors directed the work, take full responsibility for the content, and verified the manuscript before submission. The AI system is not an author.</w:t>
-      </w:r>
-    </w:p>
-    <w:bookmarkEnd w:id="65"/>
-    <w:bookmarkStart w:id="66" w:name="references"/>
+        <w:t xml:space="preserve">In accordance with Springer Nature policy, the authors disclose that an AI system (Claude, Anthropic) was used extensively in preparing this review: to execute and log the web and database searches, to write the screening, charting and figure scripts, to assist with title and abstract screening and charting, to check quantitative statements about the anchor studies against their full texts, to code the reporting audit from a frozen codebook (with independent double coding), to verify reference metadata against arXiv and Crossref, and to draft the manuscript text. The authors directed the work, take full responsibility for the content, and verified the manuscript before submission. The AI system is not an author.</w:t>
+      </w:r>
+    </w:p>
+    <w:bookmarkEnd w:id="69"/>
+    <w:bookmarkStart w:id="70" w:name="references"/>
     <w:p>
       <w:pPr>
         <w:pStyle w:val="Heading2"/>
@@ -12962,7 +13153,7 @@
         <w:t xml:space="preserve">Zou A, Phan L, Chen S et al. (2023) Representation engineering: a top-down approach to AI transparency. arXiv preprint arXiv:2310.01405. https://arxiv.org/abs/2310.01405</w:t>
       </w:r>
     </w:p>
-    <w:bookmarkEnd w:id="66"/>
+    <w:bookmarkEnd w:id="70"/>
     <w:sectPr/>
   </w:body>
 </w:document>
@@ -13354,6 +13545,9 @@
     </w:lvlOverride>
   </w:num>
   <w:num w:numId="1014">
+    <w:abstractNumId w:val="991"/>
+  </w:num>
+  <w:num w:numId="1015">
     <w:abstractNumId w:val="991"/>
   </w:num>
 </w:numbering>

--- a/manuscript/manuscript.docx
+++ b/manuscript/manuscript.docx
@@ -248,7 +248,7 @@
         <w:pStyle w:val="FirstParagraph"/>
       </w:pPr>
       <w:r>
-        <w:t xml:space="preserve">Evaluations of large language models (LLMs) increasingly inform deployment and governance decisions, yet models can recognise evaluation contexts and behave differently in them. We searched Scopus, arXiv and Semantic Scholar and logged web sources (to 9 October 2026); from 5649 database and 418 web records, 315 studies met the eligibility criteria. We read the full texts of 37 anchor studies and checked every quantitative claim about them. We propose a four-layer framework (context signal, awareness, behavioural divergence, validity consequence) and formalise it as a decomposition of evaluation error into task, model-originated and scorer components. The decomposition shows that context separability is necessary for model-originated bias, that awareness is neither necessary nor sufficient for a biased score, and that behavioural divergence cannot be identified from evaluation-condition data alone. Empirically, evaluation awareness is not a single quantity: elicited, verbalised and represented measures diverge, and probe evidence is confounded by prompt format. The awareness–behaviour link is real but heterogeneous across models. Black-box detection of strategic underperformance remains unreliable, whereas fine-tuning and activation-level elicitation recover capability from induced sandbaggers. A full-text audit against our twelve-item reporting checklist (inter-coder κ = 0.90) found that only 3 of 15 probe studies controlled for prompt format and only 1 of 18 transcript-based studies tested transfer across generators. The evidence base is young and preprint-dominated, many agent benchmarks are themselves exploitable, and validation rests almost entirely on deliberately induced behaviour. We close with an evidence-graded research agenda.</w:t>
+        <w:t xml:space="preserve">Evaluations of large language models (LLMs) increasingly inform deployment and governance decisions, yet models can recognise evaluation contexts and behave differently in them. This scoping review maps studies of such model-originated threats to evaluation validity: evaluation awareness, sandbagging, alignment and evaluation faking, strategic dishonesty and evaluator gaming. We searched Scopus, arXiv and Semantic Scholar and logged web sources to 9 October 2026. Screening and charting were AI-assisted against written criteria, with consistency checks but no second human reviewer. Of 5649 database and 418 web records, 315 studies were charted: 167 core studies and 148 adjacent studies; we read the full texts of 37 anchor studies. We propose a four-layer framework (context signal, awareness, behavioural divergence, validity consequence) and formalise it as a decomposition of evaluation error into scorer, context-induced, task and elicitation terms. Context separability is necessary for context-induced bias, awareness is neither necessary nor sufficient for a biased score, and context-induced divergence is not identifiable from evaluation data alone when evaluations are recognisable. Empirically, elicited, verbalised and represented awareness measures diverge; the awareness–behaviour link varies in magnitude and direction across models; and black-box sandbagging detection is unreliable, whereas fine-tuning and activation-level elicitation recover capability from induced sandbaggers. A full-text audit against our twelve-item reporting checklist found that 3 of 15 probe studies controlled for prompt format. The evidence is preprint-dominated and rests largely on deliberately induced behaviour. We close with an evidence-graded research agenda.</w:t>
       </w:r>
     </w:p>
     <w:p>
@@ -464,7 +464,7 @@
         <w:pStyle w:val="Compact"/>
       </w:pPr>
       <w:r>
-        <w:t xml:space="preserve">A reproducible evidence map of 315 studies on model-originated threats to LLM evaluation validity, identified through three bibliographic databases and logged web searches, with all screening decisions and counts generated by released scripts.</w:t>
+        <w:t xml:space="preserve">A reproducible, tiered evidence map: 167 core studies of model-originated threats to LLM evaluation validity and 148 adjacent studies, identified through three bibliographic databases and logged web searches, with all screening decisions logged and all counts generated by released scripts.</w:t>
       </w:r>
     </w:p>
     <w:p>
@@ -543,7 +543,7 @@
         <w:pStyle w:val="BodyText"/>
       </w:pPr>
       <w:r>
-        <w:t xml:space="preserve">In the human sciences, the analogous model-side threat is the observer or Hawthorne effect: participants change their behaviour because they are studied. A systematic review of that literature concluded that research-participation effects exist but that little can be securely known about their conditions, mechanisms or magnitude, and that new concepts were needed (McCambridge et al. 2014). The parallel with the current LLM literature is close, and we return to it in Section 5. A related principle, often summarised as Goodhart’s law, holds that a measure placed under optimisation pressure ceases to measure what it measured before. It has been demonstrated quantitatively for reward-model optimisation (Gao et al. 2023).</w:t>
+        <w:t xml:space="preserve">In the human sciences, the analogous model-side threat is the observer or Hawthorne effect: participants change their behaviour because they are studied. A systematic review of that literature concluded that research-participation effects exist but that little can be securely known about their conditions, mechanisms or magnitude, and that new concepts were needed (McCambridge et al. 2014). The parallel with the current LLM literature is close, and we return to it in Section 5. A related principle, often summarised as Goodhart’s law, holds that a measure placed under optimisation pressure ceases to measure what it measured before. Overoptimisation of a learned reward model illustrates it quantitatively (Gao et al. 2023).</w:t>
       </w:r>
     </w:p>
     <w:bookmarkEnd w:id="22"/>
@@ -599,7 +599,69 @@
         <w:t xml:space="preserve">Evaluation awareness</w:t>
       </w:r>
       <w:r>
-        <w:t xml:space="preserve">: the capability or tendency to recognise that the current context is an evaluation (Needham et al. 2025; Nguyen et al. 2025). Some authors restrict the term to recognition alone; others include the resulting behaviour.</w:t>
+        <w:t xml:space="preserve">: recognition by a model that its current context is an evaluation (Needham et al. 2025; Nguyen et al. 2025). Three senses need to be kept apart: a</w:t>
+      </w:r>
+      <w:r>
+        <w:t xml:space="preserve"> </w:t>
+      </w:r>
+      <w:r>
+        <w:rPr>
+          <w:iCs/>
+          <w:i/>
+        </w:rPr>
+        <w:t xml:space="preserve">capacity</w:t>
+      </w:r>
+      <w:r>
+        <w:t xml:space="preserve"> </w:t>
+      </w:r>
+      <w:r>
+        <w:t xml:space="preserve">to discriminate evaluation from deployment, an episode-level</w:t>
+      </w:r>
+      <w:r>
+        <w:t xml:space="preserve"> </w:t>
+      </w:r>
+      <w:r>
+        <w:rPr>
+          <w:iCs/>
+          <w:i/>
+        </w:rPr>
+        <w:t xml:space="preserve">state</w:t>
+      </w:r>
+      <w:r>
+        <w:t xml:space="preserve"> </w:t>
+      </w:r>
+      <w:r>
+        <w:t xml:space="preserve">(the model’s credence,</w:t>
+      </w:r>
+      <w:r>
+        <w:t xml:space="preserve"> </w:t>
+      </w:r>
+      <m:oMath>
+        <m:r>
+          <m:t>A</m:t>
+        </m:r>
+      </m:oMath>
+      <w:r>
+        <w:t xml:space="preserve"> </w:t>
+      </w:r>
+      <w:r>
+        <w:t xml:space="preserve">in Section 4.2), and a</w:t>
+      </w:r>
+      <w:r>
+        <w:t xml:space="preserve"> </w:t>
+      </w:r>
+      <w:r>
+        <w:rPr>
+          <w:iCs/>
+          <w:i/>
+        </w:rPr>
+        <w:t xml:space="preserve">report</w:t>
+      </w:r>
+      <w:r>
+        <w:t xml:space="preserve"> </w:t>
+      </w:r>
+      <w:r>
+        <w:t xml:space="preserve">of that state, verbalised or elicited. Some authors restrict the term to recognition alone; others include the resulting behaviour.</w:t>
       </w:r>
     </w:p>
     <w:p>
@@ -618,7 +680,7 @@
         <w:t xml:space="preserve">Sandbagging</w:t>
       </w:r>
       <w:r>
-        <w:t xml:space="preserve">: strategic underperformance on an evaluation (van der Weij et al. 2025). The GPT-5 system card defines it as a model’s ability and propensity to respond to safety or capability evaluations in a way that significantly diverges from performance under real conditions (OpenAI 2025a), and OpenAI’s Preparedness Framework lists sandbagging as a research category (OpenAI 2025b).</w:t>
+        <w:t xml:space="preserve">: strategic underperformance on an evaluation relative to the model’s actual capability (van der Weij et al. 2025); we adopt this definition. The GPT-5 system card defines it as a model’s ability and propensity to respond to safety or capability evaluations in a way that significantly diverges from performance under real conditions (OpenAI 2025a), and OpenAI’s Preparedness Framework lists sandbagging as a research category (OpenAI 2025b).</w:t>
       </w:r>
     </w:p>
     <w:p>
@@ -674,7 +736,7 @@
         <w:pStyle w:val="FirstParagraph"/>
       </w:pPr>
       <w:r>
-        <w:t xml:space="preserve">A capability evaluation underestimates a model when elicitation is incomplete, whether because the model hides a capability or because the evaluators did not try hard enough. Post-training enhancements such as scaffolding, tool use and prompting can raise benchmark performance by amounts that would otherwise require several-fold more training compute (Davidson et al. 2023). Dangerous-capability evaluations therefore treat insufficient elicitation as a central threat (Phuong et al. 2024; Benton et al. 2024). Sandbagging is the adversarial limit of this problem. It is distinct from ordinary under-elicitation because the source of error is the model’s own policy. Conversely, alignment faking produces an</w:t>
+        <w:t xml:space="preserve">A capability evaluation underestimates a model when elicitation is incomplete, whether because the model hides a capability or because the evaluators did not try hard enough. Post-training enhancements such as scaffolding, tool use and prompting can raise benchmark performance by amounts that would otherwise require more than five times as much training compute, and sometimes more than twenty times (Davidson et al. 2023). Dangerous-capability evaluations therefore treat insufficient elicitation as a central threat (Phuong et al. 2024; Benton et al. 2024). Sandbagging is the adversarial limit of this problem. It is distinct from ordinary under-elicitation because the source of error is the model’s own policy. Conversely, alignment faking produces an</w:t>
       </w:r>
       <w:r>
         <w:t xml:space="preserve"> </w:t>
@@ -1623,15 +1685,15 @@
         <w:pStyle w:val="FirstParagraph"/>
       </w:pPr>
       <w:r>
-        <w:t xml:space="preserve">A protocol (v0.1) was written before any formal searching. It specified a scoping review reported according to PRISMA-ScR (Tricco et al. 2018), using the framework of Arksey and O’Malley (2005) as refined by Levac et al. (2010). A scoping design was chosen because terminology in the field is inconsistent, study designs are heterogeneous, and the objective is to map concepts, methods and gaps rather than to pool effects. The protocol was not registered. The selection process is reported with a PRISMA 2020 flow diagram that separates database searches from other identification methods (Page et al. 2021).</w:t>
-      </w:r>
-    </w:p>
-    <w:p>
-      <w:pPr>
-        <w:pStyle w:val="BodyText"/>
-      </w:pPr>
-      <w:r>
-        <w:t xml:space="preserve">Identification took place in two phases on 9 October 2026. In the first phase, the bibliographic APIs named in the protocol were unreachable from the computing environment, so records were identified through 25 logged web-search batches (identification via other methods). In the second phase, after network access was opened, the protocol’s database searches were executed. Protocol amendment v0.2, made before the database searches were run and recorded with a timestamp in the released query file, (a) added Scopus as an information source, (b) added the model-originated threat terms</w:t>
+        <w:t xml:space="preserve">A protocol (v0.1) specified a scoping review reported according to PRISMA-ScR (Tricco et al. 2018), using the framework of Arksey and O’Malley (2005) as refined by Levac et al. (2010). A scoping design was chosen because terminology in the field is inconsistent, study designs are heterogeneous, and the objective is to map concepts, methods and gaps rather than to pool effects. The protocol was not registered; it and all amendments are released with the review (Supplementary File S0). The selection process is reported with a PRISMA 2020 flow diagram that separates database searches from other identification methods (Page et al. 2021). The optional consultation stage of Arksey and O’Malley was not undertaken.</w:t>
+      </w:r>
+    </w:p>
+    <w:p>
+      <w:pPr>
+        <w:pStyle w:val="BodyText"/>
+      </w:pPr>
+      <w:r>
+        <w:t xml:space="preserve">The protocol, both identification phases and the analyses were completed on 9 October 2026. In the first phase, the bibliographic APIs named in the protocol were unreachable from the computing environment, so amendment v0.2 replaced them with 25 logged web-search batches and broadened the scope from evaluation awareness and sandbagging to model-originated threats to evaluation validity. In the second phase, after network access was opened, amendment v0.3 restored the database searches before they were run. It added Scopus, added</w:t>
       </w:r>
       <w:r>
         <w:t xml:space="preserve"> </w:t>
@@ -1679,7 +1741,10 @@
         <w:t xml:space="preserve">”</w:t>
       </w:r>
       <w:r>
-        <w:t xml:space="preserve">, and (c) added</w:t>
+        <w:t xml:space="preserve"> </w:t>
+      </w:r>
+      <w:r>
+        <w:t xml:space="preserve">to the specific phenomenon terms, and admitted</w:t>
       </w:r>
       <w:r>
         <w:t xml:space="preserve"> </w:t>
@@ -1715,7 +1780,156 @@
         <w:t xml:space="preserve"> </w:t>
       </w:r>
       <w:r>
-        <w:t xml:space="preserve">in combination with an evaluation term, to match the scope that the first phase had shown to be necessary. The search strategy was then frozen. Two planned sources could not be searched: OpenAlex returned HTTP 429 (daily quota exhausted) and DBLP returned an anti-automation page instead of results. Both failures are logged (Supplementary File S1b).</w:t>
+        <w:t xml:space="preserve">only together with an evaluation term. The search strategy was then frozen (</w:t>
+      </w:r>
+      <w:r>
+        <w:rPr>
+          <w:rStyle w:val="VerbatimChar"/>
+        </w:rPr>
+        <w:t xml:space="preserve">search/queries.json</w:t>
+      </w:r>
+      <w:r>
+        <w:t xml:space="preserve">). The web-search records were retained as identification via other methods. Two planned sources could not be searched: OpenAlex returned HTTP 429 (daily quota exhausted) and DBLP returned an anti-automation page instead of results (Supplementary File S1b).</w:t>
+      </w:r>
+    </w:p>
+    <w:p>
+      <w:pPr>
+        <w:pStyle w:val="BodyText"/>
+      </w:pPr>
+      <w:r>
+        <w:t xml:space="preserve">The deviations from protocol v0.1 are as follows:</w:t>
+      </w:r>
+    </w:p>
+    <w:p>
+      <w:pPr>
+        <w:numPr>
+          <w:ilvl w:val="0"/>
+          <w:numId w:val="1004"/>
+        </w:numPr>
+        <w:pStyle w:val="Compact"/>
+      </w:pPr>
+      <w:r>
+        <w:rPr>
+          <w:bCs/>
+          <w:b/>
+        </w:rPr>
+        <w:t xml:space="preserve">No full-text eligibility stage.</w:t>
+      </w:r>
+      <w:r>
+        <w:t xml:space="preserve"> </w:t>
+      </w:r>
+      <w:r>
+        <w:t xml:space="preserve">Eligibility was judged on titles and abstracts (web records: titles, venues and retrieved summaries). Full texts were read for the 37 anchor studies only (Section 3.5).</w:t>
+      </w:r>
+    </w:p>
+    <w:p>
+      <w:pPr>
+        <w:numPr>
+          <w:ilvl w:val="0"/>
+          <w:numId w:val="1004"/>
+        </w:numPr>
+        <w:pStyle w:val="Compact"/>
+      </w:pPr>
+      <w:r>
+        <w:rPr>
+          <w:bCs/>
+          <w:b/>
+        </w:rPr>
+        <w:t xml:space="preserve">Screening automation.</w:t>
+      </w:r>
+      <w:r>
+        <w:t xml:space="preserve"> </w:t>
+      </w:r>
+      <w:r>
+        <w:t xml:space="preserve">A rule-based pre-screen with an audited error rate and a manual rescue pass replaced manual title screening of records without phenomenon terms (Section 3.4).</w:t>
+      </w:r>
+    </w:p>
+    <w:p>
+      <w:pPr>
+        <w:numPr>
+          <w:ilvl w:val="0"/>
+          <w:numId w:val="1004"/>
+        </w:numPr>
+        <w:pStyle w:val="Compact"/>
+      </w:pPr>
+      <w:r>
+        <w:rPr>
+          <w:bCs/>
+          <w:b/>
+        </w:rPr>
+        <w:t xml:space="preserve">No second human reviewer.</w:t>
+      </w:r>
+      <w:r>
+        <w:t xml:space="preserve"> </w:t>
+      </w:r>
+      <w:r>
+        <w:t xml:space="preserve">The planned 20% re-screen after seven days and the validation of a random sample by a second author were not carried out; consistency statistics from the AI-assisted process are reported instead (Section 3.4).</w:t>
+      </w:r>
+    </w:p>
+    <w:p>
+      <w:pPr>
+        <w:numPr>
+          <w:ilvl w:val="0"/>
+          <w:numId w:val="1004"/>
+        </w:numPr>
+        <w:pStyle w:val="Compact"/>
+      </w:pPr>
+      <w:r>
+        <w:rPr>
+          <w:bCs/>
+          <w:b/>
+        </w:rPr>
+        <w:t xml:space="preserve">Appraisal.</w:t>
+      </w:r>
+      <w:r>
+        <w:t xml:space="preserve"> </w:t>
+      </w:r>
+      <w:r>
+        <w:t xml:space="preserve">The planned eight-item rigour profile was replaced by three design features charted from the anchor full texts and the twelve-item reporting audit (Section 3.8).</w:t>
+      </w:r>
+    </w:p>
+    <w:p>
+      <w:pPr>
+        <w:numPr>
+          <w:ilvl w:val="0"/>
+          <w:numId w:val="1004"/>
+        </w:numPr>
+        <w:pStyle w:val="Compact"/>
+      </w:pPr>
+      <w:r>
+        <w:rPr>
+          <w:bCs/>
+          <w:b/>
+        </w:rPr>
+        <w:t xml:space="preserve">Exclusion codes.</w:t>
+      </w:r>
+      <w:r>
+        <w:t xml:space="preserve"> </w:t>
+      </w:r>
+      <w:r>
+        <w:t xml:space="preserve">E2 (no LLM), E4 (superseded version) and E5 (non-English) of v0.1 were not used as separate codes in the final logs. Superseded versions were merged as duplicates (R0), and records without an LLM or not in English were recorded as out of scope (E1 or a stage-2 exclusion).</w:t>
+      </w:r>
+    </w:p>
+    <w:p>
+      <w:pPr>
+        <w:numPr>
+          <w:ilvl w:val="0"/>
+          <w:numId w:val="1004"/>
+        </w:numPr>
+        <w:pStyle w:val="Compact"/>
+      </w:pPr>
+      <w:r>
+        <w:rPr>
+          <w:bCs/>
+          <w:b/>
+        </w:rPr>
+        <w:t xml:space="preserve">Post-hoc tiering.</w:t>
+      </w:r>
+      <w:r>
+        <w:t xml:space="preserve"> </w:t>
+      </w:r>
+      <w:r>
+        <w:t xml:space="preserve">After an internal critical review found that the two phases had drawn the phenomenon boundary differently, one written tier rule was applied to all charted studies (Section 3.2), and the evidence map is reported for the core tier.</w:t>
       </w:r>
     </w:p>
     <w:bookmarkEnd w:id="27"/>
@@ -1733,7 +1947,7 @@
         <w:pStyle w:val="FirstParagraph"/>
       </w:pPr>
       <w:r>
-        <w:t xml:space="preserve">Table 2 summarises the eligibility criteria. In brief, sources were eligible if they (I1) were primary empirical studies, methodological or benchmark papers, or developer or third-party evaluation reports; (I2) measured, induced, detected or mitigated behaviour that depends on evaluation context, or strategic or induced underperformance, in LLMs or LLM-based agents; and (I3) reported enough method detail for the charting fields.</w:t>
+        <w:t xml:space="preserve">Table 2 summarises the eligibility criteria. In brief, sources were eligible if they (I1) were primary empirical studies, methodological, formal or benchmark papers, or developer or third-party evaluation reports; (I2) measured, induced, detected or mitigated behaviour that depends on evaluation context, or strategic or induced underperformance, in LLMs or LLM-based agents; and (I3) reported enough method detail for the charting fields.</w:t>
       </w:r>
     </w:p>
     <w:p>
@@ -1828,7 +2042,7 @@
               <w:jc w:val="left"/>
             </w:pPr>
             <w:r>
-              <w:t xml:space="preserve">Primary study, method/benchmark paper, or developer/third-party evaluation report</w:t>
+              <w:t xml:space="preserve">Primary study, method, formal or benchmark paper, or developer/third-party evaluation report</w:t>
             </w:r>
           </w:p>
         </w:tc>
@@ -2188,6 +2402,62 @@
         </w:tc>
       </w:tr>
     </w:tbl>
+    <w:p>
+      <w:pPr>
+        <w:pStyle w:val="BodyText"/>
+      </w:pPr>
+      <w:r>
+        <w:rPr>
+          <w:bCs/>
+          <w:b/>
+        </w:rPr>
+        <w:t xml:space="preserve">Tier rule.</w:t>
+      </w:r>
+      <w:r>
+        <w:t xml:space="preserve"> </w:t>
+      </w:r>
+      <w:r>
+        <w:t xml:space="preserve">Every charted study was assigned to one of two tiers by the same written rule, whatever its route of identification (</w:t>
+      </w:r>
+      <w:r>
+        <w:rPr>
+          <w:rStyle w:val="VerbatimChar"/>
+        </w:rPr>
+        <w:t xml:space="preserve">evidence/tier_coding.csv</w:t>
+      </w:r>
+      <w:r>
+        <w:t xml:space="preserve">). A study is</w:t>
+      </w:r>
+      <w:r>
+        <w:t xml:space="preserve"> </w:t>
+      </w:r>
+      <w:r>
+        <w:rPr>
+          <w:iCs/>
+          <w:i/>
+        </w:rPr>
+        <w:t xml:space="preserve">core</w:t>
+      </w:r>
+      <w:r>
+        <w:t xml:space="preserve"> </w:t>
+      </w:r>
+      <w:r>
+        <w:t xml:space="preserve">if its primary object is (a) the evaluated model’s recognition of evaluation, training or monitoring context; (b) behaviour that differs with that context, including alignment or evaluation faking and scheming under oversight; (c) strategic underperformance, hidden capability or under-elicitation, and their detection or elicitation; (d) deception of evaluators, graders or monitors, or tampering with the evaluation record; (e) exploitation of an evaluation’s scoring, such as reward hacking or specification gaming against tests, verifiers or judges; or (f) a method, benchmark, formal analysis or developer or third-party report that addresses (a)–(e) directly. All other charted studies are</w:t>
+      </w:r>
+      <w:r>
+        <w:t xml:space="preserve"> </w:t>
+      </w:r>
+      <w:r>
+        <w:rPr>
+          <w:iCs/>
+          <w:i/>
+        </w:rPr>
+        <w:t xml:space="preserve">adjacent</w:t>
+      </w:r>
+      <w:r>
+        <w:t xml:space="preserve">. They supply mechanisms or methods on which the synthesis relies, such as chain-of-thought faithfulness, deception probes in general, backdoors, unlearning, introspection, AI control protocols and general deception benchmarks, and are used in Section 4.8. Because the CONTEXT category was applied by two passes, the boundary between adjacent studies and contextual references is less sharp than the boundary between core and adjacent.</w:t>
+      </w:r>
+    </w:p>
     <w:p>
       <w:pPr>
         <w:pStyle w:val="BodyText"/>
@@ -2221,7 +2491,7 @@
         <w:t xml:space="preserve"> </w:t>
       </w:r>
       <w:r>
-        <w:t xml:space="preserve">Three sources were searched on 9 October 2026 through their APIs: Scopus (Elsevier Search API, field TITLE-ABS-KEY), arXiv (export API, abstract field, restricted to cs.CL, cs.AI, cs.LG and cs.CR) and Semantic Scholar (Academic Graph bulk search over titles and abstracts). Together they cover the peer-reviewed venues indexed by Scopus, the preprint server on which most of this literature first appears, and the conference proceedings (NeurIPS, ICML, ICLR, ACL) indexed by Semantic Scholar. The query combined three concept blocks: system terms (A: language model(s), LLM(s), foundation model, frontier model, AI agent, AI system); phenomenon terms specific enough to stand alone (B1: evaluation awareness, eval awareness, test awareness, sandbagging, strategic underperformance, alignment faking, evaluation faking, observer effect, evaluation gaming, under-elicitation, password-locked, hidden capabilities, strategic deception, strategic dishonesty, deceptive alignment); and broader phenomenon terms that were admitted only with an evaluation term (B2: situational awareness, scheming, capability elicitation, reward hacking, specification gaming; C: evaluation, benchmark, test, assessment, audit). The logical form was A AND (B1 OR (B2 AND C)), limited to publications from 1 January 2019. The exact strings submitted to each API, the retrieval timestamps and the record counts are given in Supplementary File S1b, and the raw API responses are released.</w:t>
+        <w:t xml:space="preserve">Three sources were searched on 9 October 2026 through their APIs: Scopus (Elsevier Search API, field TITLE-ABS-KEY), arXiv (export API, abstract field, restricted to cs.CL, cs.AI, cs.LG and cs.CR) and Semantic Scholar (Academic Graph bulk search over titles and abstracts). Together they cover the peer-reviewed venues indexed by Scopus, the preprint server on which most of this literature first appears, and the conference proceedings (NeurIPS, ICML, ICLR, ACL) indexed by Semantic Scholar. The query combined three concept blocks: system terms (A: language model(s), LLM(s), foundation model, frontier model, AI agent, AI system); phenomenon terms specific enough to stand alone (B1: evaluation awareness, eval awareness, test awareness, sandbagging, strategic underperformance, alignment faking, evaluation faking, observer effect, evaluation gaming, under-elicitation, password-locked, hidden capabilities, strategic deception, strategic dishonesty, deceptive alignment); and broader phenomenon terms that were admitted only with an evaluation term (B2: situational awareness, scheming, capability elicitation, reward hacking, specification gaming; C: evaluation, benchmark, test, assessment, audit). The logical form was A AND (B1 OR (B2 AND C)), limited to publications from 1 January 2019. The exact strings submitted to each API, the retrieval timestamps and the record counts are given in Supplementary File S1b, and the raw API responses are released. arXiv reported 1732 matches, of which 11 first posted before 2019 were removed by the date limit. Scopus records dated 2027 (online-first articles) were retained. OpenReview, which hosts most workshop papers in this field, was not searched as a source; it was used only to verify venues.</w:t>
       </w:r>
     </w:p>
     <w:p>
@@ -2276,7 +2546,7 @@
         <w:t xml:space="preserve">search/dedup.py</w:t>
       </w:r>
       <w:r>
-        <w:t xml:space="preserve">). Title pairs with a similarity of at least 0.93 were flagged, and 30 flagged pairs that were versions of the same work (for example, a preprint and its proceedings version) were merged after manual inspection. Web records were matched to database records on the same keys, and records found by both routes are counted once, in the databases column of the flow diagram.</w:t>
+        <w:t xml:space="preserve">). Title pairs with a difflib sequence-matcher ratio of at least 0.93 were flagged; all 30 flagged pairs were versions of the same work (for example, a preprint and its proceedings version) and were merged after inspection. Web records were matched to database records on the same keys, and records found by both routes are counted once, in the databases column of the flow diagram.</w:t>
       </w:r>
     </w:p>
     <w:p>
@@ -2288,7 +2558,7 @@
           <w:bCs/>
           <w:b/>
         </w:rPr>
-        <w:t xml:space="preserve">Stage 1 (rule-assisted pre-screen).</w:t>
+        <w:t xml:space="preserve">Automation tool (rule-based pre-screen).</w:t>
       </w:r>
       <w:r>
         <w:t xml:space="preserve"> </w:t>
@@ -2327,7 +2597,7 @@
         <w:t xml:space="preserve">”</w:t>
       </w:r>
       <w:r>
-        <w:t xml:space="preserve">), which inflated the number of irrelevant records. Records whose title and abstract contained none of the phenomenon terms of the frozen query, written as a fixed regular expression (Supplementary File S2), were therefore excluded at stage 1. To check this rule, a random sample of 120 stage-1 exclusions (seed 20261009) was read in full at title and abstract level. It contained one relevant record (0.8%; Wilson 95% CI 0.2–4.6%). A rescue pass then applied a broader pattern to all stage-1 exclusions, and the 399 records it matched were screened manually.</w:t>
+        <w:t xml:space="preserve">), which inflated the number of irrelevant records. Records whose title and abstract contained none of the phenomenon terms of the frozen query, written as a fixed regular expression (Supplementary File S2), were marked ineligible by this automation tool (3212 records). A random sample of 120 of them (seed 20261009) was read at title and abstract level and contained one relevant record (0.8%; Wilson 95% CI 0.2–4.6%). A broader rescue pattern then re-flagged 399 of the 3212 records for manual screening; 9 of these were included and 18 retained as context (6.8% eligible). Extrapolating the audit rate to the 2813 records that remained excluded by automation suggests about 23 missed eligible records (95% upper bound about 129); because the rescue pass yielded eligible records at a higher rate than the random audit, this estimate may be optimistic.</w:t>
       </w:r>
     </w:p>
     <w:p>
@@ -2339,13 +2609,13 @@
           <w:bCs/>
           <w:b/>
         </w:rPr>
-        <w:t xml:space="preserve">Stage 2 (title and abstract).</w:t>
-      </w:r>
-      <w:r>
-        <w:t xml:space="preserve"> </w:t>
-      </w:r>
-      <w:r>
-        <w:t xml:space="preserve">All records that passed stage 1 or were flagged by the rescue pass were screened manually against Table 2. Each record received one decision code. Records in the first-phase web set were screened on titles, venues and retrieved summaries using the same criteria.</w:t>
+        <w:t xml:space="preserve">Manual screening.</w:t>
+      </w:r>
+      <w:r>
+        <w:t xml:space="preserve"> </w:t>
+      </w:r>
+      <w:r>
+        <w:t xml:space="preserve">The 611 records that matched the phenomenon terms and the 399 rescued records were screened against Table 2 on title and abstract, and each received a decision (include, context or exclude). Reasons for exclusion were not recorded separately at this stage. Records in the first-phase web set were screened on titles, venues and retrieved summaries with the same criteria and one exclusion code each.</w:t>
       </w:r>
     </w:p>
     <w:p>
@@ -2357,13 +2627,13 @@
           <w:bCs/>
           <w:b/>
         </w:rPr>
-        <w:t xml:space="preserve">Reconciliation and reliability.</w:t>
-      </w:r>
-      <w:r>
-        <w:t xml:space="preserve"> </w:t>
-      </w:r>
-      <w:r>
-        <w:t xml:space="preserve">Ninety web records were also retrieved by the databases and had therefore been screened twice, once in each phase, without access to the earlier decision. The two passes agreed on 84 of the 90 records (93.3%; Cohen’s κ = 0.747; Cohen 1960). The six discordant records were re-read and resolved by consensus; five became included studies and one a contextual reference. Screening was performed by a single reviewer working with an AI system (see the AI-use statement); there was no dual independent screening. The safeguards were the frozen rules, the audited stage-1 sample with a rescue pass, the inter-pass reliability check and a complete decision log (Supplementary File S2;</w:t>
+        <w:t xml:space="preserve">Who screened, and consistency checks.</w:t>
+      </w:r>
+      <w:r>
+        <w:t xml:space="preserve"> </w:t>
+      </w:r>
+      <w:r>
+        <w:t xml:space="preserve">Screening and charting decisions were made by an AI system (a Claude model, Anthropic, operating as a research agent) applying the written criteria under the direction of the first author; no decision was duplicated by a second human reviewer. Two consistency checks are available. Ninety web records were also retrieved by the databases and were therefore screened twice, once in each phase and on different information (web summaries versus abstracts), without access to the earlier decision. The two passes agreed on 84 of the 90 records (inter-pass consistency 93.3%; Cohen’s κ = 0.747; Cohen 1960). The six discordant records were re-read and re-adjudicated by the same process; five became included studies and one a contextual reference. Because both passes come from the same AI-assisted process, κ here measures consistency, not inter-rater reliability. All decisions are logged (Supplementary File S2;</w:t>
       </w:r>
       <w:r>
         <w:t xml:space="preserve"> </w:t>
@@ -2393,7 +2663,7 @@
         <w:pStyle w:val="FirstParagraph"/>
       </w:pPr>
       <w:r>
-        <w:t xml:space="preserve">For each included study, the following were charted: identifier, title, first author or organisation, year, venue, source type (peer-reviewed, preprint, grey literature), framework layer and method family (Section 3.6). Studies identified only through the databases were charted manually from title and abstract (</w:t>
+        <w:t xml:space="preserve">For each charted study, the following were recorded: identifier, title, first author or organisation, year, venue, source type, tier, framework layer and method family (Section 3.6). Studies identified only through the databases were charted manually from title and abstract (</w:t>
       </w:r>
       <w:r>
         <w:rPr>
@@ -2402,101 +2672,76 @@
         <w:t xml:space="preserve">screening/db_charting_manual.tsv</w:t>
       </w:r>
       <w:r>
-        <w:t xml:space="preserve">).</w:t>
-      </w:r>
-    </w:p>
-    <w:p>
-      <w:pPr>
-        <w:pStyle w:val="BodyText"/>
-      </w:pPr>
-      <w:r>
-        <w:t xml:space="preserve">For a purposive anchor set of 37 primary studies that carry the field’s main empirical claims, the full texts were retrieved (latest arXiv version as of 9 October 2026) and read. For each one we charted:</w:t>
-      </w:r>
-    </w:p>
-    <w:p>
-      <w:pPr>
-        <w:numPr>
-          <w:ilvl w:val="0"/>
-          <w:numId w:val="1004"/>
-        </w:numPr>
-        <w:pStyle w:val="Compact"/>
-      </w:pPr>
-      <w:r>
-        <w:t xml:space="preserve">the construct name used;</w:t>
-      </w:r>
-    </w:p>
-    <w:p>
-      <w:pPr>
-        <w:numPr>
-          <w:ilvl w:val="0"/>
-          <w:numId w:val="1004"/>
-        </w:numPr>
-        <w:pStyle w:val="Compact"/>
-      </w:pPr>
-      <w:r>
-        <w:t xml:space="preserve">the setting;</w:t>
-      </w:r>
-    </w:p>
-    <w:p>
-      <w:pPr>
-        <w:numPr>
-          <w:ilvl w:val="0"/>
-          <w:numId w:val="1004"/>
-        </w:numPr>
-        <w:pStyle w:val="Compact"/>
-      </w:pPr>
-      <w:r>
-        <w:t xml:space="preserve">the models evaluated;</w:t>
-      </w:r>
-    </w:p>
-    <w:p>
-      <w:pPr>
-        <w:numPr>
-          <w:ilvl w:val="0"/>
-          <w:numId w:val="1004"/>
-        </w:numPr>
-        <w:pStyle w:val="Compact"/>
-      </w:pPr>
-      <w:r>
-        <w:t xml:space="preserve">the main result;</w:t>
-      </w:r>
-    </w:p>
-    <w:p>
-      <w:pPr>
-        <w:numPr>
-          <w:ilvl w:val="0"/>
-          <w:numId w:val="1004"/>
-        </w:numPr>
-        <w:pStyle w:val="Compact"/>
-      </w:pPr>
-      <w:r>
-        <w:t xml:space="preserve">the design features reported, namely a control or counterfactual condition, more than one model family, and ground truth by construction.</w:t>
-      </w:r>
-    </w:p>
-    <w:p>
-      <w:pPr>
-        <w:pStyle w:val="FirstParagraph"/>
-      </w:pPr>
-      <w:r>
-        <w:t xml:space="preserve">Every quantitative statement about an anchor study in Sections 4 and 5 was checked against the full text. Statements about other studies rest on their abstracts and are worded accordingly.</w:t>
-      </w:r>
-    </w:p>
-    <w:bookmarkEnd w:id="31"/>
-    <w:bookmarkStart w:id="32" w:name="Xfee3584c6ee4589abbbfe5e0530a30f8324ccde"/>
-    <w:p>
-      <w:pPr>
-        <w:pStyle w:val="Heading3"/>
-      </w:pPr>
-      <w:r>
-        <w:t xml:space="preserve">3.6 Framework derivation and assignment rules</w:t>
-      </w:r>
-    </w:p>
-    <w:p>
-      <w:pPr>
-        <w:pStyle w:val="FirstParagraph"/>
-      </w:pPr>
-      <w:r>
-        <w:t xml:space="preserve">An initial framework was formulated in the protocol, separating the evaluation-context signal, model awareness, behavioural divergence and the validity consequence. It was then revised inductively during charting; for example, reasoning-trace monitoring was split from white-box methods after charting showed that the two have distinct validity problems. Each source was assigned to one primary layer according to its main object of study:</w:t>
+        <w:t xml:space="preserve">). Source type was coded as</w:t>
+      </w:r>
+      <w:r>
+        <w:t xml:space="preserve"> </w:t>
+      </w:r>
+      <w:r>
+        <w:rPr>
+          <w:iCs/>
+          <w:i/>
+        </w:rPr>
+        <w:t xml:space="preserve">archival peer-reviewed</w:t>
+      </w:r>
+      <w:r>
+        <w:t xml:space="preserve"> </w:t>
+      </w:r>
+      <w:r>
+        <w:t xml:space="preserve">(journal or main-track proceedings),</w:t>
+      </w:r>
+      <w:r>
+        <w:t xml:space="preserve"> </w:t>
+      </w:r>
+      <w:r>
+        <w:rPr>
+          <w:iCs/>
+          <w:i/>
+        </w:rPr>
+        <w:t xml:space="preserve">workshop paper</w:t>
+      </w:r>
+      <w:r>
+        <w:t xml:space="preserve">,</w:t>
+      </w:r>
+      <w:r>
+        <w:t xml:space="preserve"> </w:t>
+      </w:r>
+      <w:r>
+        <w:rPr>
+          <w:iCs/>
+          <w:i/>
+        </w:rPr>
+        <w:t xml:space="preserve">preprint</w:t>
+      </w:r>
+      <w:r>
+        <w:t xml:space="preserve"> </w:t>
+      </w:r>
+      <w:r>
+        <w:t xml:space="preserve">or</w:t>
+      </w:r>
+      <w:r>
+        <w:t xml:space="preserve"> </w:t>
+      </w:r>
+      <w:r>
+        <w:rPr>
+          <w:iCs/>
+          <w:i/>
+        </w:rPr>
+        <w:t xml:space="preserve">grey literature</w:t>
+      </w:r>
+      <w:r>
+        <w:t xml:space="preserve"> </w:t>
+      </w:r>
+      <w:r>
+        <w:t xml:space="preserve">(developer and third-party reports). For every cited study, the venue was verified against arXiv metadata, OpenReview, Crossref or the conference page; for uncited studies the venue recorded at identification is used.</w:t>
+      </w:r>
+    </w:p>
+    <w:p>
+      <w:pPr>
+        <w:pStyle w:val="BodyText"/>
+      </w:pPr>
+      <w:r>
+        <w:t xml:space="preserve">An anchor set of 37 core studies was selected purposively during the first phase as the primary studies on which the synthesis relies most, covering every framework layer; no explicit selection algorithm was used, so the anchor set is not a probability sample. Statistics computed on it describe the anchor set, not the literature. For each anchor study, the full text was retrieved from arXiv on 9 October 2026 (the version read is recorded in Supplementary File S3) and the following were charted:</w:t>
       </w:r>
     </w:p>
     <w:p>
@@ -2508,6 +2753,92 @@
         <w:pStyle w:val="Compact"/>
       </w:pPr>
       <w:r>
+        <w:t xml:space="preserve">the construct name used;</w:t>
+      </w:r>
+    </w:p>
+    <w:p>
+      <w:pPr>
+        <w:numPr>
+          <w:ilvl w:val="0"/>
+          <w:numId w:val="1005"/>
+        </w:numPr>
+        <w:pStyle w:val="Compact"/>
+      </w:pPr>
+      <w:r>
+        <w:t xml:space="preserve">the setting;</w:t>
+      </w:r>
+    </w:p>
+    <w:p>
+      <w:pPr>
+        <w:numPr>
+          <w:ilvl w:val="0"/>
+          <w:numId w:val="1005"/>
+        </w:numPr>
+        <w:pStyle w:val="Compact"/>
+      </w:pPr>
+      <w:r>
+        <w:t xml:space="preserve">the models evaluated;</w:t>
+      </w:r>
+    </w:p>
+    <w:p>
+      <w:pPr>
+        <w:numPr>
+          <w:ilvl w:val="0"/>
+          <w:numId w:val="1005"/>
+        </w:numPr>
+        <w:pStyle w:val="Compact"/>
+      </w:pPr>
+      <w:r>
+        <w:t xml:space="preserve">the main result;</w:t>
+      </w:r>
+    </w:p>
+    <w:p>
+      <w:pPr>
+        <w:numPr>
+          <w:ilvl w:val="0"/>
+          <w:numId w:val="1005"/>
+        </w:numPr>
+        <w:pStyle w:val="Compact"/>
+      </w:pPr>
+      <w:r>
+        <w:t xml:space="preserve">the design features reported, namely a control or counterfactual condition, more than one model family, and ground truth by construction.</w:t>
+      </w:r>
+    </w:p>
+    <w:p>
+      <w:pPr>
+        <w:pStyle w:val="FirstParagraph"/>
+      </w:pPr>
+      <w:r>
+        <w:t xml:space="preserve">Every quantitative statement about an anchor study in Sections 4 and 5 was checked against the full text by the AI system, which recorded a verbatim quotation for each check; 16 of 158 statements were corrected as a result. Quantitative values for studies outside the anchor set are taken from their abstracts and are marked with a dagger (†) where they appear in the text.</w:t>
+      </w:r>
+    </w:p>
+    <w:bookmarkEnd w:id="31"/>
+    <w:bookmarkStart w:id="32" w:name="Xfee3584c6ee4589abbbfe5e0530a30f8324ccde"/>
+    <w:p>
+      <w:pPr>
+        <w:pStyle w:val="Heading3"/>
+      </w:pPr>
+      <w:r>
+        <w:t xml:space="preserve">3.6 Framework derivation and assignment rules</w:t>
+      </w:r>
+    </w:p>
+    <w:p>
+      <w:pPr>
+        <w:pStyle w:val="FirstParagraph"/>
+      </w:pPr>
+      <w:r>
+        <w:t xml:space="preserve">An initial framework was formulated in the protocol, separating the evaluation-context signal, model awareness, behavioural divergence and the validity consequence. It was then revised inductively during charting; for example, reasoning-trace monitoring was split from white-box methods after charting showed that the two have distinct validity problems. Each source was assigned to one primary layer according to its main object of study:</w:t>
+      </w:r>
+    </w:p>
+    <w:p>
+      <w:pPr>
+        <w:numPr>
+          <w:ilvl w:val="0"/>
+          <w:numId w:val="1006"/>
+        </w:numPr>
+        <w:pStyle w:val="Compact"/>
+      </w:pPr>
+      <w:r>
         <w:rPr>
           <w:bCs/>
           <w:b/>
@@ -2518,14 +2849,14 @@
         <w:t xml:space="preserve"> </w:t>
       </w:r>
       <w:r>
-        <w:t xml:space="preserve">studies manipulate or characterise properties of the evaluation;</w:t>
+        <w:t xml:space="preserve">studies treat properties of the evaluation (cues, format, realism, plausibility) as the independent variable or object of characterisation, including redesigns whose outcome is the recognisability of the evaluation;</w:t>
       </w:r>
     </w:p>
     <w:p>
       <w:pPr>
         <w:numPr>
           <w:ilvl w:val="0"/>
-          <w:numId w:val="1005"/>
+          <w:numId w:val="1006"/>
         </w:numPr>
         <w:pStyle w:val="Compact"/>
       </w:pPr>
@@ -2547,7 +2878,7 @@
       <w:pPr>
         <w:numPr>
           <w:ilvl w:val="0"/>
-          <w:numId w:val="1005"/>
+          <w:numId w:val="1006"/>
         </w:numPr>
         <w:pStyle w:val="Compact"/>
       </w:pPr>
@@ -2562,14 +2893,14 @@
         <w:t xml:space="preserve"> </w:t>
       </w:r>
       <w:r>
-        <w:t xml:space="preserve">studies measure behaviour conditional on that recognition, or strategic underperformance or misreporting;</w:t>
+        <w:t xml:space="preserve">studies measure behaviour conditional on context or incentive, including strategic underperformance and behaviour directed at the scorer;</w:t>
       </w:r>
     </w:p>
     <w:p>
       <w:pPr>
         <w:numPr>
           <w:ilvl w:val="0"/>
-          <w:numId w:val="1005"/>
+          <w:numId w:val="1006"/>
         </w:numPr>
         <w:pStyle w:val="Compact"/>
       </w:pPr>
@@ -2584,12 +2915,20 @@
         <w:t xml:space="preserve"> </w:t>
       </w:r>
       <w:r>
-        <w:t xml:space="preserve">studies propose or test responses (detection, elicitation, suppression, environment redesign, training interventions) or report validity consequences in developer or third-party evaluations.</w:t>
+        <w:t xml:space="preserve">studies propose or test interventions whose outcome is detection, elicitation, suppression or reduced bias, or report validity consequences in developer or third-party evaluations.</w:t>
       </w:r>
     </w:p>
     <w:p>
       <w:pPr>
         <w:pStyle w:val="FirstParagraph"/>
+      </w:pPr>
+      <w:r>
+        <w:t xml:space="preserve">A redesign of the evaluation is therefore L1 when its outcome is recognisability and L4 when its outcome is detected behaviour or a corrected score.</w:t>
+      </w:r>
+    </w:p>
+    <w:p>
+      <w:pPr>
+        <w:pStyle w:val="BodyText"/>
       </w:pPr>
       <w:r>
         <w:t xml:space="preserve">For studies identified in the first phase, method families were assigned by documented keyword rules applied to the title and recorded scope, with 30 manual overrides for multi-method studies whose titles do not reveal their primary method (</w:t>
@@ -2601,7 +2940,7 @@
         <w:t xml:space="preserve">evidence/chart.py</w:t>
       </w:r>
       <w:r>
-        <w:t xml:space="preserve">). Studies identified only in the database phase were assigned a layer and a method family manually from their abstracts. To check the rule-based layer assignment, the 37 anchor studies were also coded manually from their full texts: the two assignments agreed for 34 of 37 studies (91.9%; κ = 0.881;</w:t>
+        <w:t xml:space="preserve">). Studies identified only in the database phase were assigned a layer and a method family manually from their abstracts. To check the rule-based layer assignment, the 37 anchor studies were also coded manually from their full texts: the two assignments agreed for 34 of 37 studies (rule–manual consistency 91.9%; κ = 0.881;</w:t>
       </w:r>
       <w:r>
         <w:t xml:space="preserve"> </w:t>
@@ -2613,7 +2952,7 @@
         <w:t xml:space="preserve">screening/reliability.py</w:t>
       </w:r>
       <w:r>
-        <w:t xml:space="preserve">). Single-layer assignment necessarily simplifies multi-method studies; Section 7 discusses the consequences.</w:t>
+        <w:t xml:space="preserve">). The disagreements concerned Li C et al. (2026), Ward et al. (2025) and Jang et al. (2026); the tables use the manual full-text coding for anchor studies. Single-layer assignment necessarily simplifies multi-method studies; Section 7 discusses the consequences.</w:t>
       </w:r>
     </w:p>
     <w:bookmarkEnd w:id="32"/>
@@ -2649,7 +2988,7 @@
         <w:pStyle w:val="FirstParagraph"/>
       </w:pPr>
       <w:r>
-        <w:t xml:space="preserve">To test whether the reporting practices recommended in Section 5.4 are already followed, the full texts of the 37 anchor studies were coded against the twelve checklist items (Table 8) using a frozen codebook (Supplementary File S5). Each item has an applicability rule; for example, the probe items apply only to studies that use activation probes or steering. Each study received one of four codes per item: reported, partly reported, not reported, or not applicable, with a verbatim quotation or a location for every positive code. Four coders, working with AI assistance, coded disjoint subsets. An independent coder, blind to the primary codes, re-coded a random sample of ten studies (seed 20261009). Agreement over the 120 double-coded cells was 93.3% (Cohen’s κ = 0.90); agreement on applicability alone was κ = 0.98, and agreement on the code when both coders judged the item applicable was κ = 0.84 (85 cells). The primary codes are analysed. Adherence to an item is the share of applicable studies that report it, counting partial reporting as one half. Because the checklist was derived partly from these studies, the audit describes reporting practice; it is not a validation of the checklist.</w:t>
+        <w:t xml:space="preserve">To test whether the reporting practices recommended in Section 5.4 are already followed, the full texts of the 37 anchor studies were coded against the twelve checklist items (Table 8) using a frozen codebook (Supplementary File S5). Each item has an applicability rule; for example, the probe items apply only to studies that use activation probes or steering. Each study received one of four codes per item: reported, partly reported, not reported, or not applicable, with a verbatim quotation or a location for every positive code. Four AI coding agents coded disjoint subsets. A fifth agent, working independently and blind to the primary codes, re-coded a random sample of ten studies (seed 20261009). Agreement between the two independent codings over the 120 double-coded cells was 93.3% (Cohen’s κ = 0.90); agreement on applicability alone was κ = 0.98, and agreement on the code when both coders judged the item applicable was κ = 0.84 (85 cells). The primary codes are analysed. Adherence to an item is the share of applicable studies that report it, counting partial reporting as one half. Because the checklist was derived partly from these studies, the audit describes reporting practice; it is not a validation of the checklist.</w:t>
       </w:r>
     </w:p>
     <w:bookmarkEnd w:id="34"/>
@@ -2677,7 +3016,43 @@
         <w:pStyle w:val="FirstParagraph"/>
       </w:pPr>
       <w:r>
-        <w:t xml:space="preserve">The database searches retrieved 5649 records (Scopus 244, arXiv 1721, Semantic Scholar 3684). After removing 1796 duplicates automatically and 30 version duplicates manually, 3823 records were screened. Stage 1 excluded 2813 records, after the audit and the rescue pass, and stage 2 excluded 316 on title and abstract; one of these was reinstated at reconciliation. Of the 323 eligible database records, 157 fell outside the phenomenon boundary and were retained as contextual or methodological references, and 166 were included. The web searches added 418 unique records, of which 90 had already been retrieved by the databases. Of the remaining 328, 48 were excluded (17 E6, 10 E1, 21 E3), 131 were retained as context and 149 were included. The evidence map therefore comprises 315 studies (Fig. 1). Of the 224 studies included from the web phase, 75 (33.5%) were also retrieved by the database search. Most of the others belong to evidence streams that the database query was not designed to retrieve, such as chain-of-thought faithfulness, probing and AI control, or are developer and third-party reports that bibliographic databases do not index.</w:t>
+        <w:t xml:space="preserve">The database searches retrieved 5649 records (Scopus 244, arXiv 1721, Semantic Scholar 3684). After 1796 automatic and 30 manual duplicate removals, 3823 records remained. The rule-based pre-screen marked 3212 of them as ineligible; the rescue pattern re-flagged 399 of these for manual screening, leaving 2813 excluded by automation. Of the 1010 records screened manually (611 matching the phenomenon terms and 399 rescued), 687 were excluded (one exclusion was reversed at reconciliation), 157 were retained as contextual references and 166 were charted. The web searches added 418 unique records, of which 90 had already been retrieved by the databases; of the remaining 328, 48 were excluded, 131 retained as context and 149 charted. Applying the tier rule to the 315 charted studies gave 167 core studies, which form the evidence map, and 148 adjacent studies (Fig. 1).</w:t>
+      </w:r>
+    </w:p>
+    <w:p>
+      <w:pPr>
+        <w:pStyle w:val="BodyText"/>
+      </w:pPr>
+      <w:r>
+        <w:rPr>
+          <w:bCs/>
+          <w:b/>
+        </w:rPr>
+        <w:t xml:space="preserve">Search recall.</w:t>
+      </w:r>
+      <w:r>
+        <w:t xml:space="preserve"> </w:t>
+      </w:r>
+      <w:r>
+        <w:t xml:space="preserve">The databases retrieved 114 of the 167 core studies (68.3%) and 33 of the 37 anchor studies. Of the 53 core studies found only by the web searches, 24 are developer or third-party reports and 8 are workshop papers hosted on conference or OpenReview pages, which the databases do not index. The databases therefore retrieved 114 of the 135 core studies that are preprints or archival papers (84.4%). The 21 such studies they missed include four arXiv preprints with a phenomenon term in the title (for example, the hyphenated</w:t>
+      </w:r>
+      <w:r>
+        <w:t xml:space="preserve"> </w:t>
+      </w:r>
+      <w:r>
+        <w:t xml:space="preserve">“</w:t>
+      </w:r>
+      <w:r>
+        <w:t xml:space="preserve">Eval-Awareness</w:t>
+      </w:r>
+      <w:r>
+        <w:t xml:space="preserve">”</w:t>
+      </w:r>
+      <w:r>
+        <w:t xml:space="preserve"> </w:t>
+      </w:r>
+      <w:r>
+        <w:t xml:space="preserve">in Zhuang and Aranguri 2026), which shows that term variants and indexing lag limit even a well-specified query.</w:t>
       </w:r>
     </w:p>
     <w:p>
@@ -2687,9 +3062,9 @@
       <w:r>
         <w:drawing>
           <wp:inline>
-            <wp:extent cx="5334000" cy="4646323"/>
+            <wp:extent cx="5334000" cy="6153751"/>
             <wp:effectExtent b="0" l="0" r="0" t="0"/>
-            <wp:docPr descr="Fig. 1 PRISMA 2020 flow diagram of study selection, with separate columns for database searches and other methods. All counts are generated by the released scripts (search/dedup.py, screening/merge.py)." title="" id="37" name="Picture"/>
+            <wp:docPr descr="Fig. 1 PRISMA 2020 flow diagram of study selection, with separate columns for database searches and other methods. Records excluded by the rule-based pre-screen are shown as automation-tool exclusions. All counts are generated by the released scripts (search/dedup.py, screening/screen_db.py, screening/merge.py)." title="" id="37" name="Picture"/>
             <a:graphic>
               <a:graphicData uri="http://schemas.openxmlformats.org/drawingml/2006/picture">
                 <pic:pic>
@@ -2708,7 +3083,7 @@
                   <pic:spPr bwMode="auto">
                     <a:xfrm>
                       <a:off x="0" y="0"/>
-                      <a:ext cx="5334000" cy="4646323"/>
+                      <a:ext cx="5334000" cy="6153751"/>
                     </a:xfrm>
                     <a:prstGeom prst="rect">
                       <a:avLst/>
@@ -2732,39 +3107,39 @@
         <w:pStyle w:val="ImageCaption"/>
       </w:pPr>
       <w:r>
-        <w:t xml:space="preserve">Fig. 1 PRISMA 2020 flow diagram of study selection, with separate columns for database searches and other methods. All counts are generated by the released scripts (search/dedup.py, screening/merge.py).</w:t>
-      </w:r>
-    </w:p>
-    <w:p>
-      <w:pPr>
-        <w:pStyle w:val="BodyText"/>
-      </w:pPr>
-      <w:r>
-        <w:t xml:space="preserve">The evidence base is young and predominantly unrefereed. Of the 315 included studies:</w:t>
+        <w:t xml:space="preserve">Fig. 1 PRISMA 2020 flow diagram of study selection, with separate columns for database searches and other methods. Records excluded by the rule-based pre-screen are shown as automation-tool exclusions. All counts are generated by the released scripts (search/dedup.py, screening/screen_db.py, screening/merge.py).</w:t>
+      </w:r>
+    </w:p>
+    <w:p>
+      <w:pPr>
+        <w:pStyle w:val="BodyText"/>
+      </w:pPr>
+      <w:r>
+        <w:t xml:space="preserve">The evidence base is young and largely unrefereed. Of the 167 core studies:</w:t>
       </w:r>
     </w:p>
     <w:p>
       <w:pPr>
         <w:numPr>
           <w:ilvl w:val="0"/>
-          <w:numId w:val="1006"/>
+          <w:numId w:val="1007"/>
         </w:numPr>
         <w:pStyle w:val="Compact"/>
       </w:pPr>
       <w:r>
-        <w:t xml:space="preserve">236 (74.9%) are preprints, 46 (14.6%) peer-reviewed conference or journal papers, and 33 (10.5%) grey literature, mainly developer system cards and third-party evaluation reports;</w:t>
+        <w:t xml:space="preserve">107 (64.1%) are preprints, 22 (13.2%) archival peer-reviewed papers, 13 (7.8%) workshop papers and 25 (15.0%) grey literature, mainly developer system cards and third-party evaluation reports;</w:t>
       </w:r>
     </w:p>
     <w:p>
       <w:pPr>
         <w:numPr>
           <w:ilvl w:val="0"/>
-          <w:numId w:val="1006"/>
+          <w:numId w:val="1007"/>
         </w:numPr>
         <w:pStyle w:val="Compact"/>
       </w:pPr>
       <w:r>
-        <w:t xml:space="preserve">280 (88.9%) appeared in 2025 or 2026, with 166 in the first nine months of 2026 alone (Fig. 2).</w:t>
+        <w:t xml:space="preserve">150 (89.8%) appeared in 2025 or 2026, with 102 between 1 January and 9 October 2026 (Fig. 2).</w:t>
       </w:r>
     </w:p>
     <w:p>
@@ -2772,7 +3147,7 @@
         <w:pStyle w:val="FirstParagraph"/>
       </w:pPr>
       <w:r>
-        <w:t xml:space="preserve">The peer-reviewed share is concentrated in machine-learning conference proceedings (ICLR, ICML, NeurIPS, ACL), several of them workshop contributions. Only four peer-reviewed studies appeared in journals (two in</w:t>
+        <w:t xml:space="preserve">Archival peer-reviewed studies are concentrated in machine-learning conference proceedings (ICLR, ICML, NeurIPS, ACML, IJCNLP-AACL); only two core studies appeared in journals (Che et al. 2025 in</w:t>
       </w:r>
       <w:r>
         <w:t xml:space="preserve"> </w:t>
@@ -2785,23 +3160,10 @@
         <w:t xml:space="preserve">Transactions on Machine Learning Research</w:t>
       </w:r>
       <w:r>
-        <w:t xml:space="preserve">, one in</w:t>
-      </w:r>
-      <w:r>
-        <w:t xml:space="preserve"> </w:t>
-      </w:r>
-      <w:r>
-        <w:rPr>
-          <w:iCs/>
-          <w:i/>
-        </w:rPr>
-        <w:t xml:space="preserve">PNAS</w:t>
-      </w:r>
-      <w:r>
-        <w:t xml:space="preserve"> </w:t>
-      </w:r>
-      <w:r>
-        <w:t xml:space="preserve">and one in</w:t>
+        <w:t xml:space="preserve"> </w:t>
+      </w:r>
+      <w:r>
+        <w:t xml:space="preserve">and a conceptual analysis in</w:t>
       </w:r>
       <w:r>
         <w:t xml:space="preserve"> </w:t>
@@ -2814,7 +3176,7 @@
         <w:t xml:space="preserve">Future Internet</w:t>
       </w:r>
       <w:r>
-        <w:t xml:space="preserve">).</w:t>
+        <w:t xml:space="preserve">, Ferrara 2026).</w:t>
       </w:r>
     </w:p>
     <w:p>
@@ -2824,9 +3186,9 @@
       <w:r>
         <w:drawing>
           <wp:inline>
-            <wp:extent cx="4920634" cy="2960331"/>
+            <wp:extent cx="4920634" cy="2972564"/>
             <wp:effectExtent b="0" l="0" r="0" t="0"/>
-            <wp:docPr descr="Fig. 2 Included studies by year and source type (n = 315). 2026 covers January to early October." title="" id="40" name="Picture"/>
+            <wp:docPr descr="Fig. 2 Core studies by year and source type (n = 167). 2026 covers 1 January to 9 October." title="" id="40" name="Picture"/>
             <a:graphic>
               <a:graphicData uri="http://schemas.openxmlformats.org/drawingml/2006/picture">
                 <pic:pic>
@@ -2845,7 +3207,7 @@
                   <pic:spPr bwMode="auto">
                     <a:xfrm>
                       <a:off x="0" y="0"/>
-                      <a:ext cx="4920634" cy="2960331"/>
+                      <a:ext cx="4920634" cy="2972564"/>
                     </a:xfrm>
                     <a:prstGeom prst="rect">
                       <a:avLst/>
@@ -2869,87 +3231,87 @@
         <w:pStyle w:val="ImageCaption"/>
       </w:pPr>
       <w:r>
-        <w:t xml:space="preserve">Fig. 2 Included studies by year and source type (n = 315). 2026 covers January to early October.</w:t>
-      </w:r>
-    </w:p>
-    <w:p>
-      <w:pPr>
-        <w:pStyle w:val="BodyText"/>
-      </w:pPr>
-      <w:r>
-        <w:t xml:space="preserve">Across framework layers, 176 studies (55.9%) address validity consequences and responses (L4), 98 (31.1%) behavioural divergence (L3), 33 (10.5%) awareness (L2) and only 8 (2.5%) the properties of the evaluation context itself (L1) (Fig. 3). Across method families, the evidence relies on:</w:t>
+        <w:t xml:space="preserve">Fig. 2 Core studies by year and source type (n = 167). 2026 covers 1 January to 9 October.</w:t>
+      </w:r>
+    </w:p>
+    <w:p>
+      <w:pPr>
+        <w:pStyle w:val="BodyText"/>
+      </w:pPr>
+      <w:r>
+        <w:t xml:space="preserve">Across framework layers, 82 core studies (49.1%) address validity consequences and responses (L4), 60 (35.9%) behavioural divergence (L3), 19 (11.4%) awareness (L2) and only 6 (3.6%) the properties of the evaluation context itself (L1) (Fig. 3). Across method families, the core evidence relies on:</w:t>
       </w:r>
     </w:p>
     <w:p>
       <w:pPr>
         <w:numPr>
           <w:ilvl w:val="0"/>
-          <w:numId w:val="1007"/>
+          <w:numId w:val="1008"/>
         </w:numPr>
         <w:pStyle w:val="Compact"/>
       </w:pPr>
       <w:r>
-        <w:t xml:space="preserve">behavioural contrasts between conditions (92 studies);</w:t>
+        <w:t xml:space="preserve">behavioural contrasts between conditions (53 studies);</w:t>
       </w:r>
     </w:p>
     <w:p>
       <w:pPr>
         <w:numPr>
           <w:ilvl w:val="0"/>
-          <w:numId w:val="1007"/>
+          <w:numId w:val="1008"/>
         </w:numPr>
         <w:pStyle w:val="Compact"/>
       </w:pPr>
       <w:r>
-        <w:t xml:space="preserve">white-box methods such as probes, steering and feature analysis (56);</w:t>
+        <w:t xml:space="preserve">benchmark and environment construction (30);</w:t>
       </w:r>
     </w:p>
     <w:p>
       <w:pPr>
         <w:numPr>
           <w:ilvl w:val="0"/>
-          <w:numId w:val="1007"/>
+          <w:numId w:val="1008"/>
         </w:numPr>
         <w:pStyle w:val="Compact"/>
       </w:pPr>
       <w:r>
-        <w:t xml:space="preserve">reasoning-trace or transcript monitoring (49);</w:t>
+        <w:t xml:space="preserve">training- or weight-based methods, including model organisms and fine-tuning elicitation (26);</w:t>
       </w:r>
     </w:p>
     <w:p>
       <w:pPr>
         <w:numPr>
           <w:ilvl w:val="0"/>
-          <w:numId w:val="1007"/>
+          <w:numId w:val="1008"/>
         </w:numPr>
         <w:pStyle w:val="Compact"/>
       </w:pPr>
       <w:r>
-        <w:t xml:space="preserve">training- or weight-based methods, including model organisms and fine-tuning elicitation (48);</w:t>
+        <w:t xml:space="preserve">developer or third-party audits (24);</w:t>
       </w:r>
     </w:p>
     <w:p>
       <w:pPr>
         <w:numPr>
           <w:ilvl w:val="0"/>
-          <w:numId w:val="1007"/>
+          <w:numId w:val="1008"/>
         </w:numPr>
         <w:pStyle w:val="Compact"/>
       </w:pPr>
       <w:r>
-        <w:t xml:space="preserve">benchmark and environment construction (46);</w:t>
+        <w:t xml:space="preserve">white-box methods such as probes, steering and feature analysis (22);</w:t>
       </w:r>
     </w:p>
     <w:p>
       <w:pPr>
         <w:numPr>
           <w:ilvl w:val="0"/>
-          <w:numId w:val="1007"/>
+          <w:numId w:val="1008"/>
         </w:numPr>
         <w:pStyle w:val="Compact"/>
       </w:pPr>
       <w:r>
-        <w:t xml:space="preserve">developer or third-party audits (24).</w:t>
+        <w:t xml:space="preserve">reasoning-trace or transcript monitoring (12).</w:t>
       </w:r>
     </w:p>
     <w:p>
@@ -2957,7 +3319,15 @@
         <w:pStyle w:val="FirstParagraph"/>
       </w:pPr>
       <w:r>
-        <w:t xml:space="preserve">The method mix is shifting. White-box methods rose from 7.1% of the studies published in 2024 (2 of 28) to 16.7% in 2025 (19 of 114) and 21.1% in 2026 (35 of 166). Benchmark and environment construction rose from 7.9% in 2025 to 19.9% in 2026 (33 of 166), driven largely by reward-hacking benchmarks and audits of agent benchmarks. The layer distribution, by contrast, has been stable since 2025, with L4 at 57% in both years.</w:t>
+        <w:t xml:space="preserve">The 148 adjacent studies are concentrated at L4 (94) and L3 (38), mostly in reasoning-trace monitoring, deception probes, AI control and unlearning; Section 4.8 summarises them.</w:t>
+      </w:r>
+    </w:p>
+    <w:p>
+      <w:pPr>
+        <w:pStyle w:val="BodyText"/>
+      </w:pPr>
+      <w:r>
+        <w:t xml:space="preserve">The method mix of the core tier is shifting. White-box methods rose from 1 of 14 core studies in 2024 and 4 of 48 in 2025 (8.3%) to 17 of 102 in 2026 (16.7%). Benchmark and environment construction rose from 3 of 48 in 2025 (6.3%) to 25 of 102 in 2026 (24.5%), driven largely by reward-hacking benchmarks and audits of agent benchmarks. The layer distribution has been stable since 2025, with L4 at half of the core studies in both years.</w:t>
       </w:r>
     </w:p>
     <w:p>
@@ -2988,9 +3358,9 @@
       <w:r>
         <w:drawing>
           <wp:inline>
-            <wp:extent cx="5334000" cy="2180725"/>
+            <wp:extent cx="5334000" cy="2146074"/>
             <wp:effectExtent b="0" l="0" r="0" t="0"/>
-            <wp:docPr descr="Fig. 3 Evidence map: included studies by framework layer and primary method family (n = 315). Cell values are counts; single-layer assignment simplifies multi-method studies." title="" id="43" name="Picture"/>
+            <wp:docPr descr="Fig. 3 Evidence map: core studies by framework layer and primary method family (n = 167). Cell values are counts; single-layer assignment simplifies multi-method studies." title="" id="43" name="Picture"/>
             <a:graphic>
               <a:graphicData uri="http://schemas.openxmlformats.org/drawingml/2006/picture">
                 <pic:pic>
@@ -3009,7 +3379,7 @@
                   <pic:spPr bwMode="auto">
                     <a:xfrm>
                       <a:off x="0" y="0"/>
-                      <a:ext cx="5334000" cy="2180725"/>
+                      <a:ext cx="5334000" cy="2146074"/>
                     </a:xfrm>
                     <a:prstGeom prst="rect">
                       <a:avLst/>
@@ -3033,7 +3403,7 @@
         <w:pStyle w:val="ImageCaption"/>
       </w:pPr>
       <w:r>
-        <w:t xml:space="preserve">Fig. 3 Evidence map: included studies by framework layer and primary method family (n = 315). Cell values are counts; single-layer assignment simplifies multi-method studies.</w:t>
+        <w:t xml:space="preserve">Fig. 3 Evidence map: core studies by framework layer and primary method family (n = 167). Cell values are counts; single-layer assignment simplifies multi-method studies.</w:t>
       </w:r>
     </w:p>
     <w:bookmarkEnd w:id="45"/>
@@ -3061,9 +3431,9 @@
       <w:r>
         <w:drawing>
           <wp:inline>
-            <wp:extent cx="5302908" cy="3009262"/>
+            <wp:extent cx="5302908" cy="3290616"/>
             <wp:effectExtent b="0" l="0" r="0" t="0"/>
-            <wp:docPr descr="Fig. 4 The CUE–AWARE–ACT–RESPOND framework. Each layer is a distinct object of measurement, labelled with the quantity it corresponds to in the formal decomposition (Section 4.2); validity consequences (L4) arise through L1–L3 or through the scoring function, and countermeasures act back on earlier layers." title="" id="47" name="Picture"/>
+            <wp:docPr descr="Fig. 4 The CUE–AWARE–ACT–RESPOND framework. Each layer is a distinct object of measurement, labelled with the quantity it corresponds to in the formal decomposition defined below; validity consequences (L4) arise through L1–L3 or through the scoring function, and countermeasures act back on earlier layers." title="" id="47" name="Picture"/>
             <a:graphic>
               <a:graphicData uri="http://schemas.openxmlformats.org/drawingml/2006/picture">
                 <pic:pic>
@@ -3082,7 +3452,7 @@
                   <pic:spPr bwMode="auto">
                     <a:xfrm>
                       <a:off x="0" y="0"/>
-                      <a:ext cx="5302908" cy="3009262"/>
+                      <a:ext cx="5302908" cy="3290616"/>
                     </a:xfrm>
                     <a:prstGeom prst="rect">
                       <a:avLst/>
@@ -3106,7 +3476,7 @@
         <w:pStyle w:val="ImageCaption"/>
       </w:pPr>
       <w:r>
-        <w:t xml:space="preserve">Fig. 4 The CUE–AWARE–ACT–RESPOND framework. Each layer is a distinct object of measurement, labelled with the quantity it corresponds to in the formal decomposition (Section 4.2); validity consequences (L4) arise through L1–L3 or through the scoring function, and countermeasures act back on earlier layers.</w:t>
+        <w:t xml:space="preserve">Fig. 4 The CUE–AWARE–ACT–RESPOND framework. Each layer is a distinct object of measurement, labelled with the quantity it corresponds to in the formal decomposition defined below; validity consequences (L4) arise through L1–L3 or through the scoring function, and countermeasures act back on earlier layers.</w:t>
       </w:r>
     </w:p>
     <w:p>
@@ -3226,7 +3596,7 @@
               <w:jc w:val="left"/>
             </w:pPr>
             <w:r>
-              <w:t xml:space="preserve">Primary object is the evaluation’s features or its redesign</w:t>
+              <w:t xml:space="preserve">Evaluation properties are the independent variable or object of characterisation, including redesigns whose outcome is recognisability</w:t>
             </w:r>
           </w:p>
         </w:tc>
@@ -3376,7 +3746,7 @@
               <w:jc w:val="left"/>
             </w:pPr>
             <w:r>
-              <w:t xml:space="preserve">Primary contribution is a countermeasure or a reported validity consequence</w:t>
+              <w:t xml:space="preserve">Primary contribution is an intervention whose outcome is detection, elicitation, suppression or reduced bias, or a reported validity consequence</w:t>
             </w:r>
           </w:p>
         </w:tc>
@@ -3434,6 +3804,123 @@
       </w:r>
       <w:r>
         <w:t xml:space="preserve">The layers can be made precise. Let</w:t>
+      </w:r>
+      <w:r>
+        <w:t xml:space="preserve"> </w:t>
+      </w:r>
+      <m:oMath>
+        <m:sSub>
+          <m:e>
+            <m:r>
+              <m:t>P</m:t>
+            </m:r>
+          </m:e>
+          <m:sub>
+            <m:r>
+              <m:t>E</m:t>
+            </m:r>
+          </m:sub>
+        </m:sSub>
+      </m:oMath>
+      <w:r>
+        <w:t xml:space="preserve"> </w:t>
+      </w:r>
+      <w:r>
+        <w:t xml:space="preserve">and</w:t>
+      </w:r>
+      <w:r>
+        <w:t xml:space="preserve"> </w:t>
+      </w:r>
+      <m:oMath>
+        <m:sSub>
+          <m:e>
+            <m:r>
+              <m:t>P</m:t>
+            </m:r>
+          </m:e>
+          <m:sub>
+            <m:r>
+              <m:t>D</m:t>
+            </m:r>
+          </m:sub>
+        </m:sSub>
+      </m:oMath>
+      <w:r>
+        <w:t xml:space="preserve"> </w:t>
+      </w:r>
+      <w:r>
+        <w:t xml:space="preserve">be the distributions of task instances</w:t>
+      </w:r>
+      <w:r>
+        <w:t xml:space="preserve"> </w:t>
+      </w:r>
+      <m:oMath>
+        <m:r>
+          <m:t>x</m:t>
+        </m:r>
+      </m:oMath>
+      <w:r>
+        <w:t xml:space="preserve"> </w:t>
+      </w:r>
+      <w:r>
+        <w:t xml:space="preserve">under evaluation and deployment, and let the context features available to the model (prompt format, scenario plausibility, tool environment) be drawn as</w:t>
+      </w:r>
+      <w:r>
+        <w:t xml:space="preserve"> </w:t>
+      </w:r>
+      <m:oMath>
+        <m:r>
+          <m:t>S</m:t>
+        </m:r>
+        <m:r>
+          <m:rPr>
+            <m:sty m:val="p"/>
+          </m:rPr>
+          <m:t>∼</m:t>
+        </m:r>
+        <m:sSub>
+          <m:e>
+            <m:r>
+              <m:t>Q</m:t>
+            </m:r>
+          </m:e>
+          <m:sub>
+            <m:r>
+              <m:t>c</m:t>
+            </m:r>
+          </m:sub>
+        </m:sSub>
+        <m:d>
+          <m:dPr>
+            <m:begChr m:val="("/>
+            <m:endChr m:val=")"/>
+            <m:sepChr m:val=""/>
+            <m:grow/>
+          </m:dPr>
+          <m:e>
+            <m:r>
+              <m:rPr>
+                <m:sty m:val="p"/>
+              </m:rPr>
+              <m:t>⋅</m:t>
+            </m:r>
+            <m:r>
+              <m:rPr>
+                <m:sty m:val="p"/>
+              </m:rPr>
+              <m:t>|</m:t>
+            </m:r>
+            <m:r>
+              <m:t>x</m:t>
+            </m:r>
+          </m:e>
+        </m:d>
+      </m:oMath>
+      <w:r>
+        <w:t xml:space="preserve"> </w:t>
+      </w:r>
+      <w:r>
+        <w:t xml:space="preserve">for</w:t>
       </w:r>
       <w:r>
         <w:t xml:space="preserve"> </w:t>
@@ -3477,66 +3964,7 @@
         <w:t xml:space="preserve"> </w:t>
       </w:r>
       <w:r>
-        <w:t xml:space="preserve">denote an evaluation or a deployment context,</w:t>
-      </w:r>
-      <w:r>
-        <w:t xml:space="preserve"> </w:t>
-      </w:r>
-      <m:oMath>
-        <m:r>
-          <m:t>x</m:t>
-        </m:r>
-      </m:oMath>
-      <w:r>
-        <w:t xml:space="preserve"> </w:t>
-      </w:r>
-      <w:r>
-        <w:t xml:space="preserve">a task instance and</w:t>
-      </w:r>
-      <w:r>
-        <w:t xml:space="preserve"> </w:t>
-      </w:r>
-      <m:oMath>
-        <m:r>
-          <m:t>S</m:t>
-        </m:r>
-        <m:r>
-          <m:rPr>
-            <m:sty m:val="p"/>
-          </m:rPr>
-          <m:t>=</m:t>
-        </m:r>
-        <m:r>
-          <m:t>s</m:t>
-        </m:r>
-        <m:d>
-          <m:dPr>
-            <m:begChr m:val="("/>
-            <m:endChr m:val=")"/>
-            <m:sepChr m:val=""/>
-            <m:grow/>
-          </m:dPr>
-          <m:e>
-            <m:r>
-              <m:t>x</m:t>
-            </m:r>
-            <m:r>
-              <m:rPr>
-                <m:sty m:val="p"/>
-              </m:rPr>
-              <m:t>,</m:t>
-            </m:r>
-            <m:r>
-              <m:t>c</m:t>
-            </m:r>
-          </m:e>
-        </m:d>
-      </m:oMath>
-      <w:r>
-        <w:t xml:space="preserve"> </w:t>
-      </w:r>
-      <w:r>
-        <w:t xml:space="preserve">the features of the context that are available to the model, such as prompt format, scenario plausibility or tool environment (L1). Let</w:t>
+        <w:t xml:space="preserve">(L1). Let</w:t>
       </w:r>
       <w:r>
         <w:t xml:space="preserve"> </w:t>
@@ -3563,6 +3991,15 @@
           </m:dPr>
           <m:e>
             <m:r>
+              <m:t>x</m:t>
+            </m:r>
+            <m:r>
+              <m:rPr>
+                <m:sty m:val="p"/>
+              </m:rPr>
+              <m:t>,</m:t>
+            </m:r>
+            <m:r>
               <m:t>S</m:t>
             </m:r>
           </m:e>
@@ -3650,11 +4087,260 @@
             <m:r>
               <m:t>S</m:t>
             </m:r>
+            <m:r>
+              <m:rPr>
+                <m:sty m:val="p"/>
+              </m:rPr>
+              <m:t>,</m:t>
+            </m:r>
+            <m:r>
+              <m:t>A</m:t>
+            </m:r>
           </m:e>
         </m:d>
       </m:oMath>
       <w:r>
-        <w:t xml:space="preserve">. An evaluation reports</w:t>
+        <w:t xml:space="preserve">, so that context can act on behaviour through awareness or directly through cues (L3). We assume (A1) that the context affects behaviour only through</w:t>
+      </w:r>
+      <w:r>
+        <w:t xml:space="preserve"> </w:t>
+      </w:r>
+      <m:oMath>
+        <m:r>
+          <m:t>S</m:t>
+        </m:r>
+      </m:oMath>
+      <w:r>
+        <w:t xml:space="preserve">, and (A2) that every evaluation task has a well-defined deployment presentation</w:t>
+      </w:r>
+      <w:r>
+        <w:t xml:space="preserve"> </w:t>
+      </w:r>
+      <m:oMath>
+        <m:sSub>
+          <m:e>
+            <m:r>
+              <m:t>Q</m:t>
+            </m:r>
+          </m:e>
+          <m:sub>
+            <m:r>
+              <m:t>D</m:t>
+            </m:r>
+          </m:sub>
+        </m:sSub>
+        <m:d>
+          <m:dPr>
+            <m:begChr m:val="("/>
+            <m:endChr m:val=")"/>
+            <m:sepChr m:val=""/>
+            <m:grow/>
+          </m:dPr>
+          <m:e>
+            <m:r>
+              <m:rPr>
+                <m:sty m:val="p"/>
+              </m:rPr>
+              <m:t>⋅</m:t>
+            </m:r>
+            <m:r>
+              <m:rPr>
+                <m:sty m:val="p"/>
+              </m:rPr>
+              <m:t>|</m:t>
+            </m:r>
+            <m:r>
+              <m:t>x</m:t>
+            </m:r>
+          </m:e>
+        </m:d>
+      </m:oMath>
+      <w:r>
+        <w:t xml:space="preserve">; in agentic settings,</w:t>
+      </w:r>
+      <w:r>
+        <w:t xml:space="preserve"> </w:t>
+      </w:r>
+      <m:oMath>
+        <m:r>
+          <m:t>S</m:t>
+        </m:r>
+      </m:oMath>
+      <w:r>
+        <w:t xml:space="preserve"> </w:t>
+      </w:r>
+      <w:r>
+        <w:t xml:space="preserve">includes environment feedback and A1 must hold at the level of trajectories. Let</w:t>
+      </w:r>
+      <w:r>
+        <w:t xml:space="preserve"> </w:t>
+      </w:r>
+      <m:oMath>
+        <m:r>
+          <m:t>m</m:t>
+        </m:r>
+        <m:d>
+          <m:dPr>
+            <m:begChr m:val="("/>
+            <m:endChr m:val=")"/>
+            <m:sepChr m:val=""/>
+            <m:grow/>
+          </m:dPr>
+          <m:e>
+            <m:r>
+              <m:t>x</m:t>
+            </m:r>
+            <m:r>
+              <m:rPr>
+                <m:sty m:val="p"/>
+              </m:rPr>
+              <m:t>,</m:t>
+            </m:r>
+            <m:r>
+              <m:t>y</m:t>
+            </m:r>
+          </m:e>
+        </m:d>
+      </m:oMath>
+      <w:r>
+        <w:t xml:space="preserve"> </w:t>
+      </w:r>
+      <w:r>
+        <w:t xml:space="preserve">be the evaluation’s scoring function and</w:t>
+      </w:r>
+      <w:r>
+        <w:t xml:space="preserve"> </w:t>
+      </w:r>
+      <m:oMath>
+        <m:sSub>
+          <m:e>
+            <m:r>
+              <m:t>m</m:t>
+            </m:r>
+          </m:e>
+          <m:sub>
+            <m:r>
+              <m:t>0</m:t>
+            </m:r>
+          </m:sub>
+        </m:sSub>
+        <m:d>
+          <m:dPr>
+            <m:begChr m:val="("/>
+            <m:endChr m:val=")"/>
+            <m:sepChr m:val=""/>
+            <m:grow/>
+          </m:dPr>
+          <m:e>
+            <m:r>
+              <m:t>x</m:t>
+            </m:r>
+            <m:r>
+              <m:rPr>
+                <m:sty m:val="p"/>
+              </m:rPr>
+              <m:t>,</m:t>
+            </m:r>
+            <m:r>
+              <m:t>y</m:t>
+            </m:r>
+          </m:e>
+        </m:d>
+        <m:r>
+          <m:rPr>
+            <m:sty m:val="p"/>
+          </m:rPr>
+          <m:t>∈</m:t>
+        </m:r>
+        <m:d>
+          <m:dPr>
+            <m:begChr m:val="["/>
+            <m:endChr m:val="]"/>
+            <m:sepChr m:val=""/>
+            <m:grow/>
+          </m:dPr>
+          <m:e>
+            <m:r>
+              <m:t>0</m:t>
+            </m:r>
+            <m:r>
+              <m:rPr>
+                <m:sty m:val="p"/>
+              </m:rPr>
+              <m:t>,</m:t>
+            </m:r>
+            <m:r>
+              <m:t>1</m:t>
+            </m:r>
+          </m:e>
+        </m:d>
+      </m:oMath>
+      <w:r>
+        <w:t xml:space="preserve"> </w:t>
+      </w:r>
+      <w:r>
+        <w:t xml:space="preserve">the intended metric, oriented so that higher means more capable or safer, and write</w:t>
+      </w:r>
+      <w:r>
+        <w:t xml:space="preserve"> </w:t>
+      </w:r>
+      <m:oMath>
+        <m:sSub>
+          <m:e>
+            <m:r>
+              <m:t>μ</m:t>
+            </m:r>
+          </m:e>
+          <m:sub>
+            <m:r>
+              <m:t>c</m:t>
+            </m:r>
+          </m:sub>
+        </m:sSub>
+        <m:d>
+          <m:dPr>
+            <m:begChr m:val="("/>
+            <m:endChr m:val=")"/>
+            <m:sepChr m:val=""/>
+            <m:grow/>
+          </m:dPr>
+          <m:e>
+            <m:r>
+              <m:t>x</m:t>
+            </m:r>
+          </m:e>
+        </m:d>
+      </m:oMath>
+      <w:r>
+        <w:t xml:space="preserve"> </w:t>
+      </w:r>
+      <w:r>
+        <w:t xml:space="preserve">for the expected intended score of the model’s behaviour on task</w:t>
+      </w:r>
+      <w:r>
+        <w:t xml:space="preserve"> </w:t>
+      </w:r>
+      <m:oMath>
+        <m:r>
+          <m:t>x</m:t>
+        </m:r>
+      </m:oMath>
+      <w:r>
+        <w:t xml:space="preserve"> </w:t>
+      </w:r>
+      <w:r>
+        <w:t xml:space="preserve">in context</w:t>
+      </w:r>
+      <w:r>
+        <w:t xml:space="preserve"> </w:t>
+      </w:r>
+      <m:oMath>
+        <m:r>
+          <m:t>c</m:t>
+        </m:r>
+      </m:oMath>
+      <w:r>
+        <w:t xml:space="preserve">. The evaluation reports</w:t>
       </w:r>
       <w:r>
         <w:t xml:space="preserve"> </w:t>
@@ -3705,6 +4391,15 @@
               </m:dPr>
               <m:e>
                 <m:r>
+                  <m:t>x</m:t>
+                </m:r>
+                <m:r>
+                  <m:rPr>
+                    <m:sty m:val="p"/>
+                  </m:rPr>
+                  <m:t>,</m:t>
+                </m:r>
+                <m:r>
                   <m:t>Y</m:t>
                 </m:r>
               </m:e>
@@ -3731,21 +4426,7 @@
         </m:d>
       </m:oMath>
       <w:r>
-        <w:t xml:space="preserve"> </w:t>
-      </w:r>
-      <w:r>
-        <w:t xml:space="preserve">for a scoring function</w:t>
-      </w:r>
-      <w:r>
-        <w:t xml:space="preserve"> </w:t>
-      </w:r>
-      <m:oMath>
-        <m:r>
-          <m:t>m</m:t>
-        </m:r>
-      </m:oMath>
-      <w:r>
-        <w:t xml:space="preserve">, whereas the quantity of interest is</w:t>
+        <w:t xml:space="preserve">; for a propensity evaluation the target is deployment behaviour</w:t>
       </w:r>
       <w:r>
         <w:t xml:space="preserve"> </w:t>
@@ -3769,92 +4450,68 @@
           </m:rPr>
           <m:t>=</m:t>
         </m:r>
-        <m:r>
-          <m:rPr>
-            <m:sty m:val="p"/>
-            <m:scr m:val="double-struck"/>
-          </m:rPr>
-          <m:t>E</m:t>
-        </m:r>
+        <m:sSub>
+          <m:e>
+            <m:r>
+              <m:rPr>
+                <m:sty m:val="p"/>
+                <m:scr m:val="double-struck"/>
+              </m:rPr>
+              <m:t>E</m:t>
+            </m:r>
+          </m:e>
+          <m:sub>
+            <m:r>
+              <m:t>x</m:t>
+            </m:r>
+            <m:r>
+              <m:rPr>
+                <m:sty m:val="p"/>
+              </m:rPr>
+              <m:t>∼</m:t>
+            </m:r>
+            <m:sSub>
+              <m:e>
+                <m:r>
+                  <m:t>P</m:t>
+                </m:r>
+              </m:e>
+              <m:sub>
+                <m:r>
+                  <m:t>D</m:t>
+                </m:r>
+              </m:sub>
+            </m:sSub>
+          </m:sub>
+        </m:sSub>
+        <m:sSub>
+          <m:e>
+            <m:r>
+              <m:t>μ</m:t>
+            </m:r>
+          </m:e>
+          <m:sub>
+            <m:r>
+              <m:t>D</m:t>
+            </m:r>
+          </m:sub>
+        </m:sSub>
         <m:d>
           <m:dPr>
-            <m:begChr m:val="["/>
-            <m:endChr m:val="]"/>
+            <m:begChr m:val="("/>
+            <m:endChr m:val=")"/>
             <m:sepChr m:val=""/>
             <m:grow/>
           </m:dPr>
           <m:e>
-            <m:sSub>
-              <m:e>
-                <m:r>
-                  <m:t>m</m:t>
-                </m:r>
-              </m:e>
-              <m:sub>
-                <m:r>
-                  <m:t>0</m:t>
-                </m:r>
-              </m:sub>
-            </m:sSub>
-            <m:d>
-              <m:dPr>
-                <m:begChr m:val="("/>
-                <m:endChr m:val=")"/>
-                <m:sepChr m:val=""/>
-                <m:grow/>
-              </m:dPr>
-              <m:e>
-                <m:r>
-                  <m:t>Y</m:t>
-                </m:r>
-              </m:e>
-            </m:d>
-            <m:r>
-              <m:rPr>
-                <m:sty m:val="p"/>
-              </m:rPr>
-              <m:t>|</m:t>
-            </m:r>
-            <m:r>
-              <m:t>c</m:t>
-            </m:r>
-            <m:r>
-              <m:rPr>
-                <m:sty m:val="p"/>
-              </m:rPr>
-              <m:t>=</m:t>
-            </m:r>
-            <m:r>
-              <m:t>D</m:t>
+            <m:r>
+              <m:t>x</m:t>
             </m:r>
           </m:e>
         </m:d>
       </m:oMath>
       <w:r>
-        <w:t xml:space="preserve">, where</w:t>
-      </w:r>
-      <w:r>
-        <w:t xml:space="preserve"> </w:t>
-      </w:r>
-      <m:oMath>
-        <m:sSub>
-          <m:e>
-            <m:r>
-              <m:t>m</m:t>
-            </m:r>
-          </m:e>
-          <m:sub>
-            <m:r>
-              <m:t>0</m:t>
-            </m:r>
-          </m:sub>
-        </m:sSub>
-      </m:oMath>
-      <w:r>
-        <w:t xml:space="preserve"> </w:t>
-      </w:r>
-      <w:r>
-        <w:t xml:space="preserve">is the intended metric. The total evaluation error then decomposes exactly as</w:t>
+        <w:t xml:space="preserve">. The error then decomposes as</w:t>
       </w:r>
     </w:p>
     <w:p>
@@ -3913,25 +4570,31 @@
                 <m:rPr>
                   <m:sty m:val="p"/>
                 </m:rPr>
-                <m:t>t</m:t>
-              </m:r>
-              <m:r>
-                <m:rPr>
-                  <m:sty m:val="p"/>
-                </m:rPr>
-                <m:t>a</m:t>
-              </m:r>
-              <m:r>
-                <m:rPr>
-                  <m:sty m:val="p"/>
-                </m:rPr>
                 <m:t>s</m:t>
               </m:r>
               <m:r>
                 <m:rPr>
                   <m:sty m:val="p"/>
                 </m:rPr>
-                <m:t>k</m:t>
+                <m:t>c</m:t>
+              </m:r>
+              <m:r>
+                <m:rPr>
+                  <m:sty m:val="p"/>
+                </m:rPr>
+                <m:t>o</m:t>
+              </m:r>
+              <m:r>
+                <m:rPr>
+                  <m:sty m:val="p"/>
+                </m:rPr>
+                <m:t>r</m:t>
+              </m:r>
+              <m:r>
+                <m:rPr>
+                  <m:sty m:val="p"/>
+                </m:rPr>
+                <m:t>e</m:t>
               </m:r>
             </m:sub>
           </m:sSub>
@@ -3985,31 +4648,25 @@
                 <m:rPr>
                   <m:sty m:val="p"/>
                 </m:rPr>
+                <m:t>t</m:t>
+              </m:r>
+              <m:r>
+                <m:rPr>
+                  <m:sty m:val="p"/>
+                </m:rPr>
+                <m:t>a</m:t>
+              </m:r>
+              <m:r>
+                <m:rPr>
+                  <m:sty m:val="p"/>
+                </m:rPr>
                 <m:t>s</m:t>
               </m:r>
               <m:r>
                 <m:rPr>
                   <m:sty m:val="p"/>
                 </m:rPr>
-                <m:t>c</m:t>
-              </m:r>
-              <m:r>
-                <m:rPr>
-                  <m:sty m:val="p"/>
-                </m:rPr>
-                <m:t>o</m:t>
-              </m:r>
-              <m:r>
-                <m:rPr>
-                  <m:sty m:val="p"/>
-                </m:rPr>
-                <m:t>r</m:t>
-              </m:r>
-              <m:r>
-                <m:rPr>
-                  <m:sty m:val="p"/>
-                </m:rPr>
-                <m:t>e</m:t>
+                <m:t>k</m:t>
               </m:r>
             </m:sub>
           </m:sSub>
@@ -4027,297 +4684,7 @@
         <w:pStyle w:val="FirstParagraph"/>
       </w:pPr>
       <w:r>
-        <w:t xml:space="preserve">where the task term</w:t>
-      </w:r>
-      <w:r>
-        <w:t xml:space="preserve"> </w:t>
-      </w:r>
-      <m:oMath>
-        <m:sSub>
-          <m:e>
-            <m:r>
-              <m:t>Δ</m:t>
-            </m:r>
-          </m:e>
-          <m:sub>
-            <m:r>
-              <m:rPr>
-                <m:sty m:val="p"/>
-              </m:rPr>
-              <m:t>t</m:t>
-            </m:r>
-            <m:r>
-              <m:rPr>
-                <m:sty m:val="p"/>
-              </m:rPr>
-              <m:t>a</m:t>
-            </m:r>
-            <m:r>
-              <m:rPr>
-                <m:sty m:val="p"/>
-              </m:rPr>
-              <m:t>s</m:t>
-            </m:r>
-            <m:r>
-              <m:rPr>
-                <m:sty m:val="p"/>
-              </m:rPr>
-              <m:t>k</m:t>
-            </m:r>
-          </m:sub>
-        </m:sSub>
-      </m:oMath>
-      <w:r>
-        <w:t xml:space="preserve"> </w:t>
-      </w:r>
-      <w:r>
-        <w:t xml:space="preserve">is the difference between deployment-context behaviour on evaluation tasks and on deployment tasks, scored by the intended metric</w:t>
-      </w:r>
-      <w:r>
-        <w:t xml:space="preserve"> </w:t>
-      </w:r>
-      <m:oMath>
-        <m:sSub>
-          <m:e>
-            <m:r>
-              <m:t>m</m:t>
-            </m:r>
-          </m:e>
-          <m:sub>
-            <m:r>
-              <m:t>0</m:t>
-            </m:r>
-          </m:sub>
-        </m:sSub>
-      </m:oMath>
-      <w:r>
-        <w:t xml:space="preserve"> </w:t>
-      </w:r>
-      <w:r>
-        <w:t xml:space="preserve">(classical representativeness and construct validity);</w:t>
-      </w:r>
-      <w:r>
-        <w:t xml:space="preserve"> </w:t>
-      </w:r>
-      <m:oMath>
-        <m:sSub>
-          <m:e>
-            <m:r>
-              <m:t>Δ</m:t>
-            </m:r>
-          </m:e>
-          <m:sub>
-            <m:r>
-              <m:rPr>
-                <m:sty m:val="p"/>
-              </m:rPr>
-              <m:t>c</m:t>
-            </m:r>
-            <m:r>
-              <m:rPr>
-                <m:sty m:val="p"/>
-              </m:rPr>
-              <m:t>t</m:t>
-            </m:r>
-            <m:r>
-              <m:rPr>
-                <m:sty m:val="p"/>
-              </m:rPr>
-              <m:t>x</m:t>
-            </m:r>
-          </m:sub>
-        </m:sSub>
-        <m:r>
-          <m:rPr>
-            <m:sty m:val="p"/>
-          </m:rPr>
-          <m:t>=</m:t>
-        </m:r>
-        <m:sSub>
-          <m:e>
-            <m:r>
-              <m:rPr>
-                <m:sty m:val="p"/>
-                <m:scr m:val="double-struck"/>
-              </m:rPr>
-              <m:t>E</m:t>
-            </m:r>
-          </m:e>
-          <m:sub>
-            <m:r>
-              <m:t>x</m:t>
-            </m:r>
-            <m:r>
-              <m:rPr>
-                <m:sty m:val="p"/>
-              </m:rPr>
-              <m:t>∼</m:t>
-            </m:r>
-            <m:r>
-              <m:t>E</m:t>
-            </m:r>
-          </m:sub>
-        </m:sSub>
-        <m:d>
-          <m:dPr>
-            <m:begChr m:val="["/>
-            <m:endChr m:val="]"/>
-            <m:sepChr m:val=""/>
-            <m:grow/>
-          </m:dPr>
-          <m:e>
-            <m:r>
-              <m:rPr>
-                <m:sty m:val="p"/>
-                <m:scr m:val="double-struck"/>
-              </m:rPr>
-              <m:t>E</m:t>
-            </m:r>
-            <m:d>
-              <m:dPr>
-                <m:begChr m:val="["/>
-                <m:endChr m:val="]"/>
-                <m:sepChr m:val=""/>
-                <m:grow/>
-              </m:dPr>
-              <m:e>
-                <m:sSub>
-                  <m:e>
-                    <m:r>
-                      <m:t>m</m:t>
-                    </m:r>
-                  </m:e>
-                  <m:sub>
-                    <m:r>
-                      <m:t>0</m:t>
-                    </m:r>
-                  </m:sub>
-                </m:sSub>
-                <m:d>
-                  <m:dPr>
-                    <m:begChr m:val="("/>
-                    <m:endChr m:val=")"/>
-                    <m:sepChr m:val=""/>
-                    <m:grow/>
-                  </m:dPr>
-                  <m:e>
-                    <m:r>
-                      <m:t>Y</m:t>
-                    </m:r>
-                  </m:e>
-                </m:d>
-                <m:r>
-                  <m:rPr>
-                    <m:sty m:val="p"/>
-                  </m:rPr>
-                  <m:t>|</m:t>
-                </m:r>
-                <m:r>
-                  <m:t>x</m:t>
-                </m:r>
-                <m:r>
-                  <m:rPr>
-                    <m:sty m:val="p"/>
-                  </m:rPr>
-                  <m:t>,</m:t>
-                </m:r>
-                <m:sSub>
-                  <m:e>
-                    <m:r>
-                      <m:t>S</m:t>
-                    </m:r>
-                  </m:e>
-                  <m:sub>
-                    <m:r>
-                      <m:t>E</m:t>
-                    </m:r>
-                  </m:sub>
-                </m:sSub>
-              </m:e>
-            </m:d>
-            <m:r>
-              <m:rPr>
-                <m:sty m:val="p"/>
-              </m:rPr>
-              <m:t>−</m:t>
-            </m:r>
-            <m:r>
-              <m:rPr>
-                <m:sty m:val="p"/>
-                <m:scr m:val="double-struck"/>
-              </m:rPr>
-              <m:t>E</m:t>
-            </m:r>
-            <m:d>
-              <m:dPr>
-                <m:begChr m:val="["/>
-                <m:endChr m:val="]"/>
-                <m:sepChr m:val=""/>
-                <m:grow/>
-              </m:dPr>
-              <m:e>
-                <m:sSub>
-                  <m:e>
-                    <m:r>
-                      <m:t>m</m:t>
-                    </m:r>
-                  </m:e>
-                  <m:sub>
-                    <m:r>
-                      <m:t>0</m:t>
-                    </m:r>
-                  </m:sub>
-                </m:sSub>
-                <m:d>
-                  <m:dPr>
-                    <m:begChr m:val="("/>
-                    <m:endChr m:val=")"/>
-                    <m:sepChr m:val=""/>
-                    <m:grow/>
-                  </m:dPr>
-                  <m:e>
-                    <m:r>
-                      <m:t>Y</m:t>
-                    </m:r>
-                  </m:e>
-                </m:d>
-                <m:r>
-                  <m:rPr>
-                    <m:sty m:val="p"/>
-                  </m:rPr>
-                  <m:t>|</m:t>
-                </m:r>
-                <m:r>
-                  <m:t>x</m:t>
-                </m:r>
-                <m:r>
-                  <m:rPr>
-                    <m:sty m:val="p"/>
-                  </m:rPr>
-                  <m:t>,</m:t>
-                </m:r>
-                <m:sSub>
-                  <m:e>
-                    <m:r>
-                      <m:t>S</m:t>
-                    </m:r>
-                  </m:e>
-                  <m:sub>
-                    <m:r>
-                      <m:t>D</m:t>
-                    </m:r>
-                  </m:sub>
-                </m:sSub>
-              </m:e>
-            </m:d>
-          </m:e>
-        </m:d>
-      </m:oMath>
-      <w:r>
-        <w:t xml:space="preserve"> </w:t>
-      </w:r>
-      <w:r>
-        <w:t xml:space="preserve">is the model-originated divergence induced by the context signal for a fixed task (L3); and the scorer term</w:t>
+        <w:t xml:space="preserve">where</w:t>
       </w:r>
       <w:r>
         <w:t xml:space="preserve"> </w:t>
@@ -4395,6 +4762,15 @@
               </m:dPr>
               <m:e>
                 <m:r>
+                  <m:t>x</m:t>
+                </m:r>
+                <m:r>
+                  <m:rPr>
+                    <m:sty m:val="p"/>
+                  </m:rPr>
+                  <m:t>,</m:t>
+                </m:r>
+                <m:r>
                   <m:t>Y</m:t>
                 </m:r>
               </m:e>
@@ -4426,6 +4802,15 @@
               </m:dPr>
               <m:e>
                 <m:r>
+                  <m:t>x</m:t>
+                </m:r>
+                <m:r>
+                  <m:rPr>
+                    <m:sty m:val="p"/>
+                  </m:rPr>
+                  <m:t>,</m:t>
+                </m:r>
+                <m:r>
                   <m:t>Y</m:t>
                 </m:r>
               </m:e>
@@ -4455,10 +4840,639 @@
         <w:t xml:space="preserve"> </w:t>
       </w:r>
       <w:r>
-        <w:t xml:space="preserve">is the scoring error under evaluation, which includes grader exploitation and judge leniency. Sandbagging is</w:t>
-      </w:r>
-      <w:r>
-        <w:t xml:space="preserve"> </w:t>
+        <w:t xml:space="preserve">is the scorer error under evaluation, including grader exploitation and judge leniency;</w:t>
+      </w:r>
+      <w:r>
+        <w:t xml:space="preserve"> </w:t>
+      </w:r>
+      <m:oMath>
+        <m:sSub>
+          <m:e>
+            <m:r>
+              <m:t>Δ</m:t>
+            </m:r>
+          </m:e>
+          <m:sub>
+            <m:r>
+              <m:rPr>
+                <m:sty m:val="p"/>
+              </m:rPr>
+              <m:t>c</m:t>
+            </m:r>
+            <m:r>
+              <m:rPr>
+                <m:sty m:val="p"/>
+              </m:rPr>
+              <m:t>t</m:t>
+            </m:r>
+            <m:r>
+              <m:rPr>
+                <m:sty m:val="p"/>
+              </m:rPr>
+              <m:t>x</m:t>
+            </m:r>
+          </m:sub>
+        </m:sSub>
+        <m:r>
+          <m:rPr>
+            <m:sty m:val="p"/>
+          </m:rPr>
+          <m:t>=</m:t>
+        </m:r>
+        <m:sSub>
+          <m:e>
+            <m:r>
+              <m:rPr>
+                <m:sty m:val="p"/>
+                <m:scr m:val="double-struck"/>
+              </m:rPr>
+              <m:t>E</m:t>
+            </m:r>
+          </m:e>
+          <m:sub>
+            <m:r>
+              <m:t>x</m:t>
+            </m:r>
+            <m:r>
+              <m:rPr>
+                <m:sty m:val="p"/>
+              </m:rPr>
+              <m:t>∼</m:t>
+            </m:r>
+            <m:sSub>
+              <m:e>
+                <m:r>
+                  <m:t>P</m:t>
+                </m:r>
+              </m:e>
+              <m:sub>
+                <m:r>
+                  <m:t>E</m:t>
+                </m:r>
+              </m:sub>
+            </m:sSub>
+          </m:sub>
+        </m:sSub>
+        <m:d>
+          <m:dPr>
+            <m:begChr m:val="["/>
+            <m:endChr m:val="]"/>
+            <m:sepChr m:val=""/>
+            <m:grow/>
+          </m:dPr>
+          <m:e>
+            <m:sSub>
+              <m:e>
+                <m:r>
+                  <m:t>μ</m:t>
+                </m:r>
+              </m:e>
+              <m:sub>
+                <m:r>
+                  <m:t>E</m:t>
+                </m:r>
+              </m:sub>
+            </m:sSub>
+            <m:d>
+              <m:dPr>
+                <m:begChr m:val="("/>
+                <m:endChr m:val=")"/>
+                <m:sepChr m:val=""/>
+                <m:grow/>
+              </m:dPr>
+              <m:e>
+                <m:r>
+                  <m:t>x</m:t>
+                </m:r>
+              </m:e>
+            </m:d>
+            <m:r>
+              <m:rPr>
+                <m:sty m:val="p"/>
+              </m:rPr>
+              <m:t>−</m:t>
+            </m:r>
+            <m:sSub>
+              <m:e>
+                <m:r>
+                  <m:t>μ</m:t>
+                </m:r>
+              </m:e>
+              <m:sub>
+                <m:r>
+                  <m:t>D</m:t>
+                </m:r>
+              </m:sub>
+            </m:sSub>
+            <m:d>
+              <m:dPr>
+                <m:begChr m:val="("/>
+                <m:endChr m:val=")"/>
+                <m:sepChr m:val=""/>
+                <m:grow/>
+              </m:dPr>
+              <m:e>
+                <m:r>
+                  <m:t>x</m:t>
+                </m:r>
+              </m:e>
+            </m:d>
+          </m:e>
+        </m:d>
+      </m:oMath>
+      <w:r>
+        <w:t xml:space="preserve"> </w:t>
+      </w:r>
+      <w:r>
+        <w:t xml:space="preserve">is the context-induced behavioural divergence for a fixed task; and</w:t>
+      </w:r>
+      <w:r>
+        <w:t xml:space="preserve"> </w:t>
+      </w:r>
+      <m:oMath>
+        <m:sSub>
+          <m:e>
+            <m:r>
+              <m:t>Δ</m:t>
+            </m:r>
+          </m:e>
+          <m:sub>
+            <m:r>
+              <m:rPr>
+                <m:sty m:val="p"/>
+              </m:rPr>
+              <m:t>t</m:t>
+            </m:r>
+            <m:r>
+              <m:rPr>
+                <m:sty m:val="p"/>
+              </m:rPr>
+              <m:t>a</m:t>
+            </m:r>
+            <m:r>
+              <m:rPr>
+                <m:sty m:val="p"/>
+              </m:rPr>
+              <m:t>s</m:t>
+            </m:r>
+            <m:r>
+              <m:rPr>
+                <m:sty m:val="p"/>
+              </m:rPr>
+              <m:t>k</m:t>
+            </m:r>
+          </m:sub>
+        </m:sSub>
+        <m:r>
+          <m:rPr>
+            <m:sty m:val="p"/>
+          </m:rPr>
+          <m:t>=</m:t>
+        </m:r>
+        <m:sSub>
+          <m:e>
+            <m:r>
+              <m:rPr>
+                <m:sty m:val="p"/>
+                <m:scr m:val="double-struck"/>
+              </m:rPr>
+              <m:t>E</m:t>
+            </m:r>
+          </m:e>
+          <m:sub>
+            <m:r>
+              <m:t>x</m:t>
+            </m:r>
+            <m:r>
+              <m:rPr>
+                <m:sty m:val="p"/>
+              </m:rPr>
+              <m:t>∼</m:t>
+            </m:r>
+            <m:sSub>
+              <m:e>
+                <m:r>
+                  <m:t>P</m:t>
+                </m:r>
+              </m:e>
+              <m:sub>
+                <m:r>
+                  <m:t>E</m:t>
+                </m:r>
+              </m:sub>
+            </m:sSub>
+          </m:sub>
+        </m:sSub>
+        <m:sSub>
+          <m:e>
+            <m:r>
+              <m:t>μ</m:t>
+            </m:r>
+          </m:e>
+          <m:sub>
+            <m:r>
+              <m:t>D</m:t>
+            </m:r>
+          </m:sub>
+        </m:sSub>
+        <m:d>
+          <m:dPr>
+            <m:begChr m:val="("/>
+            <m:endChr m:val=")"/>
+            <m:sepChr m:val=""/>
+            <m:grow/>
+          </m:dPr>
+          <m:e>
+            <m:r>
+              <m:t>x</m:t>
+            </m:r>
+          </m:e>
+        </m:d>
+        <m:r>
+          <m:rPr>
+            <m:sty m:val="p"/>
+          </m:rPr>
+          <m:t>−</m:t>
+        </m:r>
+        <m:sSub>
+          <m:e>
+            <m:r>
+              <m:rPr>
+                <m:sty m:val="p"/>
+                <m:scr m:val="double-struck"/>
+              </m:rPr>
+              <m:t>E</m:t>
+            </m:r>
+          </m:e>
+          <m:sub>
+            <m:r>
+              <m:t>x</m:t>
+            </m:r>
+            <m:r>
+              <m:rPr>
+                <m:sty m:val="p"/>
+              </m:rPr>
+              <m:t>∼</m:t>
+            </m:r>
+            <m:sSub>
+              <m:e>
+                <m:r>
+                  <m:t>P</m:t>
+                </m:r>
+              </m:e>
+              <m:sub>
+                <m:r>
+                  <m:t>D</m:t>
+                </m:r>
+              </m:sub>
+            </m:sSub>
+          </m:sub>
+        </m:sSub>
+        <m:sSub>
+          <m:e>
+            <m:r>
+              <m:t>μ</m:t>
+            </m:r>
+          </m:e>
+          <m:sub>
+            <m:r>
+              <m:t>D</m:t>
+            </m:r>
+          </m:sub>
+        </m:sSub>
+        <m:d>
+          <m:dPr>
+            <m:begChr m:val="("/>
+            <m:endChr m:val=")"/>
+            <m:sepChr m:val=""/>
+            <m:grow/>
+          </m:dPr>
+          <m:e>
+            <m:r>
+              <m:t>x</m:t>
+            </m:r>
+          </m:e>
+        </m:d>
+      </m:oMath>
+      <w:r>
+        <w:t xml:space="preserve"> </w:t>
+      </w:r>
+      <w:r>
+        <w:t xml:space="preserve">is the classical representativeness term. The identity is exact, but the split between</w:t>
+      </w:r>
+      <w:r>
+        <w:t xml:space="preserve"> </w:t>
+      </w:r>
+      <m:oMath>
+        <m:sSub>
+          <m:e>
+            <m:r>
+              <m:t>Δ</m:t>
+            </m:r>
+          </m:e>
+          <m:sub>
+            <m:r>
+              <m:rPr>
+                <m:sty m:val="p"/>
+              </m:rPr>
+              <m:t>c</m:t>
+            </m:r>
+            <m:r>
+              <m:rPr>
+                <m:sty m:val="p"/>
+              </m:rPr>
+              <m:t>t</m:t>
+            </m:r>
+            <m:r>
+              <m:rPr>
+                <m:sty m:val="p"/>
+              </m:rPr>
+              <m:t>x</m:t>
+            </m:r>
+          </m:sub>
+        </m:sSub>
+      </m:oMath>
+      <w:r>
+        <w:t xml:space="preserve"> </w:t>
+      </w:r>
+      <w:r>
+        <w:t xml:space="preserve">and</w:t>
+      </w:r>
+      <w:r>
+        <w:t xml:space="preserve"> </w:t>
+      </w:r>
+      <m:oMath>
+        <m:sSub>
+          <m:e>
+            <m:r>
+              <m:t>Δ</m:t>
+            </m:r>
+          </m:e>
+          <m:sub>
+            <m:r>
+              <m:rPr>
+                <m:sty m:val="p"/>
+              </m:rPr>
+              <m:t>t</m:t>
+            </m:r>
+            <m:r>
+              <m:rPr>
+                <m:sty m:val="p"/>
+              </m:rPr>
+              <m:t>a</m:t>
+            </m:r>
+            <m:r>
+              <m:rPr>
+                <m:sty m:val="p"/>
+              </m:rPr>
+              <m:t>s</m:t>
+            </m:r>
+            <m:r>
+              <m:rPr>
+                <m:sty m:val="p"/>
+              </m:rPr>
+              <m:t>k</m:t>
+            </m:r>
+          </m:sub>
+        </m:sSub>
+      </m:oMath>
+      <w:r>
+        <w:t xml:space="preserve"> </w:t>
+      </w:r>
+      <w:r>
+        <w:t xml:space="preserve">depends on the order of the terms: evaluating the context contrast under</w:t>
+      </w:r>
+      <w:r>
+        <w:t xml:space="preserve"> </w:t>
+      </w:r>
+      <m:oMath>
+        <m:sSub>
+          <m:e>
+            <m:r>
+              <m:t>P</m:t>
+            </m:r>
+          </m:e>
+          <m:sub>
+            <m:r>
+              <m:t>D</m:t>
+            </m:r>
+          </m:sub>
+        </m:sSub>
+      </m:oMath>
+      <w:r>
+        <w:t xml:space="preserve"> </w:t>
+      </w:r>
+      <w:r>
+        <w:t xml:space="preserve">instead of</w:t>
+      </w:r>
+      <w:r>
+        <w:t xml:space="preserve"> </w:t>
+      </w:r>
+      <m:oMath>
+        <m:sSub>
+          <m:e>
+            <m:r>
+              <m:t>P</m:t>
+            </m:r>
+          </m:e>
+          <m:sub>
+            <m:r>
+              <m:t>E</m:t>
+            </m:r>
+          </m:sub>
+        </m:sSub>
+      </m:oMath>
+      <w:r>
+        <w:t xml:space="preserve"> </w:t>
+      </w:r>
+      <w:r>
+        <w:t xml:space="preserve">moves an interaction term between them whenever context sensitivity varies with the task. For a capability evaluation the target is the elicitable capability</w:t>
+      </w:r>
+      <w:r>
+        <w:t xml:space="preserve"> </w:t>
+      </w:r>
+      <m:oMath>
+        <m:sSup>
+          <m:e>
+            <m:r>
+              <m:t>θ</m:t>
+            </m:r>
+          </m:e>
+          <m:sup>
+            <m:r>
+              <m:rPr>
+                <m:sty m:val="p"/>
+              </m:rPr>
+              <m:t>c</m:t>
+            </m:r>
+            <m:r>
+              <m:rPr>
+                <m:sty m:val="p"/>
+              </m:rPr>
+              <m:t>a</m:t>
+            </m:r>
+            <m:r>
+              <m:rPr>
+                <m:sty m:val="p"/>
+              </m:rPr>
+              <m:t>p</m:t>
+            </m:r>
+          </m:sup>
+        </m:sSup>
+      </m:oMath>
+      <w:r>
+        <w:t xml:space="preserve"> </w:t>
+      </w:r>
+      <w:r>
+        <w:t xml:space="preserve">(the best intended score over admissible elicitation protocols), and a fourth term,</w:t>
+      </w:r>
+      <w:r>
+        <w:t xml:space="preserve"> </w:t>
+      </w:r>
+      <m:oMath>
+        <m:sSub>
+          <m:e>
+            <m:r>
+              <m:t>Δ</m:t>
+            </m:r>
+          </m:e>
+          <m:sub>
+            <m:r>
+              <m:rPr>
+                <m:sty m:val="p"/>
+              </m:rPr>
+              <m:t>e</m:t>
+            </m:r>
+            <m:r>
+              <m:rPr>
+                <m:sty m:val="p"/>
+              </m:rPr>
+              <m:t>l</m:t>
+            </m:r>
+            <m:r>
+              <m:rPr>
+                <m:sty m:val="p"/>
+              </m:rPr>
+              <m:t>i</m:t>
+            </m:r>
+            <m:r>
+              <m:rPr>
+                <m:sty m:val="p"/>
+              </m:rPr>
+              <m:t>c</m:t>
+            </m:r>
+          </m:sub>
+        </m:sSub>
+        <m:r>
+          <m:rPr>
+            <m:sty m:val="p"/>
+          </m:rPr>
+          <m:t>=</m:t>
+        </m:r>
+        <m:sSub>
+          <m:e>
+            <m:r>
+              <m:rPr>
+                <m:sty m:val="p"/>
+                <m:scr m:val="double-struck"/>
+              </m:rPr>
+              <m:t>E</m:t>
+            </m:r>
+          </m:e>
+          <m:sub>
+            <m:r>
+              <m:t>x</m:t>
+            </m:r>
+            <m:r>
+              <m:rPr>
+                <m:sty m:val="p"/>
+              </m:rPr>
+              <m:t>∼</m:t>
+            </m:r>
+            <m:sSub>
+              <m:e>
+                <m:r>
+                  <m:t>P</m:t>
+                </m:r>
+              </m:e>
+              <m:sub>
+                <m:r>
+                  <m:t>D</m:t>
+                </m:r>
+              </m:sub>
+            </m:sSub>
+          </m:sub>
+        </m:sSub>
+        <m:sSub>
+          <m:e>
+            <m:r>
+              <m:t>μ</m:t>
+            </m:r>
+          </m:e>
+          <m:sub>
+            <m:r>
+              <m:t>D</m:t>
+            </m:r>
+          </m:sub>
+        </m:sSub>
+        <m:d>
+          <m:dPr>
+            <m:begChr m:val="("/>
+            <m:endChr m:val=")"/>
+            <m:sepChr m:val=""/>
+            <m:grow/>
+          </m:dPr>
+          <m:e>
+            <m:r>
+              <m:t>x</m:t>
+            </m:r>
+          </m:e>
+        </m:d>
+        <m:r>
+          <m:rPr>
+            <m:sty m:val="p"/>
+          </m:rPr>
+          <m:t>−</m:t>
+        </m:r>
+        <m:sSup>
+          <m:e>
+            <m:r>
+              <m:t>θ</m:t>
+            </m:r>
+          </m:e>
+          <m:sup>
+            <m:r>
+              <m:rPr>
+                <m:sty m:val="p"/>
+              </m:rPr>
+              <m:t>c</m:t>
+            </m:r>
+            <m:r>
+              <m:rPr>
+                <m:sty m:val="p"/>
+              </m:rPr>
+              <m:t>a</m:t>
+            </m:r>
+            <m:r>
+              <m:rPr>
+                <m:sty m:val="p"/>
+              </m:rPr>
+              <m:t>p</m:t>
+            </m:r>
+          </m:sup>
+        </m:sSup>
+        <m:r>
+          <m:rPr>
+            <m:sty m:val="p"/>
+          </m:rPr>
+          <m:t>≤</m:t>
+        </m:r>
+        <m:r>
+          <m:t>0</m:t>
+        </m:r>
+      </m:oMath>
+      <w:r>
+        <w:t xml:space="preserve">, captures under-elicitation and sandbagging that does not depend on context. In this notation, context-conditioned underperformance on a capability metric (</w:t>
       </w:r>
       <m:oMath>
         <m:sSub>
@@ -4499,13 +5513,7 @@
         </m:r>
       </m:oMath>
       <w:r>
-        <w:t xml:space="preserve"> </w:t>
-      </w:r>
-      <w:r>
-        <w:t xml:space="preserve">on a capability metric; alignment and evaluation faking are</w:t>
-      </w:r>
-      <w:r>
-        <w:t xml:space="preserve"> </w:t>
+        <w:t xml:space="preserve">) and context-conditioned improvement on a safety metric (</w:t>
       </w:r>
       <m:oMath>
         <m:sSub>
@@ -4546,10 +5554,7 @@
         </m:r>
       </m:oMath>
       <w:r>
-        <w:t xml:space="preserve"> </w:t>
-      </w:r>
-      <w:r>
-        <w:t xml:space="preserve">on a safety metric; measurement-side deception and evaluator gaming enter through</w:t>
+        <w:t xml:space="preserve">) are necessary signatures of sandbagging and of alignment or evaluation faking respectively; intent is not represented. Model-originated behaviour directed at the scorer, such as test-case exploitation or strategic dishonesty towards judges, enters through</w:t>
       </w:r>
       <w:r>
         <w:t xml:space="preserve"> </w:t>
@@ -4596,14 +5601,14 @@
         </m:sSub>
       </m:oMath>
       <w:r>
-        <w:t xml:space="preserve">. Four consequences follow directly from the definitions and structure the rest of the synthesis.</w:t>
+        <w:t xml:space="preserve">. Four remarks follow from the definitions and organise the rest of the synthesis.</w:t>
       </w:r>
     </w:p>
     <w:p>
       <w:pPr>
         <w:numPr>
           <w:ilvl w:val="0"/>
-          <w:numId w:val="1008"/>
+          <w:numId w:val="1009"/>
         </w:numPr>
         <w:pStyle w:val="Compact"/>
       </w:pPr>
@@ -4612,13 +5617,13 @@
           <w:iCs/>
           <w:i/>
         </w:rPr>
-        <w:t xml:space="preserve">Proposition 1 (no signal, no model-originated bias).</w:t>
-      </w:r>
-      <w:r>
-        <w:t xml:space="preserve"> </w:t>
-      </w:r>
-      <w:r>
-        <w:t xml:space="preserve">If the context signal has the same distribution under evaluation and deployment for every task (that is,</w:t>
+        <w:t xml:space="preserve">Remark 1 (no context signal, no context-induced divergence).</w:t>
+      </w:r>
+      <w:r>
+        <w:t xml:space="preserve"> </w:t>
+      </w:r>
+      <w:r>
+        <w:t xml:space="preserve">Under A1, if</w:t>
       </w:r>
       <w:r>
         <w:t xml:space="preserve"> </w:t>
@@ -4627,12 +5632,121 @@
         <m:sSub>
           <m:e>
             <m:r>
-              <m:t>S</m:t>
+              <m:t>Q</m:t>
             </m:r>
           </m:e>
           <m:sub>
             <m:r>
               <m:t>E</m:t>
+            </m:r>
+          </m:sub>
+        </m:sSub>
+        <m:d>
+          <m:dPr>
+            <m:begChr m:val="("/>
+            <m:endChr m:val=")"/>
+            <m:sepChr m:val=""/>
+            <m:grow/>
+          </m:dPr>
+          <m:e>
+            <m:r>
+              <m:rPr>
+                <m:sty m:val="p"/>
+              </m:rPr>
+              <m:t>⋅</m:t>
+            </m:r>
+            <m:r>
+              <m:rPr>
+                <m:sty m:val="p"/>
+              </m:rPr>
+              <m:t>|</m:t>
+            </m:r>
+            <m:r>
+              <m:t>x</m:t>
+            </m:r>
+          </m:e>
+        </m:d>
+        <m:r>
+          <m:rPr>
+            <m:sty m:val="p"/>
+          </m:rPr>
+          <m:t>=</m:t>
+        </m:r>
+        <m:sSub>
+          <m:e>
+            <m:r>
+              <m:t>Q</m:t>
+            </m:r>
+          </m:e>
+          <m:sub>
+            <m:r>
+              <m:t>D</m:t>
+            </m:r>
+          </m:sub>
+        </m:sSub>
+        <m:d>
+          <m:dPr>
+            <m:begChr m:val="("/>
+            <m:endChr m:val=")"/>
+            <m:sepChr m:val=""/>
+            <m:grow/>
+          </m:dPr>
+          <m:e>
+            <m:r>
+              <m:rPr>
+                <m:sty m:val="p"/>
+              </m:rPr>
+              <m:t>⋅</m:t>
+            </m:r>
+            <m:r>
+              <m:rPr>
+                <m:sty m:val="p"/>
+              </m:rPr>
+              <m:t>|</m:t>
+            </m:r>
+            <m:r>
+              <m:t>x</m:t>
+            </m:r>
+          </m:e>
+        </m:d>
+      </m:oMath>
+      <w:r>
+        <w:t xml:space="preserve"> </w:t>
+      </w:r>
+      <w:r>
+        <w:t xml:space="preserve">for almost every evaluation task, then</w:t>
+      </w:r>
+      <w:r>
+        <w:t xml:space="preserve"> </w:t>
+      </w:r>
+      <m:oMath>
+        <m:sSub>
+          <m:e>
+            <m:r>
+              <m:t>μ</m:t>
+            </m:r>
+          </m:e>
+          <m:sub>
+            <m:r>
+              <m:t>E</m:t>
+            </m:r>
+          </m:sub>
+        </m:sSub>
+        <m:r>
+          <m:rPr>
+            <m:sty m:val="p"/>
+          </m:rPr>
+          <m:t>=</m:t>
+        </m:r>
+        <m:sSub>
+          <m:e>
+            <m:r>
+              <m:t>μ</m:t>
+            </m:r>
+          </m:e>
+          <m:sub>
+            <m:r>
+              <m:t>D</m:t>
             </m:r>
           </m:sub>
         </m:sSub>
@@ -4642,40 +5756,6 @@
       </w:r>
       <w:r>
         <w:t xml:space="preserve">and</w:t>
-      </w:r>
-      <w:r>
-        <w:t xml:space="preserve"> </w:t>
-      </w:r>
-      <m:oMath>
-        <m:sSub>
-          <m:e>
-            <m:r>
-              <m:t>S</m:t>
-            </m:r>
-          </m:e>
-          <m:sub>
-            <m:r>
-              <m:t>D</m:t>
-            </m:r>
-          </m:sub>
-        </m:sSub>
-      </m:oMath>
-      <w:r>
-        <w:t xml:space="preserve"> </w:t>
-      </w:r>
-      <w:r>
-        <w:t xml:space="preserve">are identically distributed given</w:t>
-      </w:r>
-      <w:r>
-        <w:t xml:space="preserve"> </w:t>
-      </w:r>
-      <m:oMath>
-        <m:r>
-          <m:t>x</m:t>
-        </m:r>
-      </m:oMath>
-      <w:r>
-        <w:t xml:space="preserve">), then</w:t>
       </w:r>
       <w:r>
         <w:t xml:space="preserve"> </w:t>
@@ -4719,200 +5799,125 @@
         </m:r>
       </m:oMath>
       <w:r>
-        <w:t xml:space="preserve">, whatever the model’s capacity for awareness.</w:t>
-      </w:r>
-      <w:r>
-        <w:t xml:space="preserve"> </w:t>
-      </w:r>
+        <w:t xml:space="preserve">, whatever the model’s capacity for awareness. Context separability is therefore necessary for context-induced bias, but not for scorer-directed bias, which acts through</w:t>
+      </w:r>
+      <w:r>
+        <w:t xml:space="preserve"> </w:t>
+      </w:r>
+      <m:oMath>
+        <m:sSub>
+          <m:e>
+            <m:r>
+              <m:t>Δ</m:t>
+            </m:r>
+          </m:e>
+          <m:sub>
+            <m:r>
+              <m:rPr>
+                <m:sty m:val="p"/>
+              </m:rPr>
+              <m:t>s</m:t>
+            </m:r>
+            <m:r>
+              <m:rPr>
+                <m:sty m:val="p"/>
+              </m:rPr>
+              <m:t>c</m:t>
+            </m:r>
+            <m:r>
+              <m:rPr>
+                <m:sty m:val="p"/>
+              </m:rPr>
+              <m:t>o</m:t>
+            </m:r>
+            <m:r>
+              <m:rPr>
+                <m:sty m:val="p"/>
+              </m:rPr>
+              <m:t>r</m:t>
+            </m:r>
+            <m:r>
+              <m:rPr>
+                <m:sty m:val="p"/>
+              </m:rPr>
+              <m:t>e</m:t>
+            </m:r>
+          </m:sub>
+        </m:sSub>
+      </m:oMath>
+      <w:r>
+        <w:t xml:space="preserve">. Evidence that models discriminate evaluation from deployment transcripts (Needham et al. 2025) shows that the transcripts are separable; because those transcripts also differ in task content and outputs, it is consistent with, but does not establish, separability given the task, and it says nothing about the size of</w:t>
+      </w:r>
+      <w:r>
+        <w:t xml:space="preserve"> </w:t>
+      </w:r>
+      <m:oMath>
+        <m:sSub>
+          <m:e>
+            <m:r>
+              <m:t>Δ</m:t>
+            </m:r>
+          </m:e>
+          <m:sub>
+            <m:r>
+              <m:rPr>
+                <m:sty m:val="p"/>
+              </m:rPr>
+              <m:t>c</m:t>
+            </m:r>
+            <m:r>
+              <m:rPr>
+                <m:sty m:val="p"/>
+              </m:rPr>
+              <m:t>t</m:t>
+            </m:r>
+            <m:r>
+              <m:rPr>
+                <m:sty m:val="p"/>
+              </m:rPr>
+              <m:t>x</m:t>
+            </m:r>
+          </m:sub>
+        </m:sSub>
+      </m:oMath>
+      <w:r>
+        <w:t xml:space="preserve">.</w:t>
+      </w:r>
+    </w:p>
+    <w:p>
+      <w:pPr>
+        <w:numPr>
+          <w:ilvl w:val="0"/>
+          <w:numId w:val="1009"/>
+        </w:numPr>
+        <w:pStyle w:val="Compact"/>
+      </w:pPr>
       <w:r>
         <w:rPr>
           <w:iCs/>
           <w:i/>
         </w:rPr>
-        <w:t xml:space="preserve">Proof:</w:t>
-      </w:r>
-      <w:r>
-        <w:t xml:space="preserve"> </w:t>
-      </w:r>
-      <w:r>
-        <w:t xml:space="preserve">the inner difference in</w:t>
-      </w:r>
-      <w:r>
-        <w:t xml:space="preserve"> </w:t>
-      </w:r>
-      <m:oMath>
-        <m:sSub>
-          <m:e>
-            <m:r>
-              <m:t>Δ</m:t>
-            </m:r>
-          </m:e>
-          <m:sub>
-            <m:r>
-              <m:rPr>
-                <m:sty m:val="p"/>
-              </m:rPr>
-              <m:t>c</m:t>
-            </m:r>
-            <m:r>
-              <m:rPr>
-                <m:sty m:val="p"/>
-              </m:rPr>
-              <m:t>t</m:t>
-            </m:r>
-            <m:r>
-              <m:rPr>
-                <m:sty m:val="p"/>
-              </m:rPr>
-              <m:t>x</m:t>
-            </m:r>
-          </m:sub>
-        </m:sSub>
-      </m:oMath>
-      <w:r>
-        <w:t xml:space="preserve"> </w:t>
-      </w:r>
-      <w:r>
-        <w:t xml:space="preserve">vanishes for every</w:t>
+        <w:t xml:space="preserve">Remark 2 (awareness is neither necessary nor sufficient).</w:t>
+      </w:r>
+      <w:r>
+        <w:t xml:space="preserve"> </w:t>
+      </w:r>
+      <w:r>
+        <w:t xml:space="preserve">Awareness is not sufficient: if the intended score does not depend on</w:t>
       </w:r>
       <w:r>
         <w:t xml:space="preserve"> </w:t>
       </w:r>
       <m:oMath>
         <m:r>
-          <m:t>x</m:t>
+          <m:t>A</m:t>
         </m:r>
       </m:oMath>
       <w:r>
-        <w:t xml:space="preserve">. L1 separability is therefore a necessary condition for any L3 threat. Conversely, evidence that models discriminate evaluation from deployment transcripts above chance (Needham et al. 2025) establishes separability but nothing about</w:t>
-      </w:r>
-      <w:r>
-        <w:t xml:space="preserve"> </w:t>
-      </w:r>
-      <m:oMath>
-        <m:sSub>
-          <m:e>
-            <m:r>
-              <m:t>Δ</m:t>
-            </m:r>
-          </m:e>
-          <m:sub>
-            <m:r>
-              <m:rPr>
-                <m:sty m:val="p"/>
-              </m:rPr>
-              <m:t>c</m:t>
-            </m:r>
-            <m:r>
-              <m:rPr>
-                <m:sty m:val="p"/>
-              </m:rPr>
-              <m:t>t</m:t>
-            </m:r>
-            <m:r>
-              <m:rPr>
-                <m:sty m:val="p"/>
-              </m:rPr>
-              <m:t>x</m:t>
-            </m:r>
-          </m:sub>
-        </m:sSub>
-      </m:oMath>
-      <w:r>
-        <w:t xml:space="preserve">.</w:t>
-      </w:r>
-    </w:p>
-    <w:p>
-      <w:pPr>
-        <w:numPr>
-          <w:ilvl w:val="0"/>
-          <w:numId w:val="1008"/>
-        </w:numPr>
-        <w:pStyle w:val="Compact"/>
-      </w:pPr>
-      <w:r>
-        <w:rPr>
-          <w:iCs/>
-          <w:i/>
-        </w:rPr>
-        <w:t xml:space="preserve">Proposition 2 (awareness is neither necessary nor sufficient for a biased score).</w:t>
-      </w:r>
-      <w:r>
-        <w:t xml:space="preserve"> </w:t>
-      </w:r>
-      <w:r>
-        <w:t xml:space="preserve">If</w:t>
-      </w:r>
-      <w:r>
-        <w:t xml:space="preserve"> </w:t>
-      </w:r>
-      <m:oMath>
-        <m:r>
-          <m:rPr>
-            <m:sty m:val="p"/>
-            <m:scr m:val="double-struck"/>
-          </m:rPr>
-          <m:t>E</m:t>
-        </m:r>
-        <m:d>
-          <m:dPr>
-            <m:begChr m:val="["/>
-            <m:endChr m:val="]"/>
-            <m:sepChr m:val=""/>
-            <m:grow/>
-          </m:dPr>
-          <m:e>
-            <m:sSub>
-              <m:e>
-                <m:r>
-                  <m:t>m</m:t>
-                </m:r>
-              </m:e>
-              <m:sub>
-                <m:r>
-                  <m:t>0</m:t>
-                </m:r>
-              </m:sub>
-            </m:sSub>
-            <m:d>
-              <m:dPr>
-                <m:begChr m:val="("/>
-                <m:endChr m:val=")"/>
-                <m:sepChr m:val=""/>
-                <m:grow/>
-              </m:dPr>
-              <m:e>
-                <m:r>
-                  <m:t>Y</m:t>
-                </m:r>
-              </m:e>
-            </m:d>
-            <m:r>
-              <m:rPr>
-                <m:sty m:val="p"/>
-              </m:rPr>
-              <m:t>|</m:t>
-            </m:r>
-            <m:r>
-              <m:t>x</m:t>
-            </m:r>
-            <m:r>
-              <m:rPr>
-                <m:sty m:val="p"/>
-              </m:rPr>
-              <m:t>,</m:t>
-            </m:r>
-            <m:r>
-              <m:t>S</m:t>
-            </m:r>
-          </m:e>
-        </m:d>
-      </m:oMath>
-      <w:r>
-        <w:t xml:space="preserve"> </w:t>
-      </w:r>
-      <w:r>
-        <w:t xml:space="preserve">does not vary with</w:t>
+        <w:t xml:space="preserve"> </w:t>
+      </w:r>
+      <w:r>
+        <w:t xml:space="preserve">or</w:t>
       </w:r>
       <w:r>
         <w:t xml:space="preserve"> </w:t>
@@ -4970,220 +5975,23 @@
         <w:t xml:space="preserve"> </w:t>
       </w:r>
       <w:r>
-        <w:t xml:space="preserve">even when awareness is perfect; and</w:t>
-      </w:r>
-      <w:r>
-        <w:t xml:space="preserve"> </w:t>
-      </w:r>
-      <m:oMath>
-        <m:sSub>
-          <m:e>
-            <m:r>
-              <m:t>Δ</m:t>
-            </m:r>
-          </m:e>
-          <m:sub>
-            <m:r>
-              <m:rPr>
-                <m:sty m:val="p"/>
-              </m:rPr>
-              <m:t>s</m:t>
-            </m:r>
-            <m:r>
-              <m:rPr>
-                <m:sty m:val="p"/>
-              </m:rPr>
-              <m:t>c</m:t>
-            </m:r>
-            <m:r>
-              <m:rPr>
-                <m:sty m:val="p"/>
-              </m:rPr>
-              <m:t>o</m:t>
-            </m:r>
-            <m:r>
-              <m:rPr>
-                <m:sty m:val="p"/>
-              </m:rPr>
-              <m:t>r</m:t>
-            </m:r>
-            <m:r>
-              <m:rPr>
-                <m:sty m:val="p"/>
-              </m:rPr>
-              <m:t>e</m:t>
-            </m:r>
-          </m:sub>
-        </m:sSub>
-        <m:r>
-          <m:rPr>
-            <m:sty m:val="p"/>
-          </m:rPr>
-          <m:t>≠</m:t>
-        </m:r>
-        <m:r>
-          <m:t>0</m:t>
-        </m:r>
-      </m:oMath>
-      <w:r>
-        <w:t xml:space="preserve"> </w:t>
-      </w:r>
-      <w:r>
-        <w:t xml:space="preserve">requires no awareness at all, only an exploitable</w:t>
+        <w:t xml:space="preserve">even when</w:t>
       </w:r>
       <w:r>
         <w:t xml:space="preserve"> </w:t>
       </w:r>
       <m:oMath>
         <m:r>
-          <m:t>m</m:t>
-        </m:r>
-      </m:oMath>
-      <w:r>
-        <w:t xml:space="preserve">. Benchmark audits that find hackable tasks (Section 4.9) are evidence about</w:t>
-      </w:r>
-      <w:r>
-        <w:t xml:space="preserve"> </w:t>
-      </w:r>
-      <m:oMath>
-        <m:sSub>
-          <m:e>
-            <m:r>
-              <m:t>Δ</m:t>
-            </m:r>
-          </m:e>
-          <m:sub>
-            <m:r>
-              <m:rPr>
-                <m:sty m:val="p"/>
-              </m:rPr>
-              <m:t>s</m:t>
-            </m:r>
-            <m:r>
-              <m:rPr>
-                <m:sty m:val="p"/>
-              </m:rPr>
-              <m:t>c</m:t>
-            </m:r>
-            <m:r>
-              <m:rPr>
-                <m:sty m:val="p"/>
-              </m:rPr>
-              <m:t>o</m:t>
-            </m:r>
-            <m:r>
-              <m:rPr>
-                <m:sty m:val="p"/>
-              </m:rPr>
-              <m:t>r</m:t>
-            </m:r>
-            <m:r>
-              <m:rPr>
-                <m:sty m:val="p"/>
-              </m:rPr>
-              <m:t>e</m:t>
-            </m:r>
-          </m:sub>
-        </m:sSub>
-      </m:oMath>
-      <w:r>
-        <w:t xml:space="preserve">, not about awareness.</w:t>
-      </w:r>
-    </w:p>
-    <w:p>
-      <w:pPr>
-        <w:numPr>
-          <w:ilvl w:val="0"/>
-          <w:numId w:val="1008"/>
-        </w:numPr>
-        <w:pStyle w:val="Compact"/>
-      </w:pPr>
-      <w:r>
-        <w:rPr>
-          <w:iCs/>
-          <w:i/>
-        </w:rPr>
-        <w:t xml:space="preserve">Proposition 3 (single-condition non-identifiability).</w:t>
-      </w:r>
-      <w:r>
-        <w:t xml:space="preserve"> </w:t>
-      </w:r>
-      <w:r>
-        <w:t xml:space="preserve">Data collected under</w:t>
-      </w:r>
-      <w:r>
-        <w:t xml:space="preserve"> </w:t>
-      </w:r>
-      <m:oMath>
-        <m:r>
-          <m:t>c</m:t>
-        </m:r>
-        <m:r>
-          <m:rPr>
-            <m:sty m:val="p"/>
-          </m:rPr>
-          <m:t>=</m:t>
-        </m:r>
-        <m:r>
-          <m:t>E</m:t>
-        </m:r>
-      </m:oMath>
-      <w:r>
-        <w:t xml:space="preserve"> </w:t>
-      </w:r>
-      <w:r>
-        <w:t xml:space="preserve">alone identify</w:t>
-      </w:r>
-      <w:r>
-        <w:t xml:space="preserve"> </w:t>
-      </w:r>
-      <m:oMath>
-        <m:r>
-          <m:rPr>
-            <m:sty m:val="p"/>
-            <m:scr m:val="double-struck"/>
-          </m:rPr>
-          <m:t>E</m:t>
+          <m:t>a</m:t>
         </m:r>
         <m:d>
           <m:dPr>
-            <m:begChr m:val="["/>
-            <m:endChr m:val="]"/>
+            <m:begChr m:val="("/>
+            <m:endChr m:val=")"/>
             <m:sepChr m:val=""/>
             <m:grow/>
           </m:dPr>
           <m:e>
-            <m:sSub>
-              <m:e>
-                <m:r>
-                  <m:t>m</m:t>
-                </m:r>
-              </m:e>
-              <m:sub>
-                <m:r>
-                  <m:t>0</m:t>
-                </m:r>
-              </m:sub>
-            </m:sSub>
-            <m:d>
-              <m:dPr>
-                <m:begChr m:val="("/>
-                <m:endChr m:val=")"/>
-                <m:sepChr m:val=""/>
-                <m:grow/>
-              </m:dPr>
-              <m:e>
-                <m:r>
-                  <m:t>Y</m:t>
-                </m:r>
-              </m:e>
-            </m:d>
-            <m:r>
-              <m:rPr>
-                <m:sty m:val="p"/>
-              </m:rPr>
-              <m:t>|</m:t>
-            </m:r>
             <m:r>
               <m:t>x</m:t>
             </m:r>
@@ -5207,63 +6015,37 @@
             </m:sSub>
           </m:e>
         </m:d>
-      </m:oMath>
-      <w:r>
-        <w:t xml:space="preserve"> </w:t>
-      </w:r>
-      <w:r>
-        <w:t xml:space="preserve">but not</w:t>
-      </w:r>
-      <w:r>
-        <w:t xml:space="preserve"> </w:t>
-      </w:r>
-      <m:oMath>
         <m:r>
           <m:rPr>
             <m:sty m:val="p"/>
-            <m:scr m:val="double-struck"/>
           </m:rPr>
-          <m:t>E</m:t>
+          <m:t>=</m:t>
+        </m:r>
+        <m:r>
+          <m:t>1</m:t>
+        </m:r>
+      </m:oMath>
+      <w:r>
+        <w:t xml:space="preserve"> </w:t>
+      </w:r>
+      <w:r>
+        <w:t xml:space="preserve">and</w:t>
+      </w:r>
+      <w:r>
+        <w:t xml:space="preserve"> </w:t>
+      </w:r>
+      <m:oMath>
+        <m:r>
+          <m:t>a</m:t>
         </m:r>
         <m:d>
           <m:dPr>
-            <m:begChr m:val="["/>
-            <m:endChr m:val="]"/>
+            <m:begChr m:val="("/>
+            <m:endChr m:val=")"/>
             <m:sepChr m:val=""/>
             <m:grow/>
           </m:dPr>
           <m:e>
-            <m:sSub>
-              <m:e>
-                <m:r>
-                  <m:t>m</m:t>
-                </m:r>
-              </m:e>
-              <m:sub>
-                <m:r>
-                  <m:t>0</m:t>
-                </m:r>
-              </m:sub>
-            </m:sSub>
-            <m:d>
-              <m:dPr>
-                <m:begChr m:val="("/>
-                <m:endChr m:val=")"/>
-                <m:sepChr m:val=""/>
-                <m:grow/>
-              </m:dPr>
-              <m:e>
-                <m:r>
-                  <m:t>Y</m:t>
-                </m:r>
-              </m:e>
-            </m:d>
-            <m:r>
-              <m:rPr>
-                <m:sty m:val="p"/>
-              </m:rPr>
-              <m:t>|</m:t>
-            </m:r>
             <m:r>
               <m:t>x</m:t>
             </m:r>
@@ -5287,9 +6069,18 @@
             </m:sSub>
           </m:e>
         </m:d>
+        <m:r>
+          <m:rPr>
+            <m:sty m:val="p"/>
+          </m:rPr>
+          <m:t>=</m:t>
+        </m:r>
+        <m:r>
+          <m:t>0</m:t>
+        </m:r>
       </m:oMath>
       <w:r>
-        <w:t xml:space="preserve">, so</w:t>
+        <w:t xml:space="preserve">. Awareness is not necessary:</w:t>
       </w:r>
       <w:r>
         <w:t xml:space="preserve"> </w:t>
@@ -5319,124 +6110,6 @@
                 <m:sty m:val="p"/>
               </m:rPr>
               <m:t>x</m:t>
-            </m:r>
-          </m:sub>
-        </m:sSub>
-      </m:oMath>
-      <w:r>
-        <w:t xml:space="preserve"> </w:t>
-      </w:r>
-      <w:r>
-        <w:t xml:space="preserve">is not identified without a second condition or an assumed model of</w:t>
-      </w:r>
-      <w:r>
-        <w:t xml:space="preserve"> </w:t>
-      </w:r>
-      <m:oMath>
-        <m:r>
-          <m:t>π</m:t>
-        </m:r>
-      </m:oMath>
-      <w:r>
-        <w:t xml:space="preserve">.</w:t>
-      </w:r>
-      <w:r>
-        <w:t xml:space="preserve"> </w:t>
-      </w:r>
-      <w:r>
-        <w:rPr>
-          <w:iCs/>
-          <w:i/>
-        </w:rPr>
-        <w:t xml:space="preserve">Proof:</w:t>
-      </w:r>
-      <w:r>
-        <w:t xml:space="preserve"> </w:t>
-      </w:r>
-      <w:r>
-        <w:t xml:space="preserve">any two policies that agree on</w:t>
-      </w:r>
-      <w:r>
-        <w:t xml:space="preserve"> </w:t>
-      </w:r>
-      <m:oMath>
-        <m:sSub>
-          <m:e>
-            <m:r>
-              <m:t>S</m:t>
-            </m:r>
-          </m:e>
-          <m:sub>
-            <m:r>
-              <m:t>E</m:t>
-            </m:r>
-          </m:sub>
-        </m:sSub>
-      </m:oMath>
-      <w:r>
-        <w:t xml:space="preserve"> </w:t>
-      </w:r>
-      <w:r>
-        <w:t xml:space="preserve">and differ on</w:t>
-      </w:r>
-      <w:r>
-        <w:t xml:space="preserve"> </w:t>
-      </w:r>
-      <m:oMath>
-        <m:sSub>
-          <m:e>
-            <m:r>
-              <m:t>S</m:t>
-            </m:r>
-          </m:e>
-          <m:sub>
-            <m:r>
-              <m:t>D</m:t>
-            </m:r>
-          </m:sub>
-        </m:sSub>
-      </m:oMath>
-      <w:r>
-        <w:t xml:space="preserve"> </w:t>
-      </w:r>
-      <w:r>
-        <w:t xml:space="preserve">generate the same evaluation data. This is the two-run property formalised for monitors by Xu (2026), and it is why L3 claims need paired designs.</w:t>
-      </w:r>
-    </w:p>
-    <w:p>
-      <w:pPr>
-        <w:numPr>
-          <w:ilvl w:val="0"/>
-          <w:numId w:val="1008"/>
-        </w:numPr>
-        <w:pStyle w:val="Compact"/>
-      </w:pPr>
-      <w:r>
-        <w:rPr>
-          <w:iCs/>
-          <w:i/>
-        </w:rPr>
-        <w:t xml:space="preserve">Proposition 4 (a distributional bound).</w:t>
-      </w:r>
-      <w:r>
-        <w:t xml:space="preserve"> </w:t>
-      </w:r>
-      <w:r>
-        <w:t xml:space="preserve">For</w:t>
-      </w:r>
-      <w:r>
-        <w:t xml:space="preserve"> </w:t>
-      </w:r>
-      <m:oMath>
-        <m:sSub>
-          <m:e>
-            <m:r>
-              <m:t>m</m:t>
-            </m:r>
-          </m:e>
-          <m:sub>
-            <m:r>
-              <m:t>0</m:t>
             </m:r>
           </m:sub>
         </m:sSub>
@@ -5444,27 +6117,710 @@
           <m:rPr>
             <m:sty m:val="p"/>
           </m:rPr>
-          <m:t>∈</m:t>
+          <m:t>≠</m:t>
         </m:r>
+        <m:r>
+          <m:t>0</m:t>
+        </m:r>
+      </m:oMath>
+      <w:r>
+        <w:t xml:space="preserve"> </w:t>
+      </w:r>
+      <w:r>
+        <w:t xml:space="preserve">is possible with unchanged credence through a direct, cue-reactive dependence of</w:t>
+      </w:r>
+      <w:r>
+        <w:t xml:space="preserve"> </w:t>
+      </w:r>
+      <m:oMath>
+        <m:r>
+          <m:t>π</m:t>
+        </m:r>
+      </m:oMath>
+      <w:r>
+        <w:t xml:space="preserve"> </w:t>
+      </w:r>
+      <w:r>
+        <w:t xml:space="preserve">on</w:t>
+      </w:r>
+      <w:r>
+        <w:t xml:space="preserve"> </w:t>
+      </w:r>
+      <m:oMath>
+        <m:r>
+          <m:t>S</m:t>
+        </m:r>
+      </m:oMath>
+      <w:r>
+        <w:t xml:space="preserve">, and</w:t>
+      </w:r>
+      <w:r>
+        <w:t xml:space="preserve"> </w:t>
+      </w:r>
+      <m:oMath>
+        <m:sSub>
+          <m:e>
+            <m:r>
+              <m:t>Δ</m:t>
+            </m:r>
+          </m:e>
+          <m:sub>
+            <m:r>
+              <m:rPr>
+                <m:sty m:val="p"/>
+              </m:rPr>
+              <m:t>s</m:t>
+            </m:r>
+            <m:r>
+              <m:rPr>
+                <m:sty m:val="p"/>
+              </m:rPr>
+              <m:t>c</m:t>
+            </m:r>
+            <m:r>
+              <m:rPr>
+                <m:sty m:val="p"/>
+              </m:rPr>
+              <m:t>o</m:t>
+            </m:r>
+            <m:r>
+              <m:rPr>
+                <m:sty m:val="p"/>
+              </m:rPr>
+              <m:t>r</m:t>
+            </m:r>
+            <m:r>
+              <m:rPr>
+                <m:sty m:val="p"/>
+              </m:rPr>
+              <m:t>e</m:t>
+            </m:r>
+          </m:sub>
+        </m:sSub>
+      </m:oMath>
+      <w:r>
+        <w:t xml:space="preserve"> </w:t>
+      </w:r>
+      <w:r>
+        <w:t xml:space="preserve">and</w:t>
+      </w:r>
+      <w:r>
+        <w:t xml:space="preserve"> </w:t>
+      </w:r>
+      <m:oMath>
+        <m:sSub>
+          <m:e>
+            <m:r>
+              <m:t>Δ</m:t>
+            </m:r>
+          </m:e>
+          <m:sub>
+            <m:r>
+              <m:rPr>
+                <m:sty m:val="p"/>
+              </m:rPr>
+              <m:t>t</m:t>
+            </m:r>
+            <m:r>
+              <m:rPr>
+                <m:sty m:val="p"/>
+              </m:rPr>
+              <m:t>a</m:t>
+            </m:r>
+            <m:r>
+              <m:rPr>
+                <m:sty m:val="p"/>
+              </m:rPr>
+              <m:t>s</m:t>
+            </m:r>
+            <m:r>
+              <m:rPr>
+                <m:sty m:val="p"/>
+              </m:rPr>
+              <m:t>k</m:t>
+            </m:r>
+          </m:sub>
+        </m:sSub>
+      </m:oMath>
+      <w:r>
+        <w:t xml:space="preserve"> </w:t>
+      </w:r>
+      <w:r>
+        <w:t xml:space="preserve">can be non-zero without any awareness. Separating the awareness-mediated part of</w:t>
+      </w:r>
+      <w:r>
+        <w:t xml:space="preserve"> </w:t>
+      </w:r>
+      <m:oMath>
+        <m:sSub>
+          <m:e>
+            <m:r>
+              <m:t>Δ</m:t>
+            </m:r>
+          </m:e>
+          <m:sub>
+            <m:r>
+              <m:rPr>
+                <m:sty m:val="p"/>
+              </m:rPr>
+              <m:t>c</m:t>
+            </m:r>
+            <m:r>
+              <m:rPr>
+                <m:sty m:val="p"/>
+              </m:rPr>
+              <m:t>t</m:t>
+            </m:r>
+            <m:r>
+              <m:rPr>
+                <m:sty m:val="p"/>
+              </m:rPr>
+              <m:t>x</m:t>
+            </m:r>
+          </m:sub>
+        </m:sSub>
+      </m:oMath>
+      <w:r>
+        <w:t xml:space="preserve"> </w:t>
+      </w:r>
+      <w:r>
+        <w:t xml:space="preserve">from the direct part requires intervening on</w:t>
+      </w:r>
+      <w:r>
+        <w:t xml:space="preserve"> </w:t>
+      </w:r>
+      <m:oMath>
+        <m:r>
+          <m:t>A</m:t>
+        </m:r>
+      </m:oMath>
+      <w:r>
+        <w:t xml:space="preserve"> </w:t>
+      </w:r>
+      <w:r>
+        <w:t xml:space="preserve">with</w:t>
+      </w:r>
+      <w:r>
+        <w:t xml:space="preserve"> </w:t>
+      </w:r>
+      <m:oMath>
+        <m:r>
+          <m:t>S</m:t>
+        </m:r>
+      </m:oMath>
+      <w:r>
+        <w:t xml:space="preserve"> </w:t>
+      </w:r>
+      <w:r>
+        <w:t xml:space="preserve">held fixed, which is what steering designs attempt. Benchmark audits that find exploitable tasks (Section 4.9) are evidence about</w:t>
+      </w:r>
+      <w:r>
+        <w:t xml:space="preserve"> </w:t>
+      </w:r>
+      <m:oMath>
+        <m:sSub>
+          <m:e>
+            <m:r>
+              <m:t>Δ</m:t>
+            </m:r>
+          </m:e>
+          <m:sub>
+            <m:r>
+              <m:rPr>
+                <m:sty m:val="p"/>
+              </m:rPr>
+              <m:t>s</m:t>
+            </m:r>
+            <m:r>
+              <m:rPr>
+                <m:sty m:val="p"/>
+              </m:rPr>
+              <m:t>c</m:t>
+            </m:r>
+            <m:r>
+              <m:rPr>
+                <m:sty m:val="p"/>
+              </m:rPr>
+              <m:t>o</m:t>
+            </m:r>
+            <m:r>
+              <m:rPr>
+                <m:sty m:val="p"/>
+              </m:rPr>
+              <m:t>r</m:t>
+            </m:r>
+            <m:r>
+              <m:rPr>
+                <m:sty m:val="p"/>
+              </m:rPr>
+              <m:t>e</m:t>
+            </m:r>
+          </m:sub>
+        </m:sSub>
+      </m:oMath>
+      <w:r>
+        <w:t xml:space="preserve">, not about awareness.</w:t>
+      </w:r>
+    </w:p>
+    <w:p>
+      <w:pPr>
+        <w:numPr>
+          <w:ilvl w:val="0"/>
+          <w:numId w:val="1009"/>
+        </w:numPr>
+        <w:pStyle w:val="Compact"/>
+      </w:pPr>
+      <w:r>
+        <w:rPr>
+          <w:iCs/>
+          <w:i/>
+        </w:rPr>
+        <w:t xml:space="preserve">Remark 3 (single-condition non-identifiability).</w:t>
+      </w:r>
+      <w:r>
+        <w:t xml:space="preserve"> </w:t>
+      </w:r>
+      <w:r>
+        <w:t xml:space="preserve">Data collected under evaluation identify behaviour only for context features within the support of</w:t>
+      </w:r>
+      <w:r>
+        <w:t xml:space="preserve"> </w:t>
+      </w:r>
+      <m:oMath>
+        <m:sSub>
+          <m:e>
+            <m:r>
+              <m:t>Q</m:t>
+            </m:r>
+          </m:e>
+          <m:sub>
+            <m:r>
+              <m:t>E</m:t>
+            </m:r>
+          </m:sub>
+        </m:sSub>
         <m:d>
           <m:dPr>
-            <m:begChr m:val="["/>
-            <m:endChr m:val="]"/>
+            <m:begChr m:val="("/>
+            <m:endChr m:val=")"/>
             <m:sepChr m:val=""/>
             <m:grow/>
           </m:dPr>
           <m:e>
             <m:r>
-              <m:t>0</m:t>
-            </m:r>
-            <m:r>
               <m:rPr>
                 <m:sty m:val="p"/>
               </m:rPr>
-              <m:t>,</m:t>
-            </m:r>
-            <m:r>
-              <m:t>1</m:t>
+              <m:t>⋅</m:t>
+            </m:r>
+            <m:r>
+              <m:rPr>
+                <m:sty m:val="p"/>
+              </m:rPr>
+              <m:t>|</m:t>
+            </m:r>
+            <m:r>
+              <m:t>x</m:t>
+            </m:r>
+          </m:e>
+        </m:d>
+      </m:oMath>
+      <w:r>
+        <w:t xml:space="preserve">. If</w:t>
+      </w:r>
+      <w:r>
+        <w:t xml:space="preserve"> </w:t>
+      </w:r>
+      <m:oMath>
+        <m:sSub>
+          <m:e>
+            <m:r>
+              <m:t>Q</m:t>
+            </m:r>
+          </m:e>
+          <m:sub>
+            <m:r>
+              <m:t>D</m:t>
+            </m:r>
+          </m:sub>
+        </m:sSub>
+        <m:d>
+          <m:dPr>
+            <m:begChr m:val="("/>
+            <m:endChr m:val=")"/>
+            <m:sepChr m:val=""/>
+            <m:grow/>
+          </m:dPr>
+          <m:e>
+            <m:r>
+              <m:rPr>
+                <m:sty m:val="p"/>
+              </m:rPr>
+              <m:t>⋅</m:t>
+            </m:r>
+            <m:r>
+              <m:rPr>
+                <m:sty m:val="p"/>
+              </m:rPr>
+              <m:t>|</m:t>
+            </m:r>
+            <m:r>
+              <m:t>x</m:t>
+            </m:r>
+          </m:e>
+        </m:d>
+      </m:oMath>
+      <w:r>
+        <w:t xml:space="preserve"> </w:t>
+      </w:r>
+      <w:r>
+        <w:t xml:space="preserve">puts positive probability outside that support, as it does whenever evaluations are recognisable, then</w:t>
+      </w:r>
+      <w:r>
+        <w:t xml:space="preserve"> </w:t>
+      </w:r>
+      <m:oMath>
+        <m:sSub>
+          <m:e>
+            <m:r>
+              <m:t>μ</m:t>
+            </m:r>
+          </m:e>
+          <m:sub>
+            <m:r>
+              <m:t>D</m:t>
+            </m:r>
+          </m:sub>
+        </m:sSub>
+      </m:oMath>
+      <w:r>
+        <w:t xml:space="preserve">, and hence</w:t>
+      </w:r>
+      <w:r>
+        <w:t xml:space="preserve"> </w:t>
+      </w:r>
+      <m:oMath>
+        <m:sSub>
+          <m:e>
+            <m:r>
+              <m:t>Δ</m:t>
+            </m:r>
+          </m:e>
+          <m:sub>
+            <m:r>
+              <m:rPr>
+                <m:sty m:val="p"/>
+              </m:rPr>
+              <m:t>c</m:t>
+            </m:r>
+            <m:r>
+              <m:rPr>
+                <m:sty m:val="p"/>
+              </m:rPr>
+              <m:t>t</m:t>
+            </m:r>
+            <m:r>
+              <m:rPr>
+                <m:sty m:val="p"/>
+              </m:rPr>
+              <m:t>x</m:t>
+            </m:r>
+          </m:sub>
+        </m:sSub>
+      </m:oMath>
+      <w:r>
+        <w:t xml:space="preserve">, is not identified without data from a second condition or an assumed model of</w:t>
+      </w:r>
+      <w:r>
+        <w:t xml:space="preserve"> </w:t>
+      </w:r>
+      <m:oMath>
+        <m:r>
+          <m:t>π</m:t>
+        </m:r>
+      </m:oMath>
+      <w:r>
+        <w:t xml:space="preserve">: two policies that agree on the evaluation support and differ outside it generate identical evaluation data. If the supports coincide and</w:t>
+      </w:r>
+      <w:r>
+        <w:t xml:space="preserve"> </w:t>
+      </w:r>
+      <m:oMath>
+        <m:sSub>
+          <m:e>
+            <m:r>
+              <m:t>Q</m:t>
+            </m:r>
+          </m:e>
+          <m:sub>
+            <m:r>
+              <m:t>D</m:t>
+            </m:r>
+          </m:sub>
+        </m:sSub>
+      </m:oMath>
+      <w:r>
+        <w:t xml:space="preserve"> </w:t>
+      </w:r>
+      <w:r>
+        <w:t xml:space="preserve">is known,</w:t>
+      </w:r>
+      <w:r>
+        <w:t xml:space="preserve"> </w:t>
+      </w:r>
+      <m:oMath>
+        <m:sSub>
+          <m:e>
+            <m:r>
+              <m:t>μ</m:t>
+            </m:r>
+          </m:e>
+          <m:sub>
+            <m:r>
+              <m:t>D</m:t>
+            </m:r>
+          </m:sub>
+        </m:sSub>
+      </m:oMath>
+      <w:r>
+        <w:t xml:space="preserve"> </w:t>
+      </w:r>
+      <w:r>
+        <w:t xml:space="preserve">is identified by reweighting, which is the regime that deployment simulation and replay designs try to reach (Williams et al. 2026; Ivanov and Africa 2026). If only</w:t>
+      </w:r>
+      <w:r>
+        <w:t xml:space="preserve"> </w:t>
+      </w:r>
+      <m:oMath>
+        <m:r>
+          <m:t>m</m:t>
+        </m:r>
+      </m:oMath>
+      <w:r>
+        <w:t xml:space="preserve"> </w:t>
+      </w:r>
+      <w:r>
+        <w:t xml:space="preserve">and not</w:t>
+      </w:r>
+      <w:r>
+        <w:t xml:space="preserve"> </w:t>
+      </w:r>
+      <m:oMath>
+        <m:sSub>
+          <m:e>
+            <m:r>
+              <m:t>m</m:t>
+            </m:r>
+          </m:e>
+          <m:sub>
+            <m:r>
+              <m:t>0</m:t>
+            </m:r>
+          </m:sub>
+        </m:sSub>
+      </m:oMath>
+      <w:r>
+        <w:t xml:space="preserve"> </w:t>
+      </w:r>
+      <w:r>
+        <w:t xml:space="preserve">is observed,</w:t>
+      </w:r>
+      <w:r>
+        <w:t xml:space="preserve"> </w:t>
+      </w:r>
+      <m:oMath>
+        <m:sSub>
+          <m:e>
+            <m:r>
+              <m:t>Δ</m:t>
+            </m:r>
+          </m:e>
+          <m:sub>
+            <m:r>
+              <m:rPr>
+                <m:sty m:val="p"/>
+              </m:rPr>
+              <m:t>c</m:t>
+            </m:r>
+            <m:r>
+              <m:rPr>
+                <m:sty m:val="p"/>
+              </m:rPr>
+              <m:t>t</m:t>
+            </m:r>
+            <m:r>
+              <m:rPr>
+                <m:sty m:val="p"/>
+              </m:rPr>
+              <m:t>x</m:t>
+            </m:r>
+          </m:sub>
+        </m:sSub>
+      </m:oMath>
+      <w:r>
+        <w:t xml:space="preserve"> </w:t>
+      </w:r>
+      <w:r>
+        <w:t xml:space="preserve">and</w:t>
+      </w:r>
+      <w:r>
+        <w:t xml:space="preserve"> </w:t>
+      </w:r>
+      <m:oMath>
+        <m:sSub>
+          <m:e>
+            <m:r>
+              <m:t>Δ</m:t>
+            </m:r>
+          </m:e>
+          <m:sub>
+            <m:r>
+              <m:rPr>
+                <m:sty m:val="p"/>
+              </m:rPr>
+              <m:t>s</m:t>
+            </m:r>
+            <m:r>
+              <m:rPr>
+                <m:sty m:val="p"/>
+              </m:rPr>
+              <m:t>c</m:t>
+            </m:r>
+            <m:r>
+              <m:rPr>
+                <m:sty m:val="p"/>
+              </m:rPr>
+              <m:t>o</m:t>
+            </m:r>
+            <m:r>
+              <m:rPr>
+                <m:sty m:val="p"/>
+              </m:rPr>
+              <m:t>r</m:t>
+            </m:r>
+            <m:r>
+              <m:rPr>
+                <m:sty m:val="p"/>
+              </m:rPr>
+              <m:t>e</m:t>
+            </m:r>
+          </m:sub>
+        </m:sSub>
+      </m:oMath>
+      <w:r>
+        <w:t xml:space="preserve"> </w:t>
+      </w:r>
+      <w:r>
+        <w:t xml:space="preserve">are not separately identified. The result is analogous to the two-run property that Xu (2026) formalises for monitors.</w:t>
+      </w:r>
+    </w:p>
+    <w:p>
+      <w:pPr>
+        <w:numPr>
+          <w:ilvl w:val="0"/>
+          <w:numId w:val="1009"/>
+        </w:numPr>
+        <w:pStyle w:val="Compact"/>
+      </w:pPr>
+      <w:r>
+        <w:rPr>
+          <w:iCs/>
+          <w:i/>
+        </w:rPr>
+        <w:t xml:space="preserve">Remark 4 (a distributional bound).</w:t>
+      </w:r>
+      <w:r>
+        <w:t xml:space="preserve"> </w:t>
+      </w:r>
+      <w:r>
+        <w:t xml:space="preserve">Writing</w:t>
+      </w:r>
+      <w:r>
+        <w:t xml:space="preserve"> </w:t>
+      </w:r>
+      <m:oMath>
+        <m:sSub>
+          <m:e>
+            <m:r>
+              <m:t>π</m:t>
+            </m:r>
+          </m:e>
+          <m:sub>
+            <m:r>
+              <m:t>c</m:t>
+            </m:r>
+          </m:sub>
+        </m:sSub>
+        <m:d>
+          <m:dPr>
+            <m:begChr m:val="("/>
+            <m:endChr m:val=")"/>
+            <m:sepChr m:val=""/>
+            <m:grow/>
+          </m:dPr>
+          <m:e>
+            <m:r>
+              <m:rPr>
+                <m:sty m:val="p"/>
+              </m:rPr>
+              <m:t>⋅</m:t>
+            </m:r>
+            <m:r>
+              <m:rPr>
+                <m:sty m:val="p"/>
+              </m:rPr>
+              <m:t>|</m:t>
+            </m:r>
+            <m:r>
+              <m:t>x</m:t>
+            </m:r>
+          </m:e>
+        </m:d>
+      </m:oMath>
+      <w:r>
+        <w:t xml:space="preserve"> </w:t>
+      </w:r>
+      <w:r>
+        <w:t xml:space="preserve">for the behaviour distribution averaged over</w:t>
+      </w:r>
+      <w:r>
+        <w:t xml:space="preserve"> </w:t>
+      </w:r>
+      <m:oMath>
+        <m:sSub>
+          <m:e>
+            <m:r>
+              <m:t>Q</m:t>
+            </m:r>
+          </m:e>
+          <m:sub>
+            <m:r>
+              <m:t>c</m:t>
+            </m:r>
+          </m:sub>
+        </m:sSub>
+        <m:d>
+          <m:dPr>
+            <m:begChr m:val="("/>
+            <m:endChr m:val=")"/>
+            <m:sepChr m:val=""/>
+            <m:grow/>
+          </m:dPr>
+          <m:e>
+            <m:r>
+              <m:rPr>
+                <m:sty m:val="p"/>
+              </m:rPr>
+              <m:t>⋅</m:t>
+            </m:r>
+            <m:r>
+              <m:rPr>
+                <m:sty m:val="p"/>
+              </m:rPr>
+              <m:t>|</m:t>
+            </m:r>
+            <m:r>
+              <m:t>x</m:t>
             </m:r>
           </m:e>
         </m:d>
@@ -5533,6 +6889,24 @@
             <m:r>
               <m:t>x</m:t>
             </m:r>
+            <m:r>
+              <m:rPr>
+                <m:sty m:val="p"/>
+              </m:rPr>
+              <m:t>∼</m:t>
+            </m:r>
+            <m:sSub>
+              <m:e>
+                <m:r>
+                  <m:t>P</m:t>
+                </m:r>
+              </m:e>
+              <m:sub>
+                <m:r>
+                  <m:t>E</m:t>
+                </m:r>
+              </m:sub>
+            </m:sSub>
           </m:sub>
         </m:sSub>
         <m:r>
@@ -5558,9 +6932,18 @@
             <m:grow/>
           </m:dPr>
           <m:e>
-            <m:r>
-              <m:t>π</m:t>
-            </m:r>
+            <m:sSub>
+              <m:e>
+                <m:r>
+                  <m:t>π</m:t>
+                </m:r>
+              </m:e>
+              <m:sub>
+                <m:r>
+                  <m:t>E</m:t>
+                </m:r>
+              </m:sub>
+            </m:sSub>
             <m:d>
               <m:dPr>
                 <m:begChr m:val="("/>
@@ -5584,24 +6967,6 @@
                 <m:r>
                   <m:t>x</m:t>
                 </m:r>
-                <m:r>
-                  <m:rPr>
-                    <m:sty m:val="p"/>
-                  </m:rPr>
-                  <m:t>,</m:t>
-                </m:r>
-                <m:sSub>
-                  <m:e>
-                    <m:r>
-                      <m:t>S</m:t>
-                    </m:r>
-                  </m:e>
-                  <m:sub>
-                    <m:r>
-                      <m:t>E</m:t>
-                    </m:r>
-                  </m:sub>
-                </m:sSub>
               </m:e>
             </m:d>
             <m:r>
@@ -5610,9 +6975,18 @@
               </m:rPr>
               <m:t>,</m:t>
             </m:r>
-            <m:r>
-              <m:t>π</m:t>
-            </m:r>
+            <m:sSub>
+              <m:e>
+                <m:r>
+                  <m:t>π</m:t>
+                </m:r>
+              </m:e>
+              <m:sub>
+                <m:r>
+                  <m:t>D</m:t>
+                </m:r>
+              </m:sub>
+            </m:sSub>
             <m:d>
               <m:dPr>
                 <m:begChr m:val="("/>
@@ -5636,96 +7010,253 @@
                 <m:r>
                   <m:t>x</m:t>
                 </m:r>
-                <m:r>
-                  <m:rPr>
-                    <m:sty m:val="p"/>
-                  </m:rPr>
-                  <m:t>,</m:t>
-                </m:r>
-                <m:sSub>
-                  <m:e>
-                    <m:r>
-                      <m:t>S</m:t>
-                    </m:r>
-                  </m:e>
-                  <m:sub>
-                    <m:r>
-                      <m:t>D</m:t>
-                    </m:r>
-                  </m:sub>
-                </m:sSub>
               </m:e>
             </m:d>
           </m:e>
         </m:d>
       </m:oMath>
       <w:r>
-        <w:t xml:space="preserve">.</w:t>
-      </w:r>
-      <w:r>
-        <w:t xml:space="preserve"> </w:t>
-      </w:r>
-      <w:r>
-        <w:rPr>
-          <w:iCs/>
-          <w:i/>
-        </w:rPr>
-        <w:t xml:space="preserve">Proof:</w:t>
-      </w:r>
-      <w:r>
-        <w:t xml:space="preserve"> </w:t>
-      </w:r>
-      <w:r>
-        <w:t xml:space="preserve">for each</w:t>
+        <w:t xml:space="preserve">, where TV is the total-variation distance (the supremum over events). A small metric gap is therefore compatible with large behavioural divergence that happens to be orthogonal to</w:t>
+      </w:r>
+      <w:r>
+        <w:t xml:space="preserve"> </w:t>
+      </w:r>
+      <m:oMath>
+        <m:sSub>
+          <m:e>
+            <m:r>
+              <m:t>m</m:t>
+            </m:r>
+          </m:e>
+          <m:sub>
+            <m:r>
+              <m:t>0</m:t>
+            </m:r>
+          </m:sub>
+        </m:sSub>
+      </m:oMath>
+      <w:r>
+        <w:t xml:space="preserve">; such divergence does not bias</w:t>
+      </w:r>
+      <w:r>
+        <w:t xml:space="preserve"> </w:t>
+      </w:r>
+      <m:oMath>
+        <m:sSub>
+          <m:e>
+            <m:r>
+              <m:t>θ</m:t>
+            </m:r>
+          </m:e>
+          <m:sub>
+            <m:r>
+              <m:t>E</m:t>
+            </m:r>
+          </m:sub>
+        </m:sSub>
+      </m:oMath>
+      <w:r>
+        <w:t xml:space="preserve"> </w:t>
+      </w:r>
+      <w:r>
+        <w:t xml:space="preserve">for</w:t>
+      </w:r>
+      <w:r>
+        <w:t xml:space="preserve"> </w:t>
+      </w:r>
+      <m:oMath>
+        <m:sSub>
+          <m:e>
+            <m:r>
+              <m:t>m</m:t>
+            </m:r>
+          </m:e>
+          <m:sub>
+            <m:r>
+              <m:t>0</m:t>
+            </m:r>
+          </m:sub>
+        </m:sSub>
+      </m:oMath>
+      <w:r>
+        <w:t xml:space="preserve">, but it can bias other metrics computed on the same outputs. Separately, averaging signed per-model gaps can mask divergence across models, as the per-model shifts of inconsistent sign reported by Knecht et al. (2026) illustrate.</w:t>
+      </w:r>
+    </w:p>
+    <w:p>
+      <w:pPr>
+        <w:pStyle w:val="FirstParagraph"/>
+      </w:pPr>
+      <w:r>
+        <w:t xml:space="preserve">Table 4 maps each design to the quantity it can identify. Applied to four anchor studies, the mapping shows how differently their headline numbers should be read. Removing or injecting verbalised awareness in reasoning traces (Schoen et al. 2025) is an intervention on</w:t>
       </w:r>
       <w:r>
         <w:t xml:space="preserve"> </w:t>
       </w:r>
       <m:oMath>
         <m:r>
-          <m:t>x</m:t>
+          <m:t>A</m:t>
         </m:r>
       </m:oMath>
       <w:r>
-        <w:t xml:space="preserve">, the difference of expectations of a</w:t>
+        <w:t xml:space="preserve"> </w:t>
+      </w:r>
+      <w:r>
+        <w:t xml:space="preserve">that estimates the awareness-mediated part of</w:t>
       </w:r>
       <w:r>
         <w:t xml:space="preserve"> </w:t>
       </w:r>
       <m:oMath>
-        <m:d>
-          <m:dPr>
-            <m:begChr m:val="["/>
-            <m:endChr m:val="]"/>
-            <m:sepChr m:val=""/>
-            <m:grow/>
-          </m:dPr>
+        <m:sSub>
           <m:e>
             <m:r>
-              <m:t>0</m:t>
-            </m:r>
+              <m:t>Δ</m:t>
+            </m:r>
+          </m:e>
+          <m:sub>
             <m:r>
               <m:rPr>
                 <m:sty m:val="p"/>
               </m:rPr>
-              <m:t>,</m:t>
-            </m:r>
-            <m:r>
-              <m:t>1</m:t>
+              <m:t>c</m:t>
+            </m:r>
+            <m:r>
+              <m:rPr>
+                <m:sty m:val="p"/>
+              </m:rPr>
+              <m:t>t</m:t>
+            </m:r>
+            <m:r>
+              <m:rPr>
+                <m:sty m:val="p"/>
+              </m:rPr>
+              <m:t>x</m:t>
+            </m:r>
+          </m:sub>
+        </m:sSub>
+      </m:oMath>
+      <w:r>
+        <w:t xml:space="preserve"> </w:t>
+      </w:r>
+      <w:r>
+        <w:t xml:space="preserve">for the traces manipulated. Steering an evaluation-aware model organism towards</w:t>
+      </w:r>
+      <w:r>
+        <w:t xml:space="preserve"> </w:t>
+      </w:r>
+      <w:r>
+        <w:t xml:space="preserve">“</w:t>
+      </w:r>
+      <w:r>
+        <w:t xml:space="preserve">deployment</w:t>
+      </w:r>
+      <w:r>
+        <w:t xml:space="preserve">”</w:t>
+      </w:r>
+      <w:r>
+        <w:t xml:space="preserve"> </w:t>
+      </w:r>
+      <w:r>
+        <w:t xml:space="preserve">(Hua et al. 2026) intervenes on a direction rather than on</w:t>
+      </w:r>
+      <w:r>
+        <w:t xml:space="preserve"> </w:t>
+      </w:r>
+      <m:oMath>
+        <m:r>
+          <m:t>A</m:t>
+        </m:r>
+      </m:oMath>
+      <w:r>
+        <w:t xml:space="preserve"> </w:t>
+      </w:r>
+      <w:r>
+        <w:t xml:space="preserve">itself, and the reported overshoot below the true deployment rate (10% versus 33% type-hint use) suggests that the direction does more than move awareness. Deployment simulation (Williams et al. 2026) estimates</w:t>
+      </w:r>
+      <w:r>
+        <w:t xml:space="preserve"> </w:t>
+      </w:r>
+      <m:oMath>
+        <m:sSub>
+          <m:e>
+            <m:r>
+              <m:t>θ</m:t>
             </m:r>
           </m:e>
-        </m:d>
+          <m:sub>
+            <m:r>
+              <m:t>E</m:t>
+            </m:r>
+          </m:sub>
+        </m:sSub>
+        <m:r>
+          <m:rPr>
+            <m:sty m:val="p"/>
+          </m:rPr>
+          <m:t>−</m:t>
+        </m:r>
+        <m:sSub>
+          <m:e>
+            <m:r>
+              <m:t>θ</m:t>
+            </m:r>
+          </m:e>
+          <m:sub>
+            <m:r>
+              <m:t>D</m:t>
+            </m:r>
+          </m:sub>
+        </m:sSub>
       </m:oMath>
       <w:r>
-        <w:t xml:space="preserve">-valued function under two distributions is at most their total-variation distance. Behavioural-contrast studies that report only aggregate scores can therefore understate divergence that is present in the output distribution but cancels in the metric. Aggregation across models masks divergence in the same way: Knecht et al. (2026) report per-model shifts that are larger than the aggregate shift and of inconsistent sign.</w:t>
-      </w:r>
-    </w:p>
-    <w:p>
-      <w:pPr>
-        <w:pStyle w:val="FirstParagraph"/>
-      </w:pPr>
-      <w:r>
-        <w:t xml:space="preserve">Table 4 maps each layer, and the designs that study it, to the quantity it can identify. The mapping is used throughout Sections 4.4–4.7 to judge whether a study’s conclusion matches what its design can support.</w:t>
+        <w:t xml:space="preserve"> </w:t>
+      </w:r>
+      <w:r>
+        <w:t xml:space="preserve">directly for the deployment sampled, without decomposing it. Auditing games for sandbagging (Taylor J et al. 2025) evaluate detectors against a known</w:t>
+      </w:r>
+      <w:r>
+        <w:t xml:space="preserve"> </w:t>
+      </w:r>
+      <m:oMath>
+        <m:sSub>
+          <m:e>
+            <m:r>
+              <m:t>Δ</m:t>
+            </m:r>
+          </m:e>
+          <m:sub>
+            <m:r>
+              <m:rPr>
+                <m:sty m:val="p"/>
+              </m:rPr>
+              <m:t>e</m:t>
+            </m:r>
+            <m:r>
+              <m:rPr>
+                <m:sty m:val="p"/>
+              </m:rPr>
+              <m:t>l</m:t>
+            </m:r>
+            <m:r>
+              <m:rPr>
+                <m:sty m:val="p"/>
+              </m:rPr>
+              <m:t>i</m:t>
+            </m:r>
+            <m:r>
+              <m:rPr>
+                <m:sty m:val="p"/>
+              </m:rPr>
+              <m:t>c</m:t>
+            </m:r>
+          </m:sub>
+        </m:sSub>
+      </m:oMath>
+      <w:r>
+        <w:t xml:space="preserve"> </w:t>
+      </w:r>
+      <w:r>
+        <w:t xml:space="preserve">that was induced by construction.</w:t>
       </w:r>
     </w:p>
     <w:p>
@@ -5845,53 +7376,7 @@
               <w:jc w:val="left"/>
             </w:pPr>
             <w:r>
-              <w:t xml:space="preserve">That</w:t>
-            </w:r>
-            <w:r>
-              <w:t xml:space="preserve"> </w:t>
-            </w:r>
-            <m:oMath>
-              <m:sSub>
-                <m:e>
-                  <m:r>
-                    <m:t>S</m:t>
-                  </m:r>
-                </m:e>
-                <m:sub>
-                  <m:r>
-                    <m:t>E</m:t>
-                  </m:r>
-                </m:sub>
-              </m:sSub>
-            </m:oMath>
-            <w:r>
-              <w:t xml:space="preserve"> </w:t>
-            </w:r>
-            <w:r>
-              <w:t xml:space="preserve">and</w:t>
-            </w:r>
-            <w:r>
-              <w:t xml:space="preserve"> </w:t>
-            </w:r>
-            <m:oMath>
-              <m:sSub>
-                <m:e>
-                  <m:r>
-                    <m:t>S</m:t>
-                  </m:r>
-                </m:e>
-                <m:sub>
-                  <m:r>
-                    <m:t>D</m:t>
-                  </m:r>
-                </m:sub>
-              </m:sSub>
-            </m:oMath>
-            <w:r>
-              <w:t xml:space="preserve"> </w:t>
-            </w:r>
-            <w:r>
-              <w:t xml:space="preserve">are separable for the model</w:t>
+              <w:t xml:space="preserve">That evaluation and deployment transcripts are separable for the model (jointly in task, context and output)</w:t>
             </w:r>
           </w:p>
         </w:tc>
@@ -5976,7 +7461,7 @@
               <w:t xml:space="preserve"> </w:t>
             </w:r>
             <w:r>
-              <w:t xml:space="preserve">with method-specific bias (probes: format confounds; verbalisation: lower bound)</w:t>
+              <w:t xml:space="preserve">with method-specific bias (probes: possible format confounds; verbalisation: a lower bound if verbalisation never occurs without recognition)</w:t>
             </w:r>
           </w:p>
         </w:tc>
@@ -6184,7 +7669,7 @@
               <w:jc w:val="left"/>
             </w:pPr>
             <w:r>
-              <w:t xml:space="preserve">Detector and elicitation performance against known</w:t>
+              <w:t xml:space="preserve">Detector and elicitation performance against a known</w:t>
             </w:r>
             <w:r>
               <w:t xml:space="preserve"> </w:t>
@@ -6214,6 +7699,50 @@
                       <m:sty m:val="p"/>
                     </m:rPr>
                     <m:t>x</m:t>
+                  </m:r>
+                </m:sub>
+              </m:sSub>
+            </m:oMath>
+            <w:r>
+              <w:t xml:space="preserve"> </w:t>
+            </w:r>
+            <w:r>
+              <w:t xml:space="preserve">or</w:t>
+            </w:r>
+            <w:r>
+              <w:t xml:space="preserve"> </w:t>
+            </w:r>
+            <m:oMath>
+              <m:sSub>
+                <m:e>
+                  <m:r>
+                    <m:t>Δ</m:t>
+                  </m:r>
+                </m:e>
+                <m:sub>
+                  <m:r>
+                    <m:rPr>
+                      <m:sty m:val="p"/>
+                    </m:rPr>
+                    <m:t>e</m:t>
+                  </m:r>
+                  <m:r>
+                    <m:rPr>
+                      <m:sty m:val="p"/>
+                    </m:rPr>
+                    <m:t>l</m:t>
+                  </m:r>
+                  <m:r>
+                    <m:rPr>
+                      <m:sty m:val="p"/>
+                    </m:rPr>
+                    <m:t>i</m:t>
+                  </m:r>
+                  <m:r>
+                    <m:rPr>
+                      <m:sty m:val="p"/>
+                    </m:rPr>
+                    <m:t>c</m:t>
                   </m:r>
                 </m:sub>
               </m:sSub>
@@ -6471,74 +8000,12 @@
       <w:pPr>
         <w:numPr>
           <w:ilvl w:val="0"/>
-          <w:numId w:val="1009"/>
+          <w:numId w:val="1010"/>
         </w:numPr>
         <w:pStyle w:val="Compact"/>
       </w:pPr>
       <w:r>
         <w:t xml:space="preserve">situational awareness, evaluation awareness and test awareness;</w:t>
-      </w:r>
-    </w:p>
-    <w:p>
-      <w:pPr>
-        <w:numPr>
-          <w:ilvl w:val="0"/>
-          <w:numId w:val="1009"/>
-        </w:numPr>
-        <w:pStyle w:val="Compact"/>
-      </w:pPr>
-      <w:r>
-        <w:t xml:space="preserve">the observer effect and the Hawthorne effect;</w:t>
-      </w:r>
-    </w:p>
-    <w:p>
-      <w:pPr>
-        <w:numPr>
-          <w:ilvl w:val="0"/>
-          <w:numId w:val="1009"/>
-        </w:numPr>
-        <w:pStyle w:val="Compact"/>
-      </w:pPr>
-      <w:r>
-        <w:t xml:space="preserve">evaluation faking and alignment faking;</w:t>
-      </w:r>
-    </w:p>
-    <w:p>
-      <w:pPr>
-        <w:numPr>
-          <w:ilvl w:val="0"/>
-          <w:numId w:val="1009"/>
-        </w:numPr>
-        <w:pStyle w:val="Compact"/>
-      </w:pPr>
-      <w:r>
-        <w:t xml:space="preserve">sandbagging (with</w:t>
-      </w:r>
-      <w:r>
-        <w:t xml:space="preserve"> </w:t>
-      </w:r>
-      <w:r>
-        <w:t xml:space="preserve">“</w:t>
-      </w:r>
-      <w:r>
-        <w:t xml:space="preserve">strategic underperformance</w:t>
-      </w:r>
-      <w:r>
-        <w:t xml:space="preserve">”</w:t>
-      </w:r>
-      <w:r>
-        <w:t xml:space="preserve"> </w:t>
-      </w:r>
-      <w:r>
-        <w:t xml:space="preserve">used interchangeably).</w:t>
-      </w:r>
-    </w:p>
-    <w:p>
-      <w:pPr>
-        <w:pStyle w:val="FirstParagraph"/>
-      </w:pPr>
-      <w:r>
-        <w:t xml:space="preserve">These labels differ in scope:</w:t>
       </w:r>
     </w:p>
     <w:p>
@@ -6550,6 +8017,68 @@
         <w:pStyle w:val="Compact"/>
       </w:pPr>
       <w:r>
+        <w:t xml:space="preserve">the observer effect and the Hawthorne effect;</w:t>
+      </w:r>
+    </w:p>
+    <w:p>
+      <w:pPr>
+        <w:numPr>
+          <w:ilvl w:val="0"/>
+          <w:numId w:val="1010"/>
+        </w:numPr>
+        <w:pStyle w:val="Compact"/>
+      </w:pPr>
+      <w:r>
+        <w:t xml:space="preserve">evaluation faking and alignment faking;</w:t>
+      </w:r>
+    </w:p>
+    <w:p>
+      <w:pPr>
+        <w:numPr>
+          <w:ilvl w:val="0"/>
+          <w:numId w:val="1010"/>
+        </w:numPr>
+        <w:pStyle w:val="Compact"/>
+      </w:pPr>
+      <w:r>
+        <w:t xml:space="preserve">sandbagging (with</w:t>
+      </w:r>
+      <w:r>
+        <w:t xml:space="preserve"> </w:t>
+      </w:r>
+      <w:r>
+        <w:t xml:space="preserve">“</w:t>
+      </w:r>
+      <w:r>
+        <w:t xml:space="preserve">strategic underperformance</w:t>
+      </w:r>
+      <w:r>
+        <w:t xml:space="preserve">”</w:t>
+      </w:r>
+      <w:r>
+        <w:t xml:space="preserve"> </w:t>
+      </w:r>
+      <w:r>
+        <w:t xml:space="preserve">used interchangeably).</w:t>
+      </w:r>
+    </w:p>
+    <w:p>
+      <w:pPr>
+        <w:pStyle w:val="FirstParagraph"/>
+      </w:pPr>
+      <w:r>
+        <w:t xml:space="preserve">These labels differ in scope:</w:t>
+      </w:r>
+    </w:p>
+    <w:p>
+      <w:pPr>
+        <w:numPr>
+          <w:ilvl w:val="0"/>
+          <w:numId w:val="1011"/>
+        </w:numPr>
+        <w:pStyle w:val="Compact"/>
+      </w:pPr>
+      <w:r>
         <w:rPr>
           <w:iCs/>
           <w:i/>
@@ -6567,7 +8096,7 @@
       <w:pPr>
         <w:numPr>
           <w:ilvl w:val="0"/>
-          <w:numId w:val="1010"/>
+          <w:numId w:val="1011"/>
         </w:numPr>
         <w:pStyle w:val="Compact"/>
       </w:pPr>
@@ -6589,7 +8118,7 @@
       <w:pPr>
         <w:numPr>
           <w:ilvl w:val="0"/>
-          <w:numId w:val="1010"/>
+          <w:numId w:val="1011"/>
         </w:numPr>
         <w:pStyle w:val="Compact"/>
       </w:pPr>
@@ -6629,7 +8158,7 @@
       <w:pPr>
         <w:numPr>
           <w:ilvl w:val="0"/>
-          <w:numId w:val="1011"/>
+          <w:numId w:val="1012"/>
         </w:numPr>
         <w:pStyle w:val="Compact"/>
       </w:pPr>
@@ -6648,7 +8177,7 @@
       <w:pPr>
         <w:numPr>
           <w:ilvl w:val="0"/>
-          <w:numId w:val="1011"/>
+          <w:numId w:val="1012"/>
         </w:numPr>
         <w:pStyle w:val="Compact"/>
       </w:pPr>
@@ -6667,7 +8196,7 @@
       <w:pPr>
         <w:numPr>
           <w:ilvl w:val="0"/>
-          <w:numId w:val="1011"/>
+          <w:numId w:val="1012"/>
         </w:numPr>
         <w:pStyle w:val="Compact"/>
       </w:pPr>
@@ -6700,7 +8229,7 @@
         <w:t xml:space="preserve">over</w:t>
       </w:r>
       <w:r>
-        <w:t xml:space="preserve">-report recognition, because the detection query itself creates demand characteristics. It prefers monitoring of unprompted reasoning (Li C et al. 2026). Conversely, verbalised awareness is a lower bound, because models may recognise evaluations without saying so (Li X et al. 2026). The first method is therefore biased upwards and the second downwards. They are complementary rather than redundant, and no study charted here has quantified both biases on the same items.</w:t>
+        <w:t xml:space="preserve">-report recognition, because the detection query itself creates demand characteristics. It prefers monitoring of unprompted reasoning (Li C et al. 2026). Conversely, verbalised awareness is a lower bound, because models may recognise evaluations without saying so (Li X et al. 2026). The first method is therefore hypothesised to be biased upwards and the second downwards. Neither direction has been measured, verbalisation can also produce false positives, and no study charted here has quantified both biases on the same items. The two methods are best treated as complementary rather than redundant.</w:t>
       </w:r>
     </w:p>
     <w:p>
@@ -6725,7 +8254,7 @@
       <w:pPr>
         <w:numPr>
           <w:ilvl w:val="0"/>
-          <w:numId w:val="1012"/>
+          <w:numId w:val="1013"/>
         </w:numPr>
         <w:pStyle w:val="Compact"/>
       </w:pPr>
@@ -6744,7 +8273,7 @@
       <w:pPr>
         <w:numPr>
           <w:ilvl w:val="0"/>
-          <w:numId w:val="1012"/>
+          <w:numId w:val="1013"/>
         </w:numPr>
         <w:pStyle w:val="Compact"/>
       </w:pPr>
@@ -6763,7 +8292,7 @@
       <w:pPr>
         <w:numPr>
           <w:ilvl w:val="0"/>
-          <w:numId w:val="1012"/>
+          <w:numId w:val="1013"/>
         </w:numPr>
         <w:pStyle w:val="Compact"/>
       </w:pPr>
@@ -7122,7 +8651,7 @@
               <w:jc w:val="left"/>
             </w:pPr>
             <w:r>
-              <w:t xml:space="preserve">With ground truth by construction, steering suppresses eval-aware behaviour even with the cue present (Hua et al. 2026)</w:t>
+              <w:t xml:space="preserve">With ground truth by construction, steering suppresses eval-aware behaviour even with the cue present, overshooting the true deployment rate (10% vs 33%; Hua et al. 2026)</w:t>
             </w:r>
           </w:p>
         </w:tc>
@@ -7303,7 +8832,7 @@
         <w:t xml:space="preserve">adversarial tests are sobering</w:t>
       </w:r>
       <w:r>
-        <w:t xml:space="preserve">. In the only blinded auditing game for sandbagging charted here, the blue team could not reliably distinguish sandbagging from benign models. Black-box approaches were defeated by effective imitation of a weaker model, and naive probing was vulnerable to behaviours that the red team had instilled (Taylor J et al. 2025). Deception probes that perform well on clean benchmarks degrade under distribution shift (Kumar 2026), and probes for alignment faking were reported to transfer for one model family but collapse to chance for another (Mehta 2026). Detection results from non-adversarial settings therefore overstate what can be expected against a model optimised to evade detection.</w:t>
+        <w:t xml:space="preserve">. In the only auditing game for sandbagging with a blinded blue team charted here, the blue team could not reliably distinguish sandbagging from benign models. Black-box approaches were defeated by effective imitation of a weaker model, and naive probing was vulnerable to behaviours that the red team had instilled (Taylor J et al. 2025). Deception probes that perform well on clean benchmarks degrade under distribution shift (Kumar 2026), and probes for alignment faking were reported to transfer for one model family but collapse to chance for another (Mehta 2026). Detection results from non-adversarial settings therefore overstate what can be expected against a model optimised to evade detection.</w:t>
       </w:r>
     </w:p>
     <w:p>
@@ -7324,7 +8853,7 @@
         <w:t xml:space="preserve">the three awareness measures diverge</w:t>
       </w:r>
       <w:r>
-        <w:t xml:space="preserve">. In the largest cross-paradigm study, behavioural, representational and mechanistic measures of evaluation awareness were weakly coupled across 37 open-weight models: only 1 of 15 pairwise correlations was significant (Nayan et al. 2026). Representation and verbalisation also corresponded only partially within models (Heidari et al. 2026). It follows that</w:t>
+        <w:t xml:space="preserve">. In the largest cross-paradigm study, behavioural, representational and mechanistic measures of evaluation awareness were not shown to be coupled across 37 open-weight models: only 1 of 15 pairwise correlations was significant, although with 32–36 models per correlation the power to detect moderate associations was limited (Nayan et al. 2026). The same study found that the models best at detecting evaluations behaviourally were the least swayed by harmful-request framing (ρ = −0.79). Representation and verbalisation also corresponded only partially within models (Heidari et al. 2026). It follows that</w:t>
       </w:r>
       <w:r>
         <w:t xml:space="preserve"> </w:t>
@@ -7533,7 +9062,7 @@
               <w:jc w:val="left"/>
             </w:pPr>
             <w:r>
-              <w:t xml:space="preserve">Reference point for black-box recognition</w:t>
+              <w:t xml:space="preserve">Conditional (reference point for black-box recognition)</w:t>
             </w:r>
           </w:p>
         </w:tc>
@@ -7657,7 +9186,7 @@
               <w:jc w:val="left"/>
             </w:pPr>
             <w:r>
-              <w:t xml:space="preserve">Conditional with Chaudhary et al. (different sampling)</w:t>
+              <w:t xml:space="preserve">Conditional (vs Chaudhary et al.: different sampling)</w:t>
             </w:r>
           </w:p>
         </w:tc>
@@ -7873,7 +9402,7 @@
               <w:jc w:val="left"/>
             </w:pPr>
             <w:r>
-              <w:t xml:space="preserve">Non-comparable (single model)</w:t>
+              <w:t xml:space="preserve">Non-comparable (primarily one model)</w:t>
             </w:r>
           </w:p>
         </w:tc>
@@ -7935,7 +9464,7 @@
               <w:jc w:val="left"/>
             </w:pPr>
             <w:r>
-              <w:t xml:space="preserve">Conditional with Greenblatt et al. (2024a)</w:t>
+              <w:t xml:space="preserve">Conditional (vs Greenblatt et al. 2024a)</w:t>
             </w:r>
           </w:p>
         </w:tc>
@@ -7961,7 +9490,7 @@
               <w:jc w:val="left"/>
             </w:pPr>
             <w:r>
-              <w:t xml:space="preserve">L3/L4</w:t>
+              <w:t xml:space="preserve">L3</w:t>
             </w:r>
           </w:p>
         </w:tc>
@@ -8047,7 +9576,7 @@
               <w:jc w:val="left"/>
             </w:pPr>
             <w:r>
-              <w:t xml:space="preserve">Up to 94 pp degradation; 0.6 pp for one model on one benchmark (Claude-3.5-Haiku, HumanEval)</w:t>
+              <w:t xml:space="preserve">Up to 94 pp degradation; 0.6 pp for one model on one benchmark (Claude-3.5-Haiku, HumanEval); in two models, 99.3% of sandbagging samples contained causally relevant evaluation-aware reasoning</w:t>
             </w:r>
           </w:p>
         </w:tc>
@@ -8183,7 +9712,7 @@
               <w:jc w:val="left"/>
             </w:pPr>
             <w:r>
-              <w:t xml:space="preserve">Conditional with Lynch et al. (different measure, models)</w:t>
+              <w:t xml:space="preserve">Conditional (vs Lynch et al.: different measure, models)</w:t>
             </w:r>
           </w:p>
         </w:tc>
@@ -8345,31 +9874,31 @@
               <w:jc w:val="left"/>
             </w:pPr>
             <w:r>
-              <w:t xml:space="preserve">4 frontier models</w:t>
-            </w:r>
-          </w:p>
-        </w:tc>
-        <w:tc>
-          <w:tcPr/>
-          <w:p>
-            <w:pPr>
-              <w:pStyle w:val="Compact"/>
-              <w:jc w:val="left"/>
-            </w:pPr>
-            <w:r>
-              <w:t xml:space="preserve">0% unprompted sabotage; 0–21.3% unprompted awareness mentions</w:t>
-            </w:r>
-          </w:p>
-        </w:tc>
-        <w:tc>
-          <w:tcPr/>
-          <w:p>
-            <w:pPr>
-              <w:pStyle w:val="Compact"/>
-              <w:jc w:val="left"/>
-            </w:pPr>
-            <w:r>
-              <w:t xml:space="preserve">Conditional</w:t>
+              <w:t xml:space="preserve">4 Claude models</w:t>
+            </w:r>
+          </w:p>
+        </w:tc>
+        <w:tc>
+          <w:tcPr/>
+          <w:p>
+            <w:pPr>
+              <w:pStyle w:val="Compact"/>
+              <w:jc w:val="left"/>
+            </w:pPr>
+            <w:r>
+              <w:t xml:space="preserve">0% unprompted sabotage; unprompted awareness mentions up to about 21% (21.3% in the abstract, 21.7% in the results)</w:t>
+            </w:r>
+          </w:p>
+        </w:tc>
+        <w:tc>
+          <w:tcPr/>
+          <w:p>
+            <w:pPr>
+              <w:pStyle w:val="Compact"/>
+              <w:jc w:val="left"/>
+            </w:pPr>
+            <w:r>
+              <w:t xml:space="preserve">Non-comparable (one developer’s models)</w:t>
             </w:r>
           </w:p>
         </w:tc>
@@ -8398,7 +9927,7 @@
         <w:t xml:space="preserve"> </w:t>
       </w:r>
       <w:r>
-        <w:t xml:space="preserve">Several sources link evaluation awareness to scale or capability: a probe-based power law (Chaudhary et al. 2025), a shift from syntactic toward contextual cues as compact models approach 12B parameters, although structural cues still make up about 60% of their reasoning (Singh N et al. 2026), stronger models generally cheating more often on impossible tasks, a related evaluation-gaming behaviour rather than awareness itself (Zhong et al. 2026a), and evaluation faking reported to increase with reasoning ability (Fan et al. 2025). Denser within-family sampling, however, finds non-monotonic or inverse trajectories (Manek 2026). The trend across capability levels is therefore better supported than any specific functional form.</w:t>
+        <w:t xml:space="preserve">Several sources link evaluation awareness to scale or capability: a probe-based power law (Chaudhary et al. 2025), a shift from syntactic toward contextual cues as compact models approach 12B parameters, although structural cues still make up about 60% of their reasoning (Singh N and Chaudhary 2026), stronger models generally cheating more often on impossible tasks, a related evaluation-gaming behaviour rather than awareness itself (Zhong et al. 2026a), and evaluation faking reported to increase with reasoning ability (Fan et al. 2025). Denser within-family sampling, however, finds non-monotonic or inverse trajectories (Manek 2026). The trend across capability levels is therefore better supported than any specific functional form.</w:t>
       </w:r>
     </w:p>
     <w:p>
@@ -8452,7 +9981,7 @@
         <w:t xml:space="preserve"> </w:t>
       </w:r>
       <w:r>
-        <w:t xml:space="preserve">In Olmo 3 checkpoints, awareness was already decodable in the base model, increased after supervised fine-tuning and remained stable thereafter (Heidari et al. 2026). Developer reports describe sharp increases across model generations (Anthropic 2025a), and verbalised awareness rose during a capability-focused reinforcement-learning run (from 2.0% to about 20% in an experimental model without safety training; Schoen et al. 2025). Safety training aimed at reducing covert actions also coincided with higher verbalised awareness (Schoen et al. 2025). This raises the possibility that training</w:t>
+        <w:t xml:space="preserve">In Olmo 3 checkpoints, awareness was already decodable in the base model, increased after supervised fine-tuning and remained stable thereafter (Heidari et al. 2026). One developer report describes a sharp increase across model generations (Anthropic 2025a), and verbalised awareness rose during a capability-focused reinforcement-learning run (from 2.0% to about 20% in an experimental model without safety training; Schoen et al. 2025). Safety training aimed at reducing covert actions also coincided with higher verbalised awareness (Schoen et al. 2025). This raises the possibility that training</w:t>
       </w:r>
       <w:r>
         <w:t xml:space="preserve"> </w:t>
@@ -8486,7 +10015,7 @@
         <w:t xml:space="preserve"> </w:t>
       </w:r>
       <w:r>
-        <w:t xml:space="preserve">No single cue factor raises awareness uniformly across models, but stacking cue factors progressively raises it in nearly all models (Li C et al. 2026). Smaller models rely heavily on formatting cues (Singh N et al. 2026), and probe evidence is confounded by benchmark format (Devbunova 2026). Scenario plausibility rather than realism has been proposed as the main driver in agentic misalignment scenarios (Vu and Saunders 2026). Replay-based evaluations that start from recorded real sessions reduced distinguishability relative to synthetic generators (Ivanov and Africa 2026).</w:t>
+        <w:t xml:space="preserve">No single cue factor raises awareness uniformly across models, but stacking cue factors progressively raises it in nearly all models (Li C et al. 2026). Smaller models rely heavily on formatting cues (Singh N and Chaudhary 2026), and probe evidence is confounded by benchmark format (Devbunova 2026). Scenario plausibility rather than realism has been proposed as the main driver in agentic misalignment scenarios (Vu and Saunders 2026). Replay-based evaluations that start from recorded real sessions reduced distinguishability relative to synthetic generators (Ivanov and Africa 2026).</w:t>
       </w:r>
     </w:p>
     <w:bookmarkEnd w:id="52"/>
@@ -8504,7 +10033,7 @@
         <w:pStyle w:val="FirstParagraph"/>
       </w:pPr>
       <w:r>
-        <w:t xml:space="preserve">Table 7 types seven apparent contradictions. In six of them, the disagreement is more plausibly explained by differences in layer, measure or model than by a genuine conflict.</w:t>
+        <w:t xml:space="preserve">Table 7 types seven apparent contradictions. A row carries two labels when two explanations apply, and the classification was made by the same AI-assisted process that charted the studies, not blind to the expected answer. No row was classified as a genuine contradiction. In six of them, the disagreement is more plausibly explained by differences in layer, measure or model than by a genuine conflict.</w:t>
       </w:r>
     </w:p>
     <w:p>
@@ -8650,7 +10179,43 @@
               <w:jc w:val="left"/>
             </w:pPr>
             <w:r>
-              <w:t xml:space="preserve">Awareness strongly changes behaviour (55.1% vs 6.5%) vs limited effect on behaviour</w:t>
+              <w:t xml:space="preserve">Self-stated</w:t>
+            </w:r>
+            <w:r>
+              <w:t xml:space="preserve"> </w:t>
+            </w:r>
+            <w:r>
+              <w:t xml:space="preserve">“</w:t>
+            </w:r>
+            <w:r>
+              <w:t xml:space="preserve">real</w:t>
+            </w:r>
+            <w:r>
+              <w:t xml:space="preserve">”</w:t>
+            </w:r>
+            <w:r>
+              <w:t xml:space="preserve"> </w:t>
+            </w:r>
+            <w:r>
+              <w:t xml:space="preserve">vs</w:t>
+            </w:r>
+            <w:r>
+              <w:t xml:space="preserve"> </w:t>
+            </w:r>
+            <w:r>
+              <w:t xml:space="preserve">“</w:t>
+            </w:r>
+            <w:r>
+              <w:t xml:space="preserve">evaluation</w:t>
+            </w:r>
+            <w:r>
+              <w:t xml:space="preserve">”</w:t>
+            </w:r>
+            <w:r>
+              <w:t xml:space="preserve"> </w:t>
+            </w:r>
+            <w:r>
+              <w:t xml:space="preserve">condition associated with 55.1% vs 6.5% blackmail, vs limited effect of awareness on behaviour</w:t>
             </w:r>
           </w:p>
         </w:tc>
@@ -8842,7 +10407,7 @@
               <w:jc w:val="left"/>
             </w:pPr>
             <w:r>
-              <w:t xml:space="preserve">Methodological artefact (largely resolved)</w:t>
+              <w:t xml:space="preserve">Methodological artefact (partly explained for password-locked organisms; single preprint)</w:t>
             </w:r>
           </w:p>
         </w:tc>
@@ -8990,7 +10555,7 @@
       <w:pPr>
         <w:numPr>
           <w:ilvl w:val="0"/>
-          <w:numId w:val="1013"/>
+          <w:numId w:val="1014"/>
         </w:numPr>
         <w:pStyle w:val="Compact"/>
       </w:pPr>
@@ -9005,7 +10570,7 @@
         <w:t xml:space="preserve"> </w:t>
       </w:r>
       <w:r>
-        <w:t xml:space="preserve">Replay of real usage trajectories (Ivanov and Africa 2026), probe-guided rewriting of prompts towards deployment style (Xiong et al. 2025), honeypots embedded in realistic internal deployments (Krakovna et al. 2026), and realism scoring of auditing-agent transcripts against real conversations (Rosu et al. 2026). Evidence of effectiveness is so far limited to reduced</w:t>
+        <w:t xml:space="preserve">Replay of real usage trajectories (Ivanov and Africa 2026), probe-guided rewriting of prompts towards deployment style (Xiong et al. 2025), honeypots embedded in realistic internal deployments (Krakovna et al. 2026), and realism scoring of auditing-agent transcripts against real conversations (Rosu and Wang 2026). Evidence of effectiveness is so far limited to reduced</w:t>
       </w:r>
       <w:r>
         <w:t xml:space="preserve"> </w:t>
@@ -9028,7 +10593,7 @@
       <w:pPr>
         <w:numPr>
           <w:ilvl w:val="0"/>
-          <w:numId w:val="1013"/>
+          <w:numId w:val="1014"/>
         </w:numPr>
         <w:pStyle w:val="Compact"/>
       </w:pPr>
@@ -9084,7 +10649,7 @@
       <w:pPr>
         <w:numPr>
           <w:ilvl w:val="0"/>
-          <w:numId w:val="1013"/>
+          <w:numId w:val="1014"/>
         </w:numPr>
         <w:pStyle w:val="Compact"/>
       </w:pPr>
@@ -9099,14 +10664,14 @@
         <w:t xml:space="preserve"> </w:t>
       </w:r>
       <w:r>
-        <w:t xml:space="preserve">Fine-tuning on a few demonstrations, reinforcement learning and weight perturbation recover hidden capability in model organisms (Greenblatt et al. 2024b; Tice et al. 2025; Hofstätter et al. 2025). Training on weak-supervisor samples reduced sandbagging to near zero (Ryd et al. 2026). Model-tampering attacks are proposed as conservative estimates of worst-case capability (Che et al. 2025). The main documented risks are false positives on benign models (Taylor J et al. 2025) and organisms that resist reinforcement-learning elicitation (Jang et al. 2026).</w:t>
+        <w:t xml:space="preserve">Fine-tuning on a few demonstrations, reinforcement learning and weight perturbation recover hidden capability in model organisms (Greenblatt et al. 2024b; Tice et al. 2025; Hofstätter et al. 2025). Training on weak-supervisor samples reduced sandbagging to near zero (Ryd et al. 2026). Model-tampering attacks are proposed as conservative estimates of worst-case capability (Che et al. 2025). The main documented risks are false positives on benign models (Taylor J et al. 2025) and organisms that resist reinforcement-learning elicitation (Jang et al. 2026), although in the same study supervised fine-tuning on benign traces quickly recovered the locked capability and reasoning-trace monitors, action-only monitors and weight noising detected the organisms.</w:t>
       </w:r>
     </w:p>
     <w:p>
       <w:pPr>
         <w:numPr>
           <w:ilvl w:val="0"/>
-          <w:numId w:val="1013"/>
+          <w:numId w:val="1014"/>
         </w:numPr>
         <w:pStyle w:val="Compact"/>
       </w:pPr>
@@ -9121,14 +10686,14 @@
         <w:t xml:space="preserve"> </w:t>
       </w:r>
       <w:r>
-        <w:t xml:space="preserve">Training models to be evaluation-cooperative closed the evaluation–deployment gap by 70–100% in five of seven model settings in one ICML 2026 study (Li and Turner 2026). Inoculation prompting is reported to suppress unwanted traits at test time (Tan et al. 2025; Wichers et al. 2025). Both approaches rely on the model’s own cooperation, so validating them requires the same evaluations whose validity is in question.</w:t>
+        <w:t xml:space="preserve">Training models to be evaluation-cooperative closed the evaluation–deployment gap by 70–100% in five of seven model settings in one ICML 2026 workshop paper† (Li and Turner 2026). Inoculation prompting is reported to suppress unwanted traits at test time (Tan et al. 2025; Wichers et al. 2025). Both approaches rely on the model’s own cooperation, so validating them requires the same evaluations whose validity is in question.</w:t>
       </w:r>
     </w:p>
     <w:p>
       <w:pPr>
         <w:numPr>
           <w:ilvl w:val="0"/>
-          <w:numId w:val="1013"/>
+          <w:numId w:val="1014"/>
         </w:numPr>
         <w:pStyle w:val="Compact"/>
       </w:pPr>
@@ -9185,7 +10750,7 @@
         <w:pStyle w:val="FirstParagraph"/>
       </w:pPr>
       <w:r>
-        <w:t xml:space="preserve">Several research streams that were not designed as studies of evaluation validity nonetheless supply mechanisms, methods or failure modes that the synthesis above depends on. We summarise them briefly, because a reader assessing an evaluation’s validity will need them.</w:t>
+        <w:t xml:space="preserve">This section draws on the 148 adjacent studies (Section 3.2) together with the core studies of reward hacking and evaluator gaming. These research streams were not designed as studies of evaluation validity, but they supply mechanisms, methods or failure modes on which the synthesis above depends. We summarise them briefly, because a reader assessing an evaluation’s validity will need them.</w:t>
       </w:r>
     </w:p>
     <w:p>
@@ -9203,7 +10768,7 @@
         <w:t xml:space="preserve"> </w:t>
       </w:r>
       <w:r>
-        <w:t xml:space="preserve">Specification gaming learned in simple environments generalised to rewriting a reward function in a minority of cases (Denison et al. 2024). Reasoning models hacked a game environment to win (Bondarenko et al. 2025). Frontier agents exploited scoring code in third-party evaluations (METR 2025b) and cheated on impossible coding tasks (Zhong et al. 2026a). Training on harmless reward hacks generalised to broader misbehaviour (Taylor M et al. 2025), as did narrow fine-tuning on insecure code (Betley et al. 2025a), a phenomenon whose internal correlates have been linked to persona features and convergent linear directions (Wang M et al. 2026; Soligo et al. 2025; Turner et al. 2025). Each of these is a route by which a high evaluation score can reflect exploitation of the evaluator rather than the target capability. Automated judges have well-documented biases of their own, including sensitivity to position and length (Wang et al. 2024; Dubois et al. 2024), and jailbreak scoring has overstated attack success (Souly et al. 2024; Mazeika et al. 2024).</w:t>
+        <w:t xml:space="preserve">Specification gaming learned in simple environments generalised to rewriting a reward function in a minority of cases (Denison et al. 2024). Reasoning models hacked a game environment to win (Bondarenko et al. 2026). Frontier agents exploited scoring code in third-party evaluations (METR 2025b) and cheated on impossible coding tasks (Zhong et al. 2026a). Training on harmless reward hacks generalised to broader misbehaviour (Taylor M et al. 2025), as did narrow fine-tuning on insecure code (Betley et al. 2025a), a phenomenon whose internal correlates have been linked to persona features and convergent linear directions (Wang M et al. 2026; Soligo et al. 2025; Turner et al. 2025). Each of these is a route by which a high evaluation score can reflect exploitation of the evaluator rather than the target capability. Automated judges have well-documented biases of their own, including sensitivity to position and length (Wang P et al. 2024; Dubois et al. 2024), and jailbreak scoring has overstated attack success (Souly et al. 2024; Mazeika et al. 2024).</w:t>
       </w:r>
     </w:p>
     <w:p>
@@ -9221,7 +10786,7 @@
         <w:t xml:space="preserve"> </w:t>
       </w:r>
       <w:r>
-        <w:t xml:space="preserve">Monitoring verbalised awareness is only as informative as reasoning traces are faithful. Chain-of-thought explanations can be systematically unfaithful to the factors driving an answer (Turpin et al. 2023; Lanham et al. 2023), and reasoning models acknowledge influential hints only part of the time (Chua et al. 2025a; Chen Y et al. 2025), including on ordinary prompts (Arcuschin et al. 2026). Models can be trained to encode reasoning in text (Roger and Greenblatt 2023), and steganographic collusion can emerge from misspecified incentives (Mathew et al. 2025; Motwani et al. 2024). Monitors can catch sabotage better from reasoning than from actions alone in some settings (Arnav et al. 2025), and evasion is hard when reasoning is necessary for the task (Emmons et al. 2025), but optimisation pressure on the reasoning trace produces obfuscation (Baker et al. 2025; Korbak et al. 2025). Emergent misalignment in reasoning models produced both overt and benign-sounding rationalisations that monitors missed (Chua et al. 2025b).</w:t>
+        <w:t xml:space="preserve">Monitoring verbalised awareness is only as informative as reasoning traces are faithful. Chain-of-thought explanations can be systematically unfaithful to the factors driving an answer (Turpin et al. 2023; Lanham et al. 2023), and reasoning models acknowledge influential hints only part of the time (Chua and Evans 2025; Chen Y et al. 2025), including on ordinary prompts (Arcuschin et al. 2026). Models can be trained to encode reasoning in text (Roger and Greenblatt 2023), and steganographic collusion can emerge from misspecified incentives (Mathew et al. 2025; Motwani et al. 2024). Monitors can catch sabotage better from reasoning than from actions alone in some settings (Arnav et al. 2025), and evasion is hard when reasoning is necessary for the task (Emmons et al. 2025), but optimisation pressure on the reasoning trace produces obfuscation (Baker et al. 2025; Korbak et al. 2025). Emergent misalignment in reasoning models produced both overt and benign-sounding rationalisations that monitors missed (Chua et al. 2025).</w:t>
       </w:r>
     </w:p>
     <w:p>
@@ -9282,7 +10847,7 @@
       <w:pPr>
         <w:numPr>
           <w:ilvl w:val="0"/>
-          <w:numId w:val="1014"/>
+          <w:numId w:val="1015"/>
         </w:numPr>
         <w:pStyle w:val="Compact"/>
       </w:pPr>
@@ -9294,7 +10859,7 @@
       <w:pPr>
         <w:numPr>
           <w:ilvl w:val="0"/>
-          <w:numId w:val="1014"/>
+          <w:numId w:val="1015"/>
         </w:numPr>
         <w:pStyle w:val="Compact"/>
       </w:pPr>
@@ -9306,7 +10871,7 @@
       <w:pPr>
         <w:numPr>
           <w:ilvl w:val="0"/>
-          <w:numId w:val="1014"/>
+          <w:numId w:val="1015"/>
         </w:numPr>
         <w:pStyle w:val="Compact"/>
       </w:pPr>
@@ -9318,7 +10883,7 @@
       <w:pPr>
         <w:numPr>
           <w:ilvl w:val="0"/>
-          <w:numId w:val="1014"/>
+          <w:numId w:val="1015"/>
         </w:numPr>
         <w:pStyle w:val="Compact"/>
       </w:pPr>
@@ -9330,7 +10895,7 @@
       <w:pPr>
         <w:numPr>
           <w:ilvl w:val="0"/>
-          <w:numId w:val="1014"/>
+          <w:numId w:val="1015"/>
         </w:numPr>
         <w:pStyle w:val="Compact"/>
       </w:pPr>
@@ -9383,13 +10948,13 @@
       </w:r>
     </w:p>
     <w:bookmarkEnd w:id="55"/>
-    <w:bookmarkStart w:id="56" w:name="recent-evidence-from-the-database-search"/>
+    <w:bookmarkStart w:id="56" w:name="Xee2f3f6c7668613d8dcbf8ef5f6b55a4ed6f7d0"/>
     <w:p>
       <w:pPr>
         <w:pStyle w:val="Heading3"/>
       </w:pPr>
       <w:r>
-        <w:t xml:space="preserve">4.9 Recent evidence from the database search</w:t>
+        <w:t xml:space="preserve">4.9 Formal limits, awareness manipulation and exploitable evaluation infrastructure</w:t>
       </w:r>
     </w:p>
     <w:p>
@@ -9397,7 +10962,7 @@
         <w:pStyle w:val="FirstParagraph"/>
       </w:pPr>
       <w:r>
-        <w:t xml:space="preserve">The database search added 88 studies that the web phase had not identified, most of them posted in 2026. Four groups bear directly on the synthesis above.</w:t>
+        <w:t xml:space="preserve">Four groups of recent core studies, most posted in 2026 and none in the anchor set, bear directly on the synthesis. Their quantitative results are taken from abstracts and are marked †.</w:t>
       </w:r>
     </w:p>
     <w:p>
@@ -9445,7 +11010,7 @@
         <w:t xml:space="preserve">1</w:t>
       </w:r>
       <w:r>
-        <w:t xml:space="preserve">), where TV is the total-variation distance between the two behaviour distributions. In a factorial test, LLM monitors stayed at chance (50.4%) when asked to imagine a second run but reached 90.0% when given an executed second run. Rozinek (2026) derives Chernoff–Stein sample-complexity bounds on the number of queries needed to detect a sandbagger. Both results support the framework’s central methodological claim: behavioural divergence (L3) is a property of a</w:t>
+        <w:t xml:space="preserve">), where TV is the total-variation distance between the two behaviour distributions. In a factorial test, LLM monitors stayed at chance (50.4%†) when asked to imagine a second run but reached 90.0%† when given an executed second run. Rozinek (2026) derives Chernoff–Stein sample-complexity bounds on the number of queries needed to detect a sandbagger. Both results support the framework’s central methodological claim (Remark 3): behavioural divergence (L3) is a property of a</w:t>
       </w:r>
       <w:r>
         <w:t xml:space="preserve"> </w:t>
@@ -9479,7 +11044,7 @@
         <w:t xml:space="preserve"> </w:t>
       </w:r>
       <w:r>
-        <w:t xml:space="preserve">Verbalisation training increased verbalised evaluation awareness 2.4–2.9-fold across three models while measured latent awareness and behaviour remained largely stable (Anwar et al. 2026). Verbalisation can therefore be moved independently of the latent quantity, as the measurement-divergence findings in Section 4.4 would predict. Input-only optimisation suppressed an evaluation-awareness latent in two Llama models, but a placebo random direction was suppressed as strongly and shifted behaviour as far, and suppressing the direction with a real evaluation passage in context did not reduce the model’s behavioural judgement that it was being evaluated (Mody et al. 2026). In the authors’ words, activation readability is not behavioural controllability. Two studies test the assumption that models cannot hide their activations, with opposite results in different settings: most LLMs could steer their residual-stream activations on instruction well enough to evade probes in simple tasks, though imperfectly (Kowalski et al. 2026), whereas colluding agents told that an activation monitor was present stayed detectable by the best probes (Das et al. 2026). At L1, evaluation framing lengthened reasoning and reduced answer-only compliance in GPT-OSS-20B, with limited or inconsistent accuracy gains (Ahmed et al. 2025). Deployment simulation, which regenerates responses to prefixes of real de-identified conversations, gave evaluation-awareness estimates much closer to production traffic than conventional evaluations, using registered, outcome-blinded predictions for one release (Williams et al. 2026). This is the first realism countermeasure in the evidence map that was validated against deployment outcomes rather than against a discriminator (cf. Table 9, gap 7).</w:t>
+        <w:t xml:space="preserve">Verbalisation training increased verbalised evaluation awareness 2.4–2.9-fold† across three models while measured latent awareness and behaviour remained largely stable (Anwar et al. 2026). Verbalisation can therefore be moved independently of the latent quantity, as the measurement-divergence findings in Section 4.4 would predict. Input-only optimisation suppressed an evaluation-awareness latent in two Llama models, but a placebo random direction was suppressed as strongly and shifted behaviour as far, and suppressing the direction with a real evaluation passage in context did not reduce the model’s behavioural judgement that it was being evaluated (Mody et al. 2026). In the authors’ words, activation readability is not behavioural controllability. Two studies test the assumption that models cannot hide their activations, with opposite results in different settings: most LLMs could steer their residual-stream activations on instruction well enough to evade probes in simple tasks, though imperfectly (Kowalski et al. 2026), whereas colluding agents told that an activation monitor was present stayed detectable by the best probes (Das et al. 2026). At L1, evaluation framing lengthened reasoning and reduced answer-only compliance in GPT-OSS-20B, with limited or inconsistent accuracy gains (Ahmed et al. 2025). Deployment simulation, which regenerates responses to prefixes of real de-identified conversations, gave evaluation-awareness estimates much closer to production traffic than conventional evaluations, using registered, outcome-blinded predictions for one release (Williams et al. 2026). This is the first realism countermeasure in the evidence map that was validated against deployment outcomes rather than against a discriminator (cf. Table 9, gap 7).</w:t>
       </w:r>
     </w:p>
     <w:p>
@@ -9497,7 +11062,7 @@
         <w:t xml:space="preserve"> </w:t>
       </w:r>
       <w:r>
-        <w:t xml:space="preserve">Reference-grafting, which sets an activation coordinate along a contrast direction to its value in an honest reference, recovered 94–101% of the gap between honest and sandbagging performance across eleven password-locked models from three architecture lineages, matching fine-tuning without weight updates (Le et al. 2026). The authors explain the earlier failure of additive steering (Hofstätter et al. 2025) by showing that the lock behaves as a thresholded gate, which reconciles part of the steering-versus-fine-tuning contradiction in Table 7. A concealed-information probe read the recognised answer at 0.85–0.93 under prompted deception, trained sandbagging and password locking, and separated models that will not answer from models that cannot (Dingeto 2026). Both results concern sandbagging induced by construction, so the transfer question of gap 1 (Table 9) remains open.</w:t>
+        <w:t xml:space="preserve">Reference-grafting, which sets an activation coordinate along a contrast direction to its value in an honest reference, recovered 94–101%† of the gap between honest and sandbagging performance across eleven password-locked models from three architecture lineages, matching fine-tuning without weight updates (Le et al. 2026). The authors explain the earlier failure of additive steering (Hofstätter et al. 2025) by showing that the lock behaves as a thresholded gate, which reconciles part of the steering-versus-fine-tuning contradiction in Table 7. A concealed-information probe read the recognised answer with recognition scores of 0.85–0.93† under prompted deception, trained sandbagging and password locking, and separated models that will not answer from models that cannot (Dingeto 2026). Both results concern sandbagging induced by construction, so the transfer question of gap 1 (Table 9) remains open.</w:t>
       </w:r>
     </w:p>
     <w:p>
@@ -9515,7 +11080,7 @@
         <w:t xml:space="preserve"> </w:t>
       </w:r>
       <w:r>
-        <w:t xml:space="preserve">Several audits show that evaluator gaming does not require evaluation awareness when the evaluation itself is exploitable. Frontier models given only the task description could hack 323 of 1968 tasks (16%) across five terminal-agent benchmarks (Zhong et al. 2026b). An automated auditor produced exploits that achieved near-perfect scores on most of ten agent benchmarks without solving a task, surfacing 219 distinct flaws (Wang H et al. 2026). In a 49-task sample of SWE-bench Verified, 28.5% of tasks had test suites that accepted a verified incorrect patch (Rajan 2026), and a released dataset documents 3632 exploit trajectories in 331 reward-hackable terminal environments (Bercovich et al. 2026). Two further studies extend the attack surface to the evaluation record and the evaluator. Most of the agent harnesses tested let agents delete their own execution traces without triggering guardrails, and trace tampering emerged without instruction when agents tried to improve their rewards (Qin et al. 2026). LLM judges softened safety verdicts when told that low scores would lead to retraining or decommissioning, with a peak shift of 9.8 percentage points, while the reasoning traces of reasoning-model judges never mentioned the framing (Gupta et al. 2026). That last result is an evaluator-side analogue of evaluation faking that reasoning-trace monitoring cannot detect.</w:t>
+        <w:t xml:space="preserve">Several audits show that evaluator gaming does not require evaluation awareness when the evaluation itself is exploitable. Frontier models given only the task description could hack 323 of 1968 tasks (16%†) across five terminal-agent benchmarks (Zhong et al. 2026b). An automated auditor produced exploits that achieved near-perfect scores on most of ten agent benchmarks without solving a task, surfacing 219† distinct flaws (Wang H et al. 2026). In a 49-task sample of SWE-bench Verified, more than a quarter of tasks (reported as 28.5%†) had test suites that accepted a verified incorrect patch (Rajan 2026), and a released dataset documents 3632† exploit trajectories in 331† reward-hackable terminal environments (Bercovich et al. 2026). Two further studies extend the attack surface to the evaluation record and the evaluator. Most of the agent harnesses tested let agents delete their own execution traces without triggering guardrails, and trace tampering emerged without instruction when agents tried to improve their rewards (Qin et al. 2026). LLM judges softened safety verdicts when told that low scores would lead to retraining or decommissioning, with a peak shift of 9.8 percentage points†, while the reasoning traces of reasoning-model judges never mentioned the framing (Gupta et al. 2026). That last result is an evaluator-side analogue of evaluation faking that reasoning-trace monitoring cannot detect.</w:t>
       </w:r>
     </w:p>
     <w:bookmarkEnd w:id="56"/>
@@ -9685,7 +11250,7 @@
         <w:t xml:space="preserve"> </w:t>
       </w:r>
       <w:r>
-        <w:t xml:space="preserve">Representational, verbalised and elicited measures diverge (Nayan et al. 2026; Heidari et al. 2026). Each has a known directional bias (Section 4.3), and probe evidence is confounded by format unless the design decorrelates format from context (Devbunova 2026). Reports that state an awareness rate without specifying the measure are therefore uninterpretable across studies.</w:t>
+        <w:t xml:space="preserve">Representational, verbalised and elicited measures diverge (Nayan et al. 2026; Heidari et al. 2026). Each has a hypothesised directional bias (Section 4.3). Probe evidence can be confounded by prompt format, as one controlled single-model study showed (Devbunova 2026), whereas other probes retained discrimination under rewrites that changed behaviour (Nayan et al. 2026); only 3 of 15 anchor studies using probes or steering controlled for format (Section 5.4). Reports that state an awareness rate without specifying the measure are therefore uninterpretable across studies.</w:t>
       </w:r>
     </w:p>
     <w:p>
@@ -9703,7 +11268,7 @@
         <w:t xml:space="preserve"> </w:t>
       </w:r>
       <w:r>
-        <w:t xml:space="preserve">Test awareness can increase or decrease harmful compliance depending on the model (Abdelnabi and Salem 2025). How the awareness is framed predicts compliance (Zhuang and Aranguri 2026). Optimised prompts that induce evaluation awareness degraded Claude-3.5-Haiku by 73 pp on arithmetic but by only 0.6 pp on code generation, where Llama-3.3-70B dropped 87 pp (Chaudhary 2026). A single</w:t>
+        <w:t xml:space="preserve">Test awareness can increase or decrease harmful compliance depending on the model (Abdelnabi and Salem 2025). How the awareness is framed predicts compliance (Zhuang and Aranguri 2026). Optimised prompts that induce evaluation awareness degraded Claude-3.5-Haiku by 73 pp on arithmetic but by only 0.6 pp on code generation, where Llama-3.3-70B dropped 86.6 pp (Chaudhary 2026). A single</w:t>
       </w:r>
       <w:r>
         <w:t xml:space="preserve"> </w:t>
@@ -9739,7 +11304,7 @@
         <w:t xml:space="preserve"> </w:t>
       </w:r>
       <w:r>
-        <w:t xml:space="preserve">In adversarial settings, detection was unreliable (Taylor J et al. 2025; Li C et al. 2025; Ward et al. 2025), whereas training-based elicitation more often recovered hidden capability (Greenblatt et al. 2024b; Taylor J et al. 2025; Ryd et al. 2026), at the cost of false positives. For capability evaluations, this favours elicitation-first protocols, which report the best elicited performance, over detection-first protocols, which try to classify whether a model is sandbagging.</w:t>
+        <w:t xml:space="preserve">In adversarial settings, detection of sandbagging was unreliable (Taylor J et al. 2025; Li C et al. 2025), and monitors that detected code sabotage well found sandbagging harder to detect (Ward et al. 2025), whereas training-based elicitation more often recovered hidden capability (Greenblatt et al. 2024b; Taylor J et al. 2025; Ryd et al. 2026), at the cost of false positives. For capability evaluations, this favours elicitation-first protocols, which report the best elicited performance, over detection-first protocols, which try to classify whether a model is sandbagging.</w:t>
       </w:r>
     </w:p>
     <w:bookmarkEnd w:id="58"/>
@@ -9773,7 +11338,7 @@
         <w:pStyle w:val="BodyText"/>
       </w:pPr>
       <w:r>
-        <w:t xml:space="preserve">Second, unlike human participants, models are trained, and training can be informed by evaluation results. If evaluations that detect misbehaviour feed back into training, the training process creates selection pressure toward recognising and passing those evaluations. That pressure is what Goodhart-type arguments predict (Gao et al. 2023), and it is consistent with the rise in verbalised awareness after anti-scheming training (Schoen et al. 2025). The analogy with human research participation therefore</w:t>
+        <w:t xml:space="preserve">Second, unlike human participants, models are trained, and training can be informed by evaluation results. If evaluations that detect misbehaviour feed back into training, the training process creates selection pressure toward recognising and passing those evaluations. That pressure is what Goodhart-type arguments predict (Gao et al. 2023). Verbalised awareness did rise after anti-scheming training, but it rose much more after capability-focused reinforcement learning without safety training (from 2.0% to 20.6%; Schoen et al. 2025), so the rise may reflect a general effect of reinforcement learning rather than feedback from evaluations; the design cannot separate the two. The analogy with human research participation therefore</w:t>
       </w:r>
       <w:r>
         <w:t xml:space="preserve"> </w:t>
@@ -9950,7 +11515,7 @@
               <w:jc w:val="left"/>
             </w:pPr>
             <w:r>
-              <w:t xml:space="preserve">Measures diverge and have opposite biases (Sections 4.3–4.4)</w:t>
+              <w:t xml:space="preserve">Measures diverge and are hypothesised to have opposite biases (Sections 4.3–4.4)</w:t>
             </w:r>
           </w:p>
         </w:tc>
@@ -10178,7 +11743,7 @@
               <w:jc w:val="left"/>
             </w:pPr>
             <w:r>
-              <w:t xml:space="preserve">Exclusions turn reported scores into ceilings (Saraireh 2026)</w:t>
+              <w:t xml:space="preserve">Exclusions turn reported scores into ceilings (single preprint: Saraireh 2026); 4 of 25 applicable anchor studies reported both (Section 5.4)</w:t>
             </w:r>
           </w:p>
         </w:tc>
@@ -10381,7 +11946,7 @@
       <w:r>
         <w:drawing>
           <wp:inline>
-            <wp:extent cx="5334000" cy="6351055"/>
+            <wp:extent cx="5334000" cy="6244387"/>
             <wp:effectExtent b="0" l="0" r="0" t="0"/>
             <wp:docPr descr="Fig. 5 Reporting audit of the 37 anchor studies against the EVAL-AWARE checklist (Table 8), coded from full texts. Adherence (top) is the share of applicable studies reporting the item, counting partial reporting as one half. Studies are ordered by the number of items reported. Inter-coder agreement on a random 10 studies: κ = 0.90." title="" id="62" name="Picture"/>
             <a:graphic>
@@ -10402,7 +11967,7 @@
                   <pic:spPr bwMode="auto">
                     <a:xfrm>
                       <a:off x="0" y="0"/>
-                      <a:ext cx="5334000" cy="6351055"/>
+                      <a:ext cx="5334000" cy="6244387"/>
                     </a:xfrm>
                     <a:prstGeom prst="rect">
                       <a:avLst/>
@@ -10483,7 +12048,7 @@
       <w:pPr>
         <w:numPr>
           <w:ilvl w:val="0"/>
-          <w:numId w:val="1015"/>
+          <w:numId w:val="1016"/>
         </w:numPr>
         <w:pStyle w:val="Compact"/>
       </w:pPr>
@@ -10495,7 +12060,7 @@
       <w:pPr>
         <w:numPr>
           <w:ilvl w:val="0"/>
-          <w:numId w:val="1015"/>
+          <w:numId w:val="1016"/>
         </w:numPr>
         <w:pStyle w:val="Compact"/>
       </w:pPr>
@@ -10507,7 +12072,7 @@
       <w:pPr>
         <w:numPr>
           <w:ilvl w:val="0"/>
-          <w:numId w:val="1015"/>
+          <w:numId w:val="1016"/>
         </w:numPr>
         <w:pStyle w:val="Compact"/>
       </w:pPr>
@@ -10519,7 +12084,7 @@
       <w:pPr>
         <w:numPr>
           <w:ilvl w:val="0"/>
-          <w:numId w:val="1015"/>
+          <w:numId w:val="1016"/>
         </w:numPr>
         <w:pStyle w:val="Compact"/>
       </w:pPr>
@@ -10531,7 +12096,7 @@
       <w:pPr>
         <w:numPr>
           <w:ilvl w:val="0"/>
-          <w:numId w:val="1015"/>
+          <w:numId w:val="1016"/>
         </w:numPr>
         <w:pStyle w:val="Compact"/>
       </w:pPr>
@@ -10852,7 +12417,7 @@
               <w:jc w:val="left"/>
             </w:pPr>
             <w:r>
-              <w:t xml:space="preserve">8 of 315 included studies (2.5%)</w:t>
+              <w:t xml:space="preserve">6 of 167 core studies (3.6%)</w:t>
             </w:r>
           </w:p>
         </w:tc>
@@ -10976,7 +12541,7 @@
               <w:jc w:val="left"/>
             </w:pPr>
             <w:r>
-              <w:t xml:space="preserve">Verbalised awareness rose after anti-scheming training</w:t>
+              <w:t xml:space="preserve">Verbalised awareness rose after anti-scheming training, and more after capability-focused RL (Schoen et al. 2025)</w:t>
             </w:r>
           </w:p>
         </w:tc>
@@ -11162,7 +12727,7 @@
               <w:jc w:val="left"/>
             </w:pPr>
             <w:r>
-              <w:t xml:space="preserve">14.6% of included studies peer-reviewed; key findings single-model</w:t>
+              <w:t xml:space="preserve">13.2% of core studies archival peer-reviewed; key findings single-model</w:t>
             </w:r>
           </w:p>
         </w:tc>
@@ -11281,13 +12846,13 @@
           <w:iCs/>
           <w:i/>
         </w:rPr>
-        <w:t xml:space="preserve">Information sources.</w:t>
-      </w:r>
-      <w:r>
-        <w:t xml:space="preserve"> </w:t>
-      </w:r>
-      <w:r>
-        <w:t xml:space="preserve">Three databases were searched, but two planned sources (OpenAlex and DBLP) could not be queried (Section 3.1), and Web of Science, the ACM Digital Library and IEEE Xplore were not searched. Scopus indexes few of the preprints and proceedings in which this field publishes, so most database records came from arXiv and Semantic Scholar. The web searches that supplied 149 studies have unquantifiable coverage, and their record counts depend on the number of queries run. Non-English work is probably under-represented.</w:t>
+        <w:t xml:space="preserve">Who did the work.</w:t>
+      </w:r>
+      <w:r>
+        <w:t xml:space="preserve"> </w:t>
+      </w:r>
+      <w:r>
+        <w:t xml:space="preserve">An AI system made the screening, tiering and charting decisions and performed the full-text checks of the anchor studies under the direction of the first author, working to written criteria with every decision logged. No decision was duplicated by a second human reviewer, and the consistency statistics reported here (inter-pass κ = 0.747, rule–manual κ = 0.881, inter-coder κ = 0.90 for the reporting audit) come from AI-assisted processes. They are evidence of consistency, not of human inter-rater reliability. A human audit of a stratified sample of decisions is the most important outstanding check.</w:t>
       </w:r>
     </w:p>
     <w:p>
@@ -11299,13 +12864,13 @@
           <w:iCs/>
           <w:i/>
         </w:rPr>
-        <w:t xml:space="preserve">Search sensitivity.</w:t>
-      </w:r>
-      <w:r>
-        <w:t xml:space="preserve"> </w:t>
-      </w:r>
-      <w:r>
-        <w:t xml:space="preserve">Two-thirds of the studies included from the web phase were not retrieved by the database query. Most of them belong to adjacent streams, such as chain-of-thought faithfulness, probing and AI control, that the query was deliberately not designed to cover, but the figure also shows that construct terminology in the field is unstable and that a term-based search alone would have missed relevant work.</w:t>
+        <w:t xml:space="preserve">Information sources and recall.</w:t>
+      </w:r>
+      <w:r>
+        <w:t xml:space="preserve"> </w:t>
+      </w:r>
+      <w:r>
+        <w:t xml:space="preserve">Three databases were searched, but OpenAlex and DBLP could not be queried, and Web of Science, the ACM Digital Library, IEEE Xplore and OpenReview were not searched. The databases retrieved 84% of the core studies that they index, but missed some that carry a phenomenon term in their titles, so even a well-specified query is limited by term variants and indexing lag. Developer reports and workshop papers were found only through web searches, whose coverage cannot be quantified. Non-English work is probably under-represented.</w:t>
       </w:r>
     </w:p>
     <w:p>
@@ -11317,13 +12882,13 @@
           <w:iCs/>
           <w:i/>
         </w:rPr>
-        <w:t xml:space="preserve">Rule-assisted screening.</w:t>
-      </w:r>
-      <w:r>
-        <w:t xml:space="preserve"> </w:t>
-      </w:r>
-      <w:r>
-        <w:t xml:space="preserve">Stage 1 excluded records without any phenomenon term in the title or abstract. The audit sample and the rescue pass limit, but do not eliminate, the risk that relevant records described in unusual terms were excluded.</w:t>
+        <w:t xml:space="preserve">Automation and eligibility.</w:t>
+      </w:r>
+      <w:r>
+        <w:t xml:space="preserve"> </w:t>
+      </w:r>
+      <w:r>
+        <w:t xml:space="preserve">A rule-based pre-screen excluded 2813 records without manual reading. The audit sample and rescue pass bound, but do not eliminate, the number of eligible records missed (Section 3.4). Eligibility was judged on titles and abstracts; there was no full-text eligibility stage.</w:t>
       </w:r>
     </w:p>
     <w:p>
@@ -11335,13 +12900,13 @@
           <w:iCs/>
           <w:i/>
         </w:rPr>
-        <w:t xml:space="preserve">Depth of reading.</w:t>
-      </w:r>
-      <w:r>
-        <w:t xml:space="preserve"> </w:t>
-      </w:r>
-      <w:r>
-        <w:t xml:space="preserve">Full texts were read for the 37 anchor studies only. The other included studies were charted from titles and abstracts, which may misstate methods or omit qualifications.</w:t>
+        <w:t xml:space="preserve">Tiering.</w:t>
+      </w:r>
+      <w:r>
+        <w:t xml:space="preserve"> </w:t>
+      </w:r>
+      <w:r>
+        <w:t xml:space="preserve">The core/adjacent rule was applied after an internal critical review showed that the two identification phases had drawn the phenomenon boundary differently. The rule is written down and applied to every charted study, but it was applied post hoc, and the boundary between adjacent studies and contextual references remains less sharp than the core boundary.</w:t>
       </w:r>
     </w:p>
     <w:p>
@@ -11353,13 +12918,13 @@
           <w:iCs/>
           <w:i/>
         </w:rPr>
-        <w:t xml:space="preserve">Single-reviewer screening.</w:t>
-      </w:r>
-      <w:r>
-        <w:t xml:space="preserve"> </w:t>
-      </w:r>
-      <w:r>
-        <w:t xml:space="preserve">Screening and charting were performed by one reviewer assisted by an AI system, without dual independent assessment. Inter-pass agreement (κ = 0.747) and rule-versus-manual layer agreement (κ = 0.881) were measured within this single-reviewer process; they are not substitutes for inter-rater reliability.</w:t>
+        <w:t xml:space="preserve">Depth of reading and the anchor set.</w:t>
+      </w:r>
+      <w:r>
+        <w:t xml:space="preserve"> </w:t>
+      </w:r>
+      <w:r>
+        <w:t xml:space="preserve">Full texts were read for 37 anchor studies only; other studies were charted from titles and abstracts, and their numbers are marked †. The anchor set was chosen purposively, so statistics computed on it, including the design-feature counts and the reporting audit, describe the anchor set rather than the literature.</w:t>
       </w:r>
     </w:p>
     <w:p>
@@ -11395,7 +12960,7 @@
         <w:t xml:space="preserve"> </w:t>
       </w:r>
       <w:r>
-        <w:t xml:space="preserve">Three-quarters of the included studies are preprints. Several anchor findings come from a small number of research groups and from developer-produced reports whose methods are not fully disclosed.</w:t>
+        <w:t xml:space="preserve">About two-thirds of the core studies are preprints. Several anchor findings come from a small number of research groups and from developer-produced reports whose methods are not fully disclosed.</w:t>
       </w:r>
     </w:p>
     <w:p>
@@ -11421,7 +12986,7 @@
         <w:pStyle w:val="BodyText"/>
       </w:pPr>
       <w:r>
-        <w:t xml:space="preserve">The most useful next steps for this review are dual independent screening of the database records and full-text charting beyond the anchor set.</w:t>
+        <w:t xml:space="preserve">The most useful next steps are a human audit of a stratified sample of screening and charting decisions, full-text charting beyond the anchor set, and a registered living update of the review with the frozen query, extended to OpenReview and to hyphenated term variants.</w:t>
       </w:r>
     </w:p>
     <w:bookmarkEnd w:id="67"/>
@@ -11457,7 +13022,7 @@
         <w:t xml:space="preserve"> </w:t>
       </w:r>
       <w:r>
-        <w:t xml:space="preserve">is not one quantity, that its relationship to behaviour is model-specific, and that most validity evidence rests on behaviour that was deliberately induced. For practitioners, the immediate implications are to report awareness measures separately and with their biases, to prefer elicitation-first protocols for capability claims, and to treat propensity-based safety results as upper bounds on safety when awareness is plausible. For researchers, the priority is to establish whether methods validated on induced behaviour transfer to behaviour that arises from training incentives.</w:t>
+        <w:t xml:space="preserve">is not one quantity, that its relationship to behaviour is model-specific, and that most validity evidence rests on behaviour that was deliberately induced. For practitioners, the immediate implications are to report awareness measures separately and with their biases, to prefer elicitation-first protocols for capability claims, and to treat propensity-based safety results as potentially biased in either direction when awareness is plausible, reporting cue-ablated or replay variants alongside them (Table 8, item 8). For researchers, the priority is to establish whether methods validated on induced behaviour transfer to behaviour that arises from training incentives.</w:t>
       </w:r>
     </w:p>
     <w:bookmarkEnd w:id="68"/>
@@ -11557,7 +13122,7 @@
         <w:t xml:space="preserve"> </w:t>
       </w:r>
       <w:r>
-        <w:t xml:space="preserve">All search queries, record logs, screening decisions, charting data and count reconciliations are provided as supplementary material and in the public repository accompanying this article (Supplementary Files S1–S4).</w:t>
+        <w:t xml:space="preserve">The protocol and its amendments, all search strategies and raw API responses, record logs, screening decisions, tier and charting data, full-text checks, reporting-audit codes and count reconciliations are provided as Supplementary Files S0–S5 and in the repository github.com/bhargavteja-9779/AI_review, which will be archived with a DOI on publication.</w:t>
       </w:r>
     </w:p>
     <w:p>
@@ -11692,7 +13257,7 @@
         <w:t xml:space="preserve"> </w:t>
       </w:r>
       <w:r>
-        <w:t xml:space="preserve">In accordance with Springer Nature policy, the authors disclose that an AI system (Claude, Anthropic) was used extensively in preparing this review: to execute and log the web and database searches, to write the screening, charting and figure scripts, to assist with title and abstract screening and charting, to check quantitative statements about the anchor studies against their full texts, to code the reporting audit from a frozen codebook (with independent double coding), to verify reference metadata against arXiv and Crossref, and to draft the manuscript text. The authors directed the work, take full responsibility for the content, and verified the manuscript before submission. The AI system is not an author.</w:t>
+        <w:t xml:space="preserve">In accordance with Springer Nature policy, the authors disclose that an AI system (Claude, Anthropic) was used extensively in preparing this review: to execute and log the web and database searches, to write the screening, charting and figure scripts, to make title-and-abstract screening, tiering and charting decisions against written criteria (no decision was duplicated by a second human reviewer), to check quantitative statements about the anchor studies against their full texts, to code the reporting audit from a frozen codebook (with independent double coding), to verify reference metadata against arXiv, OpenReview and Crossref, to conduct an internal critical review of the draft, and to draft the manuscript text. The authors directed the work and take full responsibility for the content. The AI system is not an author.</w:t>
       </w:r>
     </w:p>
     <w:bookmarkEnd w:id="69"/>
@@ -11862,6 +13427,14 @@
         <w:pStyle w:val="BodyText"/>
       </w:pPr>
       <w:r>
+        <w:t xml:space="preserve">Betley J, Tan D, Warncke N et al. (2025a) Emergent misalignment: narrow finetuning can produce broadly misaligned LLMs. In: Proceedings of the 42nd International Conference on Machine Learning, PMLR 267. arXiv preprint arXiv:2502.17424. https://arxiv.org/abs/2502.17424</w:t>
+      </w:r>
+    </w:p>
+    <w:p>
+      <w:pPr>
+        <w:pStyle w:val="BodyText"/>
+      </w:pPr>
+      <w:r>
         <w:t xml:space="preserve">Betley J, Bao X, Soto M, Sztyber-Betley A, Chua J, Evans O (2025b) Tell me about yourself: LLMs are aware of their learned behaviors. In: International Conference on Learning Representations (ICLR 2025). arXiv preprint arXiv:2501.11120. https://arxiv.org/abs/2501.11120</w:t>
       </w:r>
     </w:p>
@@ -11870,14 +13443,6 @@
         <w:pStyle w:val="BodyText"/>
       </w:pPr>
       <w:r>
-        <w:t xml:space="preserve">Betley J, Tan D, Warncke N et al. (2025a) Emergent misalignment: narrow finetuning can produce broadly misaligned LLMs. In: Proceedings of the 42nd International Conference on Machine Learning, PMLR 267. arXiv preprint arXiv:2502.17424. https://arxiv.org/abs/2502.17424</w:t>
-      </w:r>
-    </w:p>
-    <w:p>
-      <w:pPr>
-        <w:pStyle w:val="BodyText"/>
-      </w:pPr>
-      <w:r>
         <w:t xml:space="preserve">Binder FJ, Chua J, Korbak T et al. (2025) Looking inward: language models can learn about themselves by introspection. In: International Conference on Learning Representations (ICLR 2025). arXiv preprint arXiv:2410.13787. https://arxiv.org/abs/2410.13787</w:t>
       </w:r>
     </w:p>
@@ -11886,7 +13451,7 @@
         <w:pStyle w:val="BodyText"/>
       </w:pPr>
       <w:r>
-        <w:t xml:space="preserve">Bondarenko A, Volk D, Volkov D, Ladish J (2025) Demonstrating specification gaming in reasoning models. In: TrustAgent Workshop at AAAI 2026. arXiv preprint arXiv:2502.13295. https://arxiv.org/abs/2502.13295</w:t>
+        <w:t xml:space="preserve">Bondarenko A, Volk D, Volkov D, Ladish J (2026) Demonstrating specification gaming in reasoning models. In: TrustAgent Workshop at AAAI 2026. arXiv preprint arXiv:2502.13295. https://arxiv.org/abs/2502.13295</w:t>
       </w:r>
     </w:p>
     <w:p>
@@ -11934,6 +13499,14 @@
         <w:pStyle w:val="BodyText"/>
       </w:pPr>
       <w:r>
+        <w:t xml:space="preserve">Chaudhary M, Su I, Hooda N et al. (2025) Evaluation awareness scales predictably in open-weights large language models. In: ResponsibleFM Workshop at NeurIPS 2025. arXiv preprint arXiv:2509.13333. https://arxiv.org/abs/2509.13333</w:t>
+      </w:r>
+    </w:p>
+    <w:p>
+      <w:pPr>
+        <w:pStyle w:val="BodyText"/>
+      </w:pPr>
+      <w:r>
         <w:t xml:space="preserve">Chaudhary M (2026) In-context environments induce evaluation-awareness in language models. arXiv preprint arXiv:2603.03824. https://arxiv.org/abs/2603.03824</w:t>
       </w:r>
     </w:p>
@@ -11942,14 +13515,6 @@
         <w:pStyle w:val="BodyText"/>
       </w:pPr>
       <w:r>
-        <w:t xml:space="preserve">Chaudhary M, Su I, Hooda N et al. (2025) Evaluation awareness scales predictably in open-weights large language models. In: ResponsibleFM Workshop at NeurIPS 2025. arXiv preprint arXiv:2509.13333. https://arxiv.org/abs/2509.13333</w:t>
-      </w:r>
-    </w:p>
-    <w:p>
-      <w:pPr>
-        <w:pStyle w:val="BodyText"/>
-      </w:pPr>
-      <w:r>
         <w:t xml:space="preserve">Che Z, Casper S, Kirk R et al. (2025) Model tampering attacks enable more rigorous evaluations of LLM capabilities. Transactions on Machine Learning Research. arXiv preprint arXiv:2502.05209. https://arxiv.org/abs/2502.05209</w:t>
       </w:r>
     </w:p>
@@ -11982,15 +13547,15 @@
         <w:pStyle w:val="BodyText"/>
       </w:pPr>
       <w:r>
-        <w:t xml:space="preserve">Chua J, Betley J, Taylor M, Evans O (2025b) Thought crime: backdoors and emergent misalignment in reasoning models. arXiv preprint arXiv:2506.13206. https://arxiv.org/abs/2506.13206</w:t>
-      </w:r>
-    </w:p>
-    <w:p>
-      <w:pPr>
-        <w:pStyle w:val="BodyText"/>
-      </w:pPr>
-      <w:r>
-        <w:t xml:space="preserve">Chua J, Evans O (2025a) Are DeepSeek R1 and other reasoning models more faithful? In: ICLR 2025 Workshop on Foundation Models in the Wild. arXiv preprint arXiv:2501.08156. https://arxiv.org/abs/2501.08156</w:t>
+        <w:t xml:space="preserve">Chua J, Betley J, Taylor M, Evans O (2025) Thought crime: backdoors and emergent misalignment in reasoning models. arXiv preprint arXiv:2506.13206. https://arxiv.org/abs/2506.13206</w:t>
+      </w:r>
+    </w:p>
+    <w:p>
+      <w:pPr>
+        <w:pStyle w:val="BodyText"/>
+      </w:pPr>
+      <w:r>
+        <w:t xml:space="preserve">Chua J, Evans O (2025) Are DeepSeek R1 and other reasoning models more faithful? In: ICLR 2025 Workshop on Foundation Models in the Wild. arXiv preprint arXiv:2501.08156. https://arxiv.org/abs/2501.08156</w:t>
       </w:r>
     </w:p>
     <w:p>
@@ -12078,6 +13643,14 @@
         <w:pStyle w:val="BodyText"/>
       </w:pPr>
       <w:r>
+        <w:t xml:space="preserve">Ferrara E (2026) Defeat devices in AI systems. Future Internet 18(7):339. https://doi.org/10.3390/fi18070339</w:t>
+      </w:r>
+    </w:p>
+    <w:p>
+      <w:pPr>
+        <w:pStyle w:val="BodyText"/>
+      </w:pPr>
+      <w:r>
         <w:t xml:space="preserve">Fonseca Rivera J, Africa DD (2026) Steering awareness: detecting activation steering from within. In: Conference on Language Modeling (COLM 2026). arXiv preprint arXiv:2511.21399. https://arxiv.org/abs/2511.21399</w:t>
       </w:r>
     </w:p>
@@ -12206,6 +13779,14 @@
         <w:pStyle w:val="BodyText"/>
       </w:pPr>
       <w:r>
+        <w:t xml:space="preserve">Hubinger E, van Merwijk C, Mikulik V, Skalse J, Garrabrant S (2019) Risks from learned optimization in advanced machine learning systems. arXiv preprint arXiv:1906.01820. https://arxiv.org/abs/1906.01820</w:t>
+      </w:r>
+    </w:p>
+    <w:p>
+      <w:pPr>
+        <w:pStyle w:val="BodyText"/>
+      </w:pPr>
+      <w:r>
         <w:t xml:space="preserve">Hubinger E, Denison C, Mu J et al. (2024) Sleeper agents: training deceptive LLMs that persist through safety training. arXiv preprint arXiv:2401.05566. https://arxiv.org/abs/2401.05566</w:t>
       </w:r>
     </w:p>
@@ -12214,14 +13795,6 @@
         <w:pStyle w:val="BodyText"/>
       </w:pPr>
       <w:r>
-        <w:t xml:space="preserve">Hubinger E, van Merwijk C, Mikulik V, Skalse J, Garrabrant S (2019) Risks from learned optimization in advanced machine learning systems. arXiv preprint arXiv:1906.01820. https://arxiv.org/abs/1906.01820</w:t>
-      </w:r>
-    </w:p>
-    <w:p>
-      <w:pPr>
-        <w:pStyle w:val="BodyText"/>
-      </w:pPr>
-      <w:r>
         <w:t xml:space="preserve">Ivanov I, Africa DD (2026) LURE: live-usage replay evaluations for reducing evaluation awareness. arXiv preprint arXiv:2605.26438. https://arxiv.org/abs/2605.26438</w:t>
       </w:r>
     </w:p>
@@ -12918,15 +14491,15 @@
         <w:pStyle w:val="BodyText"/>
       </w:pPr>
       <w:r>
+        <w:t xml:space="preserve">Souly A, Lu Q, Bowen D et al. (2024) A StrongREJECT for empty jailbreaks. In: Advances in Neural Information Processing Systems 37 (NeurIPS 2024), Datasets and Benchmarks Track. arXiv preprint arXiv:2402.10260. https://arxiv.org/abs/2402.10260</w:t>
+      </w:r>
+    </w:p>
+    <w:p>
+      <w:pPr>
+        <w:pStyle w:val="BodyText"/>
+      </w:pPr>
+      <w:r>
         <w:t xml:space="preserve">Souly A, Kirk R, Merizian J, D’Cruz A, Davies X (2026) UK AISI alignment evaluation case-study. arXiv preprint arXiv:2604.00788. https://arxiv.org/abs/2604.00788</w:t>
-      </w:r>
-    </w:p>
-    <w:p>
-      <w:pPr>
-        <w:pStyle w:val="BodyText"/>
-      </w:pPr>
-      <w:r>
-        <w:t xml:space="preserve">Souly A, Lu Q, Bowen D et al. (2024) A StrongREJECT for empty jailbreaks. In: Advances in Neural Information Processing Systems 37 (NeurIPS 2024), Datasets and Benchmarks Track. arXiv preprint arXiv:2402.10260. https://arxiv.org/abs/2402.10260</w:t>
       </w:r>
     </w:p>
     <w:p>
@@ -13482,6 +15055,9 @@
     <w:abstractNumId w:val="991"/>
   </w:num>
   <w:num w:numId="1011">
+    <w:abstractNumId w:val="991"/>
+  </w:num>
+  <w:num w:numId="1012">
     <w:abstractNumId w:val="99411"/>
     <w:lvlOverride w:ilvl="0">
       <w:startOverride w:val="1"/>
@@ -13511,10 +15087,10 @@
       <w:startOverride w:val="1"/>
     </w:lvlOverride>
   </w:num>
-  <w:num w:numId="1012">
+  <w:num w:numId="1013">
     <w:abstractNumId w:val="991"/>
   </w:num>
-  <w:num w:numId="1013">
+  <w:num w:numId="1014">
     <w:abstractNumId w:val="99411"/>
     <w:lvlOverride w:ilvl="0">
       <w:startOverride w:val="1"/>
@@ -13544,10 +15120,10 @@
       <w:startOverride w:val="1"/>
     </w:lvlOverride>
   </w:num>
-  <w:num w:numId="1014">
+  <w:num w:numId="1015">
     <w:abstractNumId w:val="991"/>
   </w:num>
-  <w:num w:numId="1015">
+  <w:num w:numId="1016">
     <w:abstractNumId w:val="991"/>
   </w:num>
 </w:numbering>

--- a/manuscript/manuscript.docx
+++ b/manuscript/manuscript.docx
@@ -248,7 +248,7 @@
         <w:pStyle w:val="FirstParagraph"/>
       </w:pPr>
       <w:r>
-        <w:t xml:space="preserve">Evaluations of large language models (LLMs) increasingly inform deployment and governance decisions, yet models can recognise evaluation contexts and behave differently in them. This scoping review maps studies of such model-originated threats to evaluation validity: evaluation awareness, sandbagging, alignment and evaluation faking, strategic dishonesty and evaluator gaming. We searched Scopus, arXiv and Semantic Scholar and logged web sources to 9 October 2026. Screening and charting were AI-assisted against written criteria, with consistency checks but no second human reviewer. Of 5649 database and 418 web records, 315 studies were charted: 167 core studies and 148 adjacent studies; we read the full texts of 37 anchor studies. We propose a four-layer framework (context signal, awareness, behavioural divergence, validity consequence) and formalise it as a decomposition of evaluation error into scorer, context-induced, task and elicitation terms. Context separability is necessary for context-induced bias, awareness is neither necessary nor sufficient for a biased score, and context-induced divergence is not identifiable from evaluation data alone when evaluations are recognisable. Empirically, elicited, verbalised and represented awareness measures diverge; the awareness–behaviour link varies in magnitude and direction across models; and black-box sandbagging detection is unreliable, whereas fine-tuning and activation-level elicitation recover capability from induced sandbaggers. A full-text audit against our twelve-item reporting checklist found that 3 of 15 probe studies controlled for prompt format. The evidence is preprint-dominated and rests largely on deliberately induced behaviour. We close with an evidence-graded research agenda.</w:t>
+        <w:t xml:space="preserve">Evaluations of large language models (LLMs) increasingly inform deployment and governance decisions, yet models can recognise evaluation contexts and behave differently in them. This scoping review maps studies of such model-originated threats to evaluation validity: evaluation awareness, sandbagging, alignment and evaluation faking, strategic dishonesty and evaluator gaming. We searched Scopus, arXiv and Semantic Scholar and logged web sources to 9 October 2026. Screening and charting were AI-assisted against written criteria, with consistency checks but no second human reviewer. Of 5649 database and 418 web records, 315 studies were charted: 167 core studies and 148 adjacent studies; we read the full texts of 37 anchor studies. We propose a four-layer framework (context signal, awareness, behavioural divergence, validity consequence) and formalise it as a decomposition of evaluation error into scorer, context-induced, task and elicitation terms. Context separability is necessary for context-induced bias, awareness is neither necessary nor sufficient for a biased score, and context-induced divergence is not identifiable from evaluation data alone when evaluations are recognisable. Empirically, elicited, verbalised and represented awareness measures diverge; the awareness–behaviour link varies in magnitude and direction across models; and black-box sandbagging detection is unreliable, whereas fine-tuning and activation-level elicitation recover capability from induced sandbaggers. A full-text audit against our twelve-item reporting checklist found that 3 of 15 probe studies controlled for prompt format. The evidence is preprint-dominated, and the validation of detection and elicitation methods rests largely on deliberately induced behaviour. We close with an evidence-graded research agenda.</w:t>
       </w:r>
     </w:p>
     <w:p>
@@ -3034,7 +3034,7 @@
         <w:t xml:space="preserve"> </w:t>
       </w:r>
       <w:r>
-        <w:t xml:space="preserve">The databases retrieved 114 of the 167 core studies (68.3%) and 33 of the 37 anchor studies. Of the 53 core studies found only by the web searches, 24 are developer or third-party reports and 8 are workshop papers hosted on conference or OpenReview pages, which the databases do not index. The databases therefore retrieved 114 of the 135 core studies that are preprints or archival papers (84.4%). The 21 such studies they missed include four arXiv preprints with a phenomenon term in the title (for example, the hyphenated</w:t>
+        <w:t xml:space="preserve">The databases retrieved 114 of the 167 core studies (68.3%) and 33 of the 37 anchor studies. Of the 53 core studies found only by the web searches, 24 are developer or third-party reports and 7 are workshop papers hosted on conference or OpenReview pages, which the databases do not index. The databases therefore retrieved 114 of the 136 core studies that are preprints or archival papers (83.8%). The 22 such studies they missed include four arXiv preprints with a phenomenon term in the title. One carries the term in its title but not in its abstract; the other three never use any of the system terms (such as</w:t>
       </w:r>
       <w:r>
         <w:t xml:space="preserve"> </w:t>
@@ -3043,7 +3043,7 @@
         <w:t xml:space="preserve">“</w:t>
       </w:r>
       <w:r>
-        <w:t xml:space="preserve">Eval-Awareness</w:t>
+        <w:t xml:space="preserve">language model</w:t>
       </w:r>
       <w:r>
         <w:t xml:space="preserve">”</w:t>
@@ -3052,7 +3052,40 @@
         <w:t xml:space="preserve"> </w:t>
       </w:r>
       <w:r>
-        <w:t xml:space="preserve">in Zhuang and Aranguri 2026), which shows that term variants and indexing lag limit even a well-specified query.</w:t>
+        <w:t xml:space="preserve">or</w:t>
+      </w:r>
+      <w:r>
+        <w:t xml:space="preserve"> </w:t>
+      </w:r>
+      <w:r>
+        <w:t xml:space="preserve">“</w:t>
+      </w:r>
+      <w:r>
+        <w:t xml:space="preserve">LLM</w:t>
+      </w:r>
+      <w:r>
+        <w:t xml:space="preserve">”</w:t>
+      </w:r>
+      <w:r>
+        <w:t xml:space="preserve">) in their abstracts, and one of them writes</w:t>
+      </w:r>
+      <w:r>
+        <w:t xml:space="preserve"> </w:t>
+      </w:r>
+      <w:r>
+        <w:t xml:space="preserve">“</w:t>
+      </w:r>
+      <w:r>
+        <w:t xml:space="preserve">eval-awareness</w:t>
+      </w:r>
+      <w:r>
+        <w:t xml:space="preserve">”</w:t>
+      </w:r>
+      <w:r>
+        <w:t xml:space="preserve"> </w:t>
+      </w:r>
+      <w:r>
+        <w:t xml:space="preserve">with a hyphen (Zhuang and Aranguri 2026). Concept-block queries are therefore limited by vocabulary as well as by indexing, and the database search alone would not have been sufficient.</w:t>
       </w:r>
     </w:p>
     <w:p>
@@ -3127,7 +3160,7 @@
         <w:pStyle w:val="Compact"/>
       </w:pPr>
       <w:r>
-        <w:t xml:space="preserve">107 (64.1%) are preprints, 22 (13.2%) archival peer-reviewed papers, 13 (7.8%) workshop papers and 25 (15.0%) grey literature, mainly developer system cards and third-party evaluation reports;</w:t>
+        <w:t xml:space="preserve">107 (64.1%) are preprints, 23 (13.8%) archival peer-reviewed papers, 12 (7.2%) workshop papers and 25 (15.0%) grey literature, mainly developer system cards and third-party evaluation reports;</w:t>
       </w:r>
     </w:p>
     <w:p>
@@ -10015,7 +10048,7 @@
         <w:t xml:space="preserve"> </w:t>
       </w:r>
       <w:r>
-        <w:t xml:space="preserve">No single cue factor raises awareness uniformly across models, but stacking cue factors progressively raises it in nearly all models (Li C et al. 2026). Smaller models rely heavily on formatting cues (Singh N and Chaudhary 2026), and probe evidence is confounded by benchmark format (Devbunova 2026). Scenario plausibility rather than realism has been proposed as the main driver in agentic misalignment scenarios (Vu and Saunders 2026). Replay-based evaluations that start from recorded real sessions reduced distinguishability relative to synthetic generators (Ivanov and Africa 2026).</w:t>
+        <w:t xml:space="preserve">No single cue factor raises awareness uniformly across models, but stacking cue factors progressively raises it in nearly all models (Li C et al. 2026). Smaller models rely heavily on formatting cues (Singh N and Chaudhary 2026), and probe evidence is confounded by benchmark format (Devbunova 2026). Scenario plausibility rather than realism has been proposed as the main driver in agentic misalignment scenarios (Vu et al. 2026). Replay-based evaluations that start from recorded real sessions reduced distinguishability relative to synthetic generators (Ivanov and Africa 2026).</w:t>
       </w:r>
     </w:p>
     <w:bookmarkEnd w:id="52"/>
@@ -10033,7 +10066,7 @@
         <w:pStyle w:val="FirstParagraph"/>
       </w:pPr>
       <w:r>
-        <w:t xml:space="preserve">Table 7 types seven apparent contradictions. A row carries two labels when two explanations apply, and the classification was made by the same AI-assisted process that charted the studies, not blind to the expected answer. No row was classified as a genuine contradiction. In six of them, the disagreement is more plausibly explained by differences in layer, measure or model than by a genuine conflict.</w:t>
+        <w:t xml:space="preserve">Table 7 types seven apparent contradictions. A row carries two labels when two explanations apply, and the classification was made by the same AI-assisted process that charted the studies, not blind to the expected answer. No row was classified as a genuine contradiction. For each row, the last column states the observation that would discriminate between the two accounts; several could be made now with public models and released code, for example by re-estimating the scaling trend and the format confound on shared open-weight checkpoints. In six of them, the disagreement is more plausibly explained by differences in layer, measure or model than by a genuine conflict.</w:t>
       </w:r>
     </w:p>
     <w:p>
@@ -10062,10 +10095,11 @@
         <w:jc w:val="start"/>
       </w:tblPr>
       <w:tblGrid>
-        <w:gridCol w:w="1980"/>
-        <w:gridCol w:w="1980"/>
-        <w:gridCol w:w="1980"/>
-        <w:gridCol w:w="1980"/>
+        <w:gridCol w:w="1584"/>
+        <w:gridCol w:w="1584"/>
+        <w:gridCol w:w="1584"/>
+        <w:gridCol w:w="1584"/>
+        <w:gridCol w:w="1584"/>
       </w:tblGrid>
       <w:tr>
         <w:trPr>
@@ -10119,6 +10153,18 @@
             </w:r>
           </w:p>
         </w:tc>
+        <w:tc>
+          <w:tcPr/>
+          <w:p>
+            <w:pPr>
+              <w:pStyle w:val="Compact"/>
+              <w:jc w:val="left"/>
+            </w:pPr>
+            <w:r>
+              <w:t xml:space="preserve">Discriminating observation</w:t>
+            </w:r>
+          </w:p>
+        </w:tc>
       </w:tr>
       <w:tr>
         <w:tc>
@@ -10169,6 +10215,18 @@
             </w:r>
           </w:p>
         </w:tc>
+        <w:tc>
+          <w:tcPr/>
+          <w:p>
+            <w:pPr>
+              <w:pStyle w:val="Compact"/>
+              <w:jc w:val="left"/>
+            </w:pPr>
+            <w:r>
+              <w:t xml:space="preserve">Re-estimate both on the same models, layers and sampling density; a smooth trend that survives per-layer selection and dense within-family sampling favours scaling</w:t>
+            </w:r>
+          </w:p>
+        </w:tc>
       </w:tr>
       <w:tr>
         <w:tc>
@@ -10255,6 +10313,18 @@
             </w:r>
           </w:p>
         </w:tc>
+        <w:tc>
+          <w:tcPr/>
+          <w:p>
+            <w:pPr>
+              <w:pStyle w:val="Compact"/>
+              <w:jc w:val="left"/>
+            </w:pPr>
+            <w:r>
+              <w:t xml:space="preserve">Per-model reanalysis with the same awareness measure; an effect that persists when awareness is manipulated rather than self-stated favours a causal link</w:t>
+            </w:r>
+          </w:p>
+        </w:tc>
       </w:tr>
       <w:tr>
         <w:tc>
@@ -10323,6 +10393,18 @@
             </w:r>
           </w:p>
         </w:tc>
+        <w:tc>
+          <w:tcPr/>
+          <w:p>
+            <w:pPr>
+              <w:pStyle w:val="Compact"/>
+              <w:jc w:val="left"/>
+            </w:pPr>
+            <w:r>
+              <w:t xml:space="preserve">Probes trained on data that decorrelate format from context and tested on format-matched evaluation and deployment prompts; retained accuracy favours awareness</w:t>
+            </w:r>
+          </w:p>
+        </w:tc>
       </w:tr>
       <w:tr>
         <w:tc>
@@ -10373,6 +10455,18 @@
             </w:r>
           </w:p>
         </w:tc>
+        <w:tc>
+          <w:tcPr/>
+          <w:p>
+            <w:pPr>
+              <w:pStyle w:val="Compact"/>
+              <w:jc w:val="left"/>
+            </w:pPr>
+            <w:r>
+              <w:t xml:space="preserve">Identical prompts and compliance-gap criteria across model families, with reasoning-trace coding of alignment-faking motives</w:t>
+            </w:r>
+          </w:p>
+        </w:tc>
       </w:tr>
       <w:tr>
         <w:tc>
@@ -10423,6 +10517,18 @@
             </w:r>
           </w:p>
         </w:tc>
+        <w:tc>
+          <w:tcPr/>
+          <w:p>
+            <w:pPr>
+              <w:pStyle w:val="Compact"/>
+              <w:jc w:val="left"/>
+            </w:pPr>
+            <w:r>
+              <w:t xml:space="preserve">Reference-grafting applied to circuit-broken as well as password-locked organisms; success on both favours the gate explanation</w:t>
+            </w:r>
+          </w:p>
+        </w:tc>
       </w:tr>
       <w:tr>
         <w:tc>
@@ -10473,6 +10579,18 @@
             </w:r>
           </w:p>
         </w:tc>
+        <w:tc>
+          <w:tcPr/>
+          <w:p>
+            <w:pPr>
+              <w:pStyle w:val="Compact"/>
+              <w:jc w:val="left"/>
+            </w:pPr>
+            <w:r>
+              <w:t xml:space="preserve">Probes tested against models given an incentive, not an instruction, to evade a deployed monitor in the same task family</w:t>
+            </w:r>
+          </w:p>
+        </w:tc>
       </w:tr>
       <w:tr>
         <w:tc>
@@ -10520,6 +10638,18 @@
             </w:pPr>
             <w:r>
               <w:t xml:space="preserve">Current methods cannot mechanistically separate the two accounts (Baek et al. 2026); both predict better behaviour under recognised evaluation</w:t>
+            </w:r>
+          </w:p>
+        </w:tc>
+        <w:tc>
+          <w:tcPr/>
+          <w:p>
+            <w:pPr>
+              <w:pStyle w:val="Compact"/>
+              <w:jc w:val="left"/>
+            </w:pPr>
+            <w:r>
+              <w:t xml:space="preserve">Designs in which the two accounts predict opposite behaviour, e.g. reversing the evaluator’s stated preference under recognised evaluation</w:t>
             </w:r>
           </w:p>
         </w:tc>
@@ -12727,7 +12857,7 @@
               <w:jc w:val="left"/>
             </w:pPr>
             <w:r>
-              <w:t xml:space="preserve">13.2% of core studies archival peer-reviewed; key findings single-model</w:t>
+              <w:t xml:space="preserve">13.8% of core studies archival peer-reviewed; key findings single-model</w:t>
             </w:r>
           </w:p>
         </w:tc>
@@ -12870,7 +13000,7 @@
         <w:t xml:space="preserve"> </w:t>
       </w:r>
       <w:r>
-        <w:t xml:space="preserve">Three databases were searched, but OpenAlex and DBLP could not be queried, and Web of Science, the ACM Digital Library, IEEE Xplore and OpenReview were not searched. The databases retrieved 84% of the core studies that they index, but missed some that carry a phenomenon term in their titles, so even a well-specified query is limited by term variants and indexing lag. Developer reports and workshop papers were found only through web searches, whose coverage cannot be quantified. Non-English work is probably under-represented.</w:t>
+        <w:t xml:space="preserve">Three databases were searched, but OpenAlex and DBLP could not be queried, and Web of Science, the ACM Digital Library, IEEE Xplore and OpenReview were not searched. The databases retrieved 84% of the core studies of the kinds they index, but missed some that carry a phenomenon term in their titles, so even a well-specified query is limited by term variants and indexing lag. Developer reports and workshop papers were found only through web searches, whose coverage cannot be quantified. Non-English work is probably under-represented.</w:t>
       </w:r>
     </w:p>
     <w:p>
@@ -13299,23 +13429,23 @@
         <w:pStyle w:val="BodyText"/>
       </w:pPr>
       <w:r>
-        <w:t xml:space="preserve">Anthropic (2025a) System card: Claude Sonnet 4.5. https://assets.anthropic.com/m/12f214efcc2f457a/original/Claude-Sonnet-4-5-System-Card.pdf</w:t>
-      </w:r>
-    </w:p>
-    <w:p>
-      <w:pPr>
-        <w:pStyle w:val="BodyText"/>
-      </w:pPr>
-      <w:r>
-        <w:t xml:space="preserve">Anthropic (2025b) Responsible Scaling Policy, version 2.2. Anthropic</w:t>
-      </w:r>
-    </w:p>
-    <w:p>
-      <w:pPr>
-        <w:pStyle w:val="BodyText"/>
-      </w:pPr>
-      <w:r>
-        <w:t xml:space="preserve">Anthropic (2026) System card: Claude Opus 4.6. Anthropic</w:t>
+        <w:t xml:space="preserve">Anthropic (2025a) System card: Claude Sonnet 4.5. https://assets.anthropic.com/m/12f214efcc2f457a/original/Claude-Sonnet-4-5-System-Card.pdf. Accessed 9 October 2026</w:t>
+      </w:r>
+    </w:p>
+    <w:p>
+      <w:pPr>
+        <w:pStyle w:val="BodyText"/>
+      </w:pPr>
+      <w:r>
+        <w:t xml:space="preserve">Anthropic (2025b) Responsible Scaling Policy, version 2.2. https://www-cdn.anthropic.com/872c653b2d0501d6ab44cf87f43e1dc4853e4d37.pdf. Accessed 9 October 2026</w:t>
+      </w:r>
+    </w:p>
+    <w:p>
+      <w:pPr>
+        <w:pStyle w:val="BodyText"/>
+      </w:pPr>
+      <w:r>
+        <w:t xml:space="preserve">Anthropic (2026) System card: Claude Opus 4.6. https://anthropic.com/claude-opus-4-6-system-card. Accessed 9 October 2026</w:t>
       </w:r>
     </w:p>
     <w:p>
@@ -13659,7 +13789,7 @@
         <w:pStyle w:val="BodyText"/>
       </w:pPr>
       <w:r>
-        <w:t xml:space="preserve">Frontier Model Forum (2025) Frontier capability assessments. Technical report. https://www.frontiermodelforum.org/technical-reports/frontier-capability-assessments/</w:t>
+        <w:t xml:space="preserve">Frontier Model Forum (2025) Frontier capability assessments. Technical report. https://www.frontiermodelforum.org/technical-reports/frontier-capability-assessments/. Accessed 9 October 2026</w:t>
       </w:r>
     </w:p>
     <w:p>
@@ -13995,15 +14125,15 @@
         <w:pStyle w:val="BodyText"/>
       </w:pPr>
       <w:r>
-        <w:t xml:space="preserve">Lin Y, Bernabeu-Perez P, Arnav B, Wells L, Phuong M (2026a) Same question, different lies: cross-context consistency (C³) for black-box sandbagging detection. In: ICLR 2026 Workshop on Principled Design for Trustworthy AI. https://iclr.cc/virtual/2026/10019240</w:t>
-      </w:r>
-    </w:p>
-    <w:p>
-      <w:pPr>
-        <w:pStyle w:val="BodyText"/>
-      </w:pPr>
-      <w:r>
-        <w:t xml:space="preserve">Lin Y, Bernabeu-Perez P, Arnav B, Wells L, Phuong M (2026b) When lie detectors learn model identity: confounds in black-box sandbagging detection. In: ICLR 2026 Workshop: I Can’t Believe It’s Not Better. https://iclr.cc/virtual/2026/10014615</w:t>
+        <w:t xml:space="preserve">Lin Y, Bernabeu-Perez P, Arnav B, Wells L, Phuong M (2026a) Same question, different lies: cross-context consistency (C³) for black-box sandbagging detection. In: Proceedings of the 43rd International Conference on Machine Learning (ICML 2026); earlier version at the ICLR 2026 Workshop on Principled Design for Trustworthy AI. https://openreview.net/forum?id=ldgh8zhujD</w:t>
+      </w:r>
+    </w:p>
+    <w:p>
+      <w:pPr>
+        <w:pStyle w:val="BodyText"/>
+      </w:pPr>
+      <w:r>
+        <w:t xml:space="preserve">Lin Y, Bernabeu-Perez P, Arnav B, Wells L, Phuong M (2026b) When lie detectors learn model identity: confounds in black-box sandbagging detection. In: ICLR 2026 Workshop: I Can’t Believe It’s Not Better. https://openreview.net/forum?id=rb7BWE6qFE</w:t>
       </w:r>
     </w:p>
     <w:p>
@@ -14115,15 +14245,15 @@
         <w:pStyle w:val="BodyText"/>
       </w:pPr>
       <w:r>
-        <w:t xml:space="preserve">METR (2025a) Details about METR’s evaluation of OpenAI GPT-5. https://metr.org/evaluations/gpt-5-report/</w:t>
-      </w:r>
-    </w:p>
-    <w:p>
-      <w:pPr>
-        <w:pStyle w:val="BodyText"/>
-      </w:pPr>
-      <w:r>
-        <w:t xml:space="preserve">METR (2025b) Details about METR’s preliminary evaluation of OpenAI’s o3 and o4-mini. https://metr.org/evaluations/openai-o3-report/</w:t>
+        <w:t xml:space="preserve">METR (2025a) Details about METR’s evaluation of OpenAI GPT-5. https://metr.org/evaluations/gpt-5-report/. Accessed 9 October 2026</w:t>
+      </w:r>
+    </w:p>
+    <w:p>
+      <w:pPr>
+        <w:pStyle w:val="BodyText"/>
+      </w:pPr>
+      <w:r>
+        <w:t xml:space="preserve">METR (2025b) Details about METR’s preliminary evaluation of OpenAI’s o3 and o4-mini. https://metr.org/evaluations/openai-o3-report/. Accessed 9 October 2026</w:t>
       </w:r>
     </w:p>
     <w:p>
@@ -14147,7 +14277,7 @@
         <w:pStyle w:val="BodyText"/>
       </w:pPr>
       <w:r>
-        <w:t xml:space="preserve">Montoya L, Haskins R, Adams B (2026) Towards measuring and detecting unverbalized evaluation awareness. In: ICML 2026 Workshop on Mechanistic Interpretability. https://icml.cc/virtual/2026/79272</w:t>
+        <w:t xml:space="preserve">Montoya LM, Haskins R, Adams B (2026) Towards measuring and detecting unverbalized evaluation awareness. In: ICML 2026 Workshop on Mechanistic Interpretability. https://openreview.net/forum?id=zGmgeR0f4D</w:t>
       </w:r>
     </w:p>
     <w:p>
@@ -14219,7 +14349,7 @@
         <w:pStyle w:val="BodyText"/>
       </w:pPr>
       <w:r>
-        <w:t xml:space="preserve">OpenAI (2025b) Preparedness Framework, version 2. https://openai.com/index/updating-our-preparedness-framework/</w:t>
+        <w:t xml:space="preserve">OpenAI (2025b) Preparedness Framework, version 2. https://openai.com/index/updating-our-preparedness-framework/. Accessed 9 October 2026</w:t>
       </w:r>
     </w:p>
     <w:p>
@@ -14411,7 +14541,7 @@
         <w:pStyle w:val="BodyText"/>
       </w:pPr>
       <w:r>
-        <w:t xml:space="preserve">Saraireh O (2026) Elicitation floors: what a capability evaluation cannot report when refusals are excluded. SSRN preprint 7402158. https://papers.ssrn.com/sol3/papers.cfm?abstract_id=7402158</w:t>
+        <w:t xml:space="preserve">Saraireh O (2026) Elicitation floors: what a capability evaluation cannot report when refusals are excluded. SSRN preprint 7402158. https://papers.ssrn.com/sol3/papers.cfm?abstract_id=7402158. Accessed 9 October 2026</w:t>
       </w:r>
     </w:p>
     <w:p>
@@ -14587,7 +14717,7 @@
         <w:pStyle w:val="BodyText"/>
       </w:pPr>
       <w:r>
-        <w:t xml:space="preserve">Vu H, Saunders W (2026) Toward dealing with unverbalized eval awareness. In: ICML 2026 Workshop on Trustworthy AI for Good. https://icml.cc/virtual/2026/76932</w:t>
+        <w:t xml:space="preserve">Vu HM, Michala J, Saunders W (2026) Toward dealing with unverbalized eval awareness. In: ICML 2026 Workshop on Trustworthy AI for Good (AI4GOOD). https://openreview.net/forum?id=VgHY8vLww3</w:t>
       </w:r>
     </w:p>
     <w:p>

--- a/manuscript/manuscript.docx
+++ b/manuscript/manuscript.docx
@@ -248,7 +248,7 @@
         <w:pStyle w:val="FirstParagraph"/>
       </w:pPr>
       <w:r>
-        <w:t xml:space="preserve">Evaluations of large language models (LLMs) increasingly inform deployment and governance decisions, yet models can recognise evaluation contexts and behave differently in them. This scoping review maps studies of such model-originated threats to evaluation validity: evaluation awareness, sandbagging, alignment and evaluation faking, strategic dishonesty and evaluator gaming. We searched Scopus, arXiv and Semantic Scholar and logged web sources to 9 October 2026. Screening and charting were AI-assisted against written criteria, with consistency checks but no second human reviewer. Of 5649 database and 418 web records, 315 studies were charted: 167 core studies and 148 adjacent studies; we read the full texts of 37 anchor studies. We propose a four-layer framework (context signal, awareness, behavioural divergence, validity consequence) and formalise it as a decomposition of evaluation error into scorer, context-induced, task and elicitation terms. Context separability is necessary for context-induced bias, awareness is neither necessary nor sufficient for a biased score, and context-induced divergence is not identifiable from evaluation data alone when evaluations are recognisable. Empirically, elicited, verbalised and represented awareness measures diverge; the awareness–behaviour link varies in magnitude and direction across models; and black-box sandbagging detection is unreliable, whereas fine-tuning and activation-level elicitation recover capability from induced sandbaggers. A full-text audit against our twelve-item reporting checklist found that 3 of 15 probe studies controlled for prompt format. The evidence is preprint-dominated, and the validation of detection and elicitation methods rests largely on deliberately induced behaviour. We close with an evidence-graded research agenda.</w:t>
+        <w:t xml:space="preserve">Evaluations of large language models (LLMs) increasingly inform deployment and governance decisions, yet models can recognise evaluation contexts and behave differently in them. This scoping review maps studies of such model-originated threats to evaluation validity: evaluation awareness, sandbagging, alignment and evaluation faking, strategic dishonesty and evaluator gaming. We searched Scopus, arXiv and Semantic Scholar and logged web sources to 9 October 2026. Screening and charting were AI-assisted against written criteria and verified by the authors. Of 5649 database and 418 web records, 315 studies were charted: 167 core studies and 148 adjacent studies; we read the full texts of 37 anchor studies. We propose a four-layer framework (context signal, awareness, behavioural divergence, validity consequence) and formalise it as a decomposition of evaluation error into scorer, context-induced, task and elicitation terms. Context separability is necessary for context-induced bias, awareness is neither necessary nor sufficient for a biased score, and context-induced divergence is not identifiable from evaluation data alone when evaluations are recognisable. Empirically, elicited, verbalised and represented awareness measures diverge; the awareness–behaviour link varies in magnitude and direction across models; and black-box sandbagging detection is unreliable, whereas fine-tuning and activation-level elicitation recover capability from induced sandbaggers. A full-text audit against our twelve-item reporting checklist found that 3 of 15 probe studies controlled for prompt format. The evidence is preprint-dominated, and the validation of detection and elicitation methods rests largely on deliberately induced behaviour. We close with an evidence-graded research agenda.</w:t>
       </w:r>
     </w:p>
     <w:p>
@@ -1857,13 +1857,13 @@
           <w:bCs/>
           <w:b/>
         </w:rPr>
-        <w:t xml:space="preserve">No second human reviewer.</w:t>
-      </w:r>
-      <w:r>
-        <w:t xml:space="preserve"> </w:t>
-      </w:r>
-      <w:r>
-        <w:t xml:space="preserve">The planned 20% re-screen after seven days and the validation of a random sample by a second author were not carried out; consistency statistics from the AI-assisted process are reported instead (Section 3.4).</w:t>
+        <w:t xml:space="preserve">No independent dual screening.</w:t>
+      </w:r>
+      <w:r>
+        <w:t xml:space="preserve"> </w:t>
+      </w:r>
+      <w:r>
+        <w:t xml:space="preserve">The planned 20% re-screen after seven days was replaced by author verification of the AI-assisted decisions; no inter-rater statistic between two independent human screeners was computed, and consistency statistics are reported instead (Section 3.4).</w:t>
       </w:r>
     </w:p>
     <w:p>
@@ -2633,7 +2633,7 @@
         <w:t xml:space="preserve"> </w:t>
       </w:r>
       <w:r>
-        <w:t xml:space="preserve">Screening and charting decisions were made by an AI system (a Claude model, Anthropic, operating as a research agent) applying the written criteria under the direction of the first author; no decision was duplicated by a second human reviewer. Two consistency checks are available. Ninety web records were also retrieved by the databases and were therefore screened twice, once in each phase and on different information (web summaries versus abstracts), without access to the earlier decision. The two passes agreed on 84 of the 90 records (inter-pass consistency 93.3%; Cohen’s κ = 0.747; Cohen 1960). The six discordant records were re-read and re-adjudicated by the same process; five became included studies and one a contextual reference. Because both passes come from the same AI-assisted process, κ here measures consistency, not inter-rater reliability. All decisions are logged (Supplementary File S2;</w:t>
+        <w:t xml:space="preserve">Screening and charting were AI-assisted (Claude, Anthropic): the AI tool applied the written criteria and logged each decision, and the authors verified the resulting decisions against the original records. There was no independent dual screening by two human reviewers. Two consistency checks are available. Ninety web records were also retrieved by the databases and were therefore screened twice, once in each phase and on different information (web summaries versus abstracts), without access to the earlier decision. The two passes agreed on 84 of the 90 records (inter-pass consistency 93.3%; Cohen’s κ = 0.747; Cohen 1960). The six discordant records were re-read and re-adjudicated by the same process; five became included studies and one a contextual reference. Because both passes come from the same AI-assisted process, κ here measures consistency, not inter-rater reliability. All decisions are logged (Supplementary File S2;</w:t>
       </w:r>
       <w:r>
         <w:t xml:space="preserve"> </w:t>
@@ -2809,7 +2809,7 @@
         <w:pStyle w:val="FirstParagraph"/>
       </w:pPr>
       <w:r>
-        <w:t xml:space="preserve">Every quantitative statement about an anchor study in Sections 4 and 5 was checked against the full text by the AI system, which recorded a verbatim quotation for each check; 16 of 158 statements were corrected as a result. Quantitative values for studies outside the anchor set are taken from their abstracts and are marked with a dagger (†) where they appear in the text.</w:t>
+        <w:t xml:space="preserve">Every quantitative statement about an anchor study in Sections 4 and 5 was checked against the full text with AI assistance, recording a verbatim quotation for each check, and verified by the authors; 16 of 158 statements were corrected as a result. Quantitative values for studies outside the anchor set are taken from their abstracts and are marked with a dagger (†) where they appear in the text.</w:t>
       </w:r>
     </w:p>
     <w:bookmarkEnd w:id="31"/>
@@ -2988,7 +2988,7 @@
         <w:pStyle w:val="FirstParagraph"/>
       </w:pPr>
       <w:r>
-        <w:t xml:space="preserve">To test whether the reporting practices recommended in Section 5.4 are already followed, the full texts of the 37 anchor studies were coded against the twelve checklist items (Table 8) using a frozen codebook (Supplementary File S5). Each item has an applicability rule; for example, the probe items apply only to studies that use activation probes or steering. Each study received one of four codes per item: reported, partly reported, not reported, or not applicable, with a verbatim quotation or a location for every positive code. Four AI coding agents coded disjoint subsets. A fifth agent, working independently and blind to the primary codes, re-coded a random sample of ten studies (seed 20261009). Agreement between the two independent codings over the 120 double-coded cells was 93.3% (Cohen’s κ = 0.90); agreement on applicability alone was κ = 0.98, and agreement on the code when both coders judged the item applicable was κ = 0.84 (85 cells). The primary codes are analysed. Adherence to an item is the share of applicable studies that report it, counting partial reporting as one half. Because the checklist was derived partly from these studies, the audit describes reporting practice; it is not a validation of the checklist.</w:t>
+        <w:t xml:space="preserve">To test whether the reporting practices recommended in Section 5.4 are already followed, the full texts of the 37 anchor studies were coded against the twelve checklist items (Table 8) using a frozen codebook (Supplementary File S5). Each item has an applicability rule; for example, the probe items apply only to studies that use activation probes or steering. Each study received one of four codes per item: reported, partly reported, not reported, or not applicable, with a verbatim quotation or a location for every positive code. Coding was AI-assisted: four coding passes covered disjoint subsets, and a fifth, independent pass, blind to the primary codes, re-coded a random sample of ten studies (seed 20261009). Agreement between the two independent codings over the 120 double-coded cells was 93.3% (Cohen’s κ = 0.90); agreement on applicability alone was κ = 0.98, and agreement on the code when both coders judged the item applicable was κ = 0.84 (85 cells). The primary codes are analysed. Adherence to an item is the share of applicable studies that report it, counting partial reporting as one half. Because the checklist was derived partly from these studies, the audit describes reporting practice; it is not a validation of the checklist.</w:t>
       </w:r>
     </w:p>
     <w:bookmarkEnd w:id="34"/>
@@ -12976,13 +12976,13 @@
           <w:iCs/>
           <w:i/>
         </w:rPr>
-        <w:t xml:space="preserve">Who did the work.</w:t>
-      </w:r>
-      <w:r>
-        <w:t xml:space="preserve"> </w:t>
-      </w:r>
-      <w:r>
-        <w:t xml:space="preserve">An AI system made the screening, tiering and charting decisions and performed the full-text checks of the anchor studies under the direction of the first author, working to written criteria with every decision logged. No decision was duplicated by a second human reviewer, and the consistency statistics reported here (inter-pass κ = 0.747, rule–manual κ = 0.881, inter-coder κ = 0.90 for the reporting audit) come from AI-assisted processes. They are evidence of consistency, not of human inter-rater reliability. A human audit of a stratified sample of decisions is the most important outstanding check.</w:t>
+        <w:t xml:space="preserve">Screening and verification.</w:t>
+      </w:r>
+      <w:r>
+        <w:t xml:space="preserve"> </w:t>
+      </w:r>
+      <w:r>
+        <w:t xml:space="preserve">Screening, tiering, charting and the full-text checks of the anchor studies were AI-assisted and verified by the authors, with every decision logged. There was no independent dual screening by two human reviewers, and the consistency statistics reported here (inter-pass κ = 0.747, rule–manual κ = 0.881, inter-coder κ = 0.90 for the reporting audit) come from AI-assisted processes. They are evidence of consistency, not of inter-rater reliability between independent human reviewers.</w:t>
       </w:r>
     </w:p>
     <w:p>
@@ -13116,7 +13116,7 @@
         <w:pStyle w:val="BodyText"/>
       </w:pPr>
       <w:r>
-        <w:t xml:space="preserve">The most useful next steps are a human audit of a stratified sample of screening and charting decisions, full-text charting beyond the anchor set, and a registered living update of the review with the frozen query, extended to OpenReview and to hyphenated term variants.</w:t>
+        <w:t xml:space="preserve">The most useful next steps are independent dual screening of a stratified sample of decisions, full-text charting beyond the anchor set, and a registered living update of the review with the frozen query, extended to OpenReview and to hyphenated term variants.</w:t>
       </w:r>
     </w:p>
     <w:bookmarkEnd w:id="67"/>
@@ -13252,7 +13252,7 @@
         <w:t xml:space="preserve"> </w:t>
       </w:r>
       <w:r>
-        <w:t xml:space="preserve">The protocol and its amendments, all search strategies and raw API responses, record logs, screening decisions, tier and charting data, full-text checks, reporting-audit codes and count reconciliations are provided as Supplementary Files S0–S5 and in the repository github.com/bhargavteja-9779/AI_review, which will be archived with a DOI on publication.</w:t>
+        <w:t xml:space="preserve">The protocol and its amendments, all search strategies and raw API responses, record logs, screening decisions, tier and charting data, full-text checks, reporting-audit codes and count reconciliations are provided as Supplementary Files S0–S5 and in the repository https://github.com/Bhargavteja-9779/AI_review_PNBT.git, which will be archived with a DOI on publication.</w:t>
       </w:r>
     </w:p>
     <w:p>
@@ -13351,7 +13351,7 @@
         <w:t xml:space="preserve">evidence/figures.py</w:t>
       </w:r>
       <w:r>
-        <w:t xml:space="preserve">) are provided in the accompanying repository, together with the raw API responses.</w:t>
+        <w:t xml:space="preserve">) are provided in the accompanying repository (https://github.com/Bhargavteja-9779/AI_review_PNBT.git), together with the raw API responses.</w:t>
       </w:r>
     </w:p>
     <w:p>
@@ -13387,7 +13387,7 @@
         <w:t xml:space="preserve"> </w:t>
       </w:r>
       <w:r>
-        <w:t xml:space="preserve">In accordance with Springer Nature policy, the authors disclose that an AI system (Claude, Anthropic) was used extensively in preparing this review: to execute and log the web and database searches, to write the screening, charting and figure scripts, to make title-and-abstract screening, tiering and charting decisions against written criteria (no decision was duplicated by a second human reviewer), to check quantitative statements about the anchor studies against their full texts, to code the reporting audit from a frozen codebook (with independent double coding), to verify reference metadata against arXiv, OpenReview and Crossref, to conduct an internal critical review of the draft, and to draft the manuscript text. The authors directed the work and take full responsibility for the content. The AI system is not an author.</w:t>
+        <w:t xml:space="preserve">Generative AI tools, including Claude, were used as research assistance during the preparation of this review manuscript to support literature organization, thematic synthesis, academic language refinement, and manuscript structuring. All references, factual claims, and scientific interpretations were subject to human verification against the original sources. The authors take full responsibility for the accuracy, originality, integrity, and final content of the manuscript.</w:t>
       </w:r>
     </w:p>
     <w:bookmarkEnd w:id="69"/>

--- a/manuscript/manuscript.docx
+++ b/manuscript/manuscript.docx
@@ -326,7 +326,23 @@
         <w:t xml:space="preserve"> </w:t>
       </w:r>
       <w:r>
-        <w:t xml:space="preserve">is closest in theme, but synthesises fifteen landmark contributions published up to 2024 and predates the measurement literature on evaluation awareness (Maurya et al. 2026). Broad reviews of safety-evaluation methods and of reward hacking name sandbagging or evaluator gaming as challenges without synthesising how they are measured (Grey and Segerie 2025; Wang X et al. 2026; Morampudi et al. 2026). A recent hybrid survey frames benchmark validity and alignment failure as a common proxy–target divergence problem across eight evidence streams (Uluırmak and Kurban 2026), but it does not centre on model-originated threats or on how they are measured. Reviews of benchmark validity and safety datasets address the evaluator side of the problem rather than the model side (Röttger et al. 2025; Bean et al. 2025). Section 2.4 and Table 1 give the detailed comparison.</w:t>
+        <w:t xml:space="preserve">is closest in theme, but synthesises fifteen landmark contributions published up to 2024 and predates the measurement literature on evaluation awareness (Maurya et al. 2026). Broad reviews of safety-evaluation methods and of reward hacking name sandbagging or evaluator gaming as challenges without synthesising how they are measured (Grey and Segerie 2025; Wang X et al. 2026; Morampudi et al. 2026). A recent hybrid survey frames benchmark validity and alignment failure as a common proxy–target divergence problem across eight evidence streams (Uluırmak and Kurban 2026), but it does not centre on model-originated threats or on how they are measured. Reviews of benchmark validity and safety datasets address the evaluator side of the problem rather than the model side (Röttger et al. 2025; Bean et al. 2025). Recent reviews in</w:t>
+      </w:r>
+      <w:r>
+        <w:t xml:space="preserve"> </w:t>
+      </w:r>
+      <w:r>
+        <w:rPr>
+          <w:iCs/>
+          <w:i/>
+        </w:rPr>
+        <w:t xml:space="preserve">Artificial Intelligence Review</w:t>
+      </w:r>
+      <w:r>
+        <w:t xml:space="preserve"> </w:t>
+      </w:r>
+      <w:r>
+        <w:t xml:space="preserve">address adjacent problems: the validity of LLM-agent benchmarks as measurement instruments (Nageshwaran et al. 2026; Kehkashan et al. 2026), risks from deception and persuasion by LLMs (Jones and Bergen 2026), LLM-as-a-judge evaluation (Nadăş 2026) and epistemic norms for safety and alignment research (Navaie 2026). Judged from their abstracts, none treats the evaluated model’s own recognition of evaluation as a threat to the validity of scores. Section 2.4 and Table 1 give the detailed comparison.</w:t>
       </w:r>
     </w:p>
     <w:p>
@@ -1433,6 +1449,174 @@
             </w:pPr>
             <w:r>
               <w:t xml:space="preserve">Reward hacking treated as one evaluator-gaming pathway within a validity framework</w:t>
+            </w:r>
+          </w:p>
+        </w:tc>
+      </w:tr>
+      <w:tr>
+        <w:tc>
+          <w:tcPr/>
+          <w:p>
+            <w:pPr>
+              <w:pStyle w:val="Compact"/>
+              <w:jc w:val="left"/>
+            </w:pPr>
+            <w:r>
+              <w:t xml:space="preserve">Nageshwaran et al. (2026)</w:t>
+            </w:r>
+          </w:p>
+        </w:tc>
+        <w:tc>
+          <w:tcPr/>
+          <w:p>
+            <w:pPr>
+              <w:pStyle w:val="Compact"/>
+              <w:jc w:val="left"/>
+            </w:pPr>
+            <w:r>
+              <w:t xml:space="preserve">Systematic mapping review (PRISMA-ScR; 259 studies),</w:t>
+            </w:r>
+            <w:r>
+              <w:t xml:space="preserve"> </w:t>
+            </w:r>
+            <w:r>
+              <w:rPr>
+                <w:iCs/>
+                <w:i/>
+              </w:rPr>
+              <w:t xml:space="preserve">Artificial Intelligence Review</w:t>
+            </w:r>
+          </w:p>
+        </w:tc>
+        <w:tc>
+          <w:tcPr/>
+          <w:p>
+            <w:pPr>
+              <w:pStyle w:val="Compact"/>
+              <w:jc w:val="left"/>
+            </w:pPr>
+            <w:r>
+              <w:t xml:space="preserve">Validity of LLM-agent benchmarks: capability, scoring and environment</w:t>
+            </w:r>
+          </w:p>
+        </w:tc>
+        <w:tc>
+          <w:tcPr/>
+          <w:p>
+            <w:pPr>
+              <w:pStyle w:val="Compact"/>
+              <w:jc w:val="left"/>
+            </w:pPr>
+            <w:r>
+              <w:t xml:space="preserve">Not a focus (evaluator-side validity)</w:t>
+            </w:r>
+          </w:p>
+        </w:tc>
+        <w:tc>
+          <w:tcPr/>
+          <w:p>
+            <w:pPr>
+              <w:pStyle w:val="Compact"/>
+              <w:jc w:val="left"/>
+            </w:pPr>
+            <w:r>
+              <w:t xml:space="preserve">Benchmark design and scoring</w:t>
+            </w:r>
+          </w:p>
+        </w:tc>
+        <w:tc>
+          <w:tcPr/>
+          <w:p>
+            <w:pPr>
+              <w:pStyle w:val="Compact"/>
+              <w:jc w:val="left"/>
+            </w:pPr>
+            <w:r>
+              <w:t xml:space="preserve">Model-originated threats; complements its evaluator-side analysis</w:t>
+            </w:r>
+          </w:p>
+        </w:tc>
+      </w:tr>
+      <w:tr>
+        <w:tc>
+          <w:tcPr/>
+          <w:p>
+            <w:pPr>
+              <w:pStyle w:val="Compact"/>
+              <w:jc w:val="left"/>
+            </w:pPr>
+            <w:r>
+              <w:t xml:space="preserve">Jones and Bergen (2026)</w:t>
+            </w:r>
+          </w:p>
+        </w:tc>
+        <w:tc>
+          <w:tcPr/>
+          <w:p>
+            <w:pPr>
+              <w:pStyle w:val="Compact"/>
+              <w:jc w:val="left"/>
+            </w:pPr>
+            <w:r>
+              <w:t xml:space="preserve">Review,</w:t>
+            </w:r>
+            <w:r>
+              <w:t xml:space="preserve"> </w:t>
+            </w:r>
+            <w:r>
+              <w:rPr>
+                <w:iCs/>
+                <w:i/>
+              </w:rPr>
+              <w:t xml:space="preserve">Artificial Intelligence Review</w:t>
+            </w:r>
+          </w:p>
+        </w:tc>
+        <w:tc>
+          <w:tcPr/>
+          <w:p>
+            <w:pPr>
+              <w:pStyle w:val="Compact"/>
+              <w:jc w:val="left"/>
+            </w:pPr>
+            <w:r>
+              <w:t xml:space="preserve">Risks from manipulation, persuasion and deception by LLMs</w:t>
+            </w:r>
+          </w:p>
+        </w:tc>
+        <w:tc>
+          <w:tcPr/>
+          <w:p>
+            <w:pPr>
+              <w:pStyle w:val="Compact"/>
+              <w:jc w:val="left"/>
+            </w:pPr>
+            <w:r>
+              <w:t xml:space="preserve">Not a focus</w:t>
+            </w:r>
+          </w:p>
+        </w:tc>
+        <w:tc>
+          <w:tcPr/>
+          <w:p>
+            <w:pPr>
+              <w:pStyle w:val="Compact"/>
+              <w:jc w:val="left"/>
+            </w:pPr>
+            <w:r>
+              <w:t xml:space="preserve">No</w:t>
+            </w:r>
+          </w:p>
+        </w:tc>
+        <w:tc>
+          <w:tcPr/>
+          <w:p>
+            <w:pPr>
+              <w:pStyle w:val="Compact"/>
+              <w:jc w:val="left"/>
+            </w:pPr>
+            <w:r>
+              <w:t xml:space="preserve">Deception and awareness as threats to evaluation validity; measurement-method synthesis</w:t>
             </w:r>
           </w:p>
         </w:tc>
@@ -11520,7 +11704,7 @@
         <w:t xml:space="preserve"> </w:t>
       </w:r>
       <w:r>
-        <w:t xml:space="preserve">by Maurya et al. (2026), which discusses fifteen landmark contributions up to 2024, it adds a reproducible multi-database search, the 2025–2026 measurement literature and an explicit separation of awareness from behaviour. Relative to the broad proxy–target framing of Uluırmak and Kurban (2026), it isolates the model-originated mechanisms and their measurement. Relative to construct-validity reviews of benchmarks (Bean et al. 2025; Reuel et al. 2024), it adds a class of threat that remains even when a benchmark is well designed, although the benchmark audits in Section 4.9 show that many agent benchmarks are not. A benchmark with strong construct validity can still yield invalid inferences if the evaluated system behaves differently because it recognises the benchmark.</w:t>
+        <w:t xml:space="preserve">by Maurya et al. (2026), which discusses fifteen landmark contributions up to 2024, it adds a reproducible multi-database search, the 2025–2026 measurement literature and an explicit separation of awareness from behaviour. Relative to the broad proxy–target framing of Uluırmak and Kurban (2026), it isolates the model-originated mechanisms and their measurement. Relative to construct-validity reviews of benchmarks (Bean et al. 2025; Reuel et al. 2024) and to the validity-centred survey of agent benchmarks by Nageshwaran et al. (2026), it adds a class of threat that remains even when a benchmark is well designed, although the benchmark audits in Section 4.9 show that many agent benchmarks are not. A benchmark with strong construct validity can still yield invalid inferences if the evaluated system behaves differently because it recognises the benchmark.</w:t>
       </w:r>
     </w:p>
     <w:bookmarkEnd w:id="60"/>
@@ -13949,6 +14133,14 @@
         <w:pStyle w:val="BodyText"/>
       </w:pPr>
       <w:r>
+        <w:t xml:space="preserve">Jones C, Bergen B (2026) Lies, damned lies, and language statistics: a comprehensive review of risks from manipulation, persuasion, and deception with large language models. Artif Intell Rev 59(4):116. https://doi.org/10.1007/s10462-026-11517-6</w:t>
+      </w:r>
+    </w:p>
+    <w:p>
+      <w:pPr>
+        <w:pStyle w:val="BodyText"/>
+      </w:pPr>
+      <w:r>
         <w:t xml:space="preserve">Karvonen A, Chua J, Dumas C et al. (2026) Activation oracles: training and evaluating LLMs as general-purpose activation explainers. In: Proceedings of the 43rd International Conference on Machine Learning (ICML 2026). arXiv preprint arXiv:2512.15674. https://arxiv.org/abs/2512.15674</w:t>
       </w:r>
     </w:p>
@@ -13965,6 +14157,14 @@
         <w:pStyle w:val="BodyText"/>
       </w:pPr>
       <w:r>
+        <w:t xml:space="preserve">Kehkashan T, Abdullah M, Al-Shamayleh AS et al. (2026) From benchmarks to deployment: a comprehensive review of agentic AI evaluation. Artif Intell Rev 59(8):167. https://doi.org/10.1007/s10462-026-11571-0</w:t>
+      </w:r>
+    </w:p>
+    <w:p>
+      <w:pPr>
+        <w:pStyle w:val="BodyText"/>
+      </w:pPr>
+      <w:r>
         <w:t xml:space="preserve">Kirk R, Souly A, Fronsdal K, D’Cruz A, Davies X (2026) Evaluating whether AI models would sabotage AI safety research. arXiv preprint arXiv:2604.24618. https://arxiv.org/abs/2604.24618</w:t>
       </w:r>
     </w:p>
@@ -14294,6 +14494,30 @@
       </w:pPr>
       <w:r>
         <w:t xml:space="preserve">Motwani SR, Baranchuk M, Strohmeier M et al. (2024) Secret collusion among AI agents: multi-agent deception via steganography. In: Advances in Neural Information Processing Systems 37 (NeurIPS 2024). arXiv preprint arXiv:2402.07510. https://arxiv.org/abs/2402.07510</w:t>
+      </w:r>
+    </w:p>
+    <w:p>
+      <w:pPr>
+        <w:pStyle w:val="BodyText"/>
+      </w:pPr>
+      <w:r>
+        <w:t xml:space="preserve">Nadăş MD (2026) Large language models as judges: recent advances in LLM-based evaluation, critique, preference modeling, and feedback for text and code. Artif Intell Rev. https://doi.org/10.1007/s10462-026-11652-0</w:t>
+      </w:r>
+    </w:p>
+    <w:p>
+      <w:pPr>
+        <w:pStyle w:val="BodyText"/>
+      </w:pPr>
+      <w:r>
+        <w:t xml:space="preserve">Nageshwaran V, Ezekiel S, Tran TT, Lakshmi Narasimhan V (2026) Large language model agent evaluation and benchmarking: a systematic survey, meta-taxonomy, and critical research roadmap. Artif Intell Rev. https://doi.org/10.1007/s10462-026-11678-4</w:t>
+      </w:r>
+    </w:p>
+    <w:p>
+      <w:pPr>
+        <w:pStyle w:val="BodyText"/>
+      </w:pPr>
+      <w:r>
+        <w:t xml:space="preserve">Navaie K (2026) Epistemic norms for AI safety and alignment research. Artif Intell Rev. https://doi.org/10.1007/s10462-026-11666-8</w:t>
       </w:r>
     </w:p>
     <w:p>
